--- a/backend/report/master_template_ar.docx
+++ b/backend/report/master_template_ar.docx
@@ -27,7 +27,7 @@
               </w:rPr>
               <w:drawing>
                 <wp:inline xmlns:a="http://schemas.openxmlformats.org/drawingml/2006/main" xmlns:pic="http://schemas.openxmlformats.org/drawingml/2006/picture">
-                  <wp:extent cx="1285714" cy="864000"/>
+                  <wp:extent cx="1071429" cy="720000"/>
                   <wp:docPr id="1" name="Picture 1"/>
                   <wp:cNvGraphicFramePr>
                     <a:graphicFrameLocks noChangeAspect="1"/>
@@ -48,7 +48,7 @@
                         <pic:spPr>
                           <a:xfrm>
                             <a:off x="0" y="0"/>
-                            <a:ext cx="1285714" cy="864000"/>
+                            <a:ext cx="1071429" cy="720000"/>
                           </a:xfrm>
                           <a:prstGeom prst="rect"/>
                         </pic:spPr>
@@ -75,7 +75,7 @@
               </w:rPr>
               <w:drawing>
                 <wp:inline xmlns:a="http://schemas.openxmlformats.org/drawingml/2006/main" xmlns:pic="http://schemas.openxmlformats.org/drawingml/2006/picture">
-                  <wp:extent cx="1234286" cy="864000"/>
+                  <wp:extent cx="1028571" cy="720000"/>
                   <wp:docPr id="2" name="Picture 2"/>
                   <wp:cNvGraphicFramePr>
                     <a:graphicFrameLocks noChangeAspect="1"/>
@@ -96,7 +96,7 @@
                         <pic:spPr>
                           <a:xfrm>
                             <a:off x="0" y="0"/>
-                            <a:ext cx="1234286" cy="864000"/>
+                            <a:ext cx="1028571" cy="720000"/>
                           </a:xfrm>
                           <a:prstGeom prst="rect"/>
                         </pic:spPr>
@@ -113,9 +113,157 @@
     <w:p>
       <w:pPr>
         <w:bidi/>
-        <w:spacing w:after="80"/>
+        <w:spacing w:after="280"/>
         <w:jc w:val="right"/>
       </w:pPr>
+    </w:p>
+    <w:tbl>
+      <w:tblPr>
+        <w:bidiVisual/>
+        <w:tblW w:type="auto" w:w="0"/>
+        <w:jc w:val="center"/>
+        <w:tblLayout w:type="fixed"/>
+        <w:tblLook w:firstColumn="1" w:firstRow="1" w:lastColumn="0" w:lastRow="0" w:noHBand="0" w:noVBand="1" w:val="04A0"/>
+      </w:tblPr>
+      <w:tblGrid>
+        <w:gridCol w:w="9412"/>
+      </w:tblGrid>
+      <w:tr>
+        <w:tc>
+          <w:tcPr>
+            <w:tcW w:type="dxa" w:w="9411"/>
+            <w:shd w:val="clear" w:fill="0F3D6E"/>
+          </w:tcPr>
+          <w:p>
+            <w:pPr>
+              <w:bidi/>
+              <w:spacing w:before="320" w:after="0"/>
+              <w:jc w:val="center"/>
+            </w:pPr>
+            <w:r>
+              <w:rPr>
+                <w:rFonts w:cs="Amiri"/>
+                <w:b/>
+                <w:color w:val="FFFFFF"/>
+                <w:sz w:val="60"/>
+                <w:szCs w:val="60"/>
+              </w:rPr>
+              <w:t>AIR QUALITY</w:t>
+            </w:r>
+          </w:p>
+          <w:p>
+            <w:pPr>
+              <w:bidi/>
+              <w:spacing w:before="0" w:after="0"/>
+              <w:jc w:val="center"/>
+            </w:pPr>
+            <w:r>
+              <w:rPr>
+                <w:rFonts w:cs="Amiri"/>
+                <w:b/>
+                <w:color w:val="FFFFFF"/>
+                <w:sz w:val="60"/>
+                <w:szCs w:val="60"/>
+              </w:rPr>
+              <w:t>MONITORING REPORT</w:t>
+            </w:r>
+          </w:p>
+          <w:p>
+            <w:pPr>
+              <w:bidi/>
+              <w:spacing w:before="80" w:after="280"/>
+              <w:jc w:val="center"/>
+            </w:pPr>
+            <w:r>
+              <w:rPr>
+                <w:rFonts w:cs="Amiri"/>
+                <w:b w:val="0"/>
+                <w:color w:val="BFD9EF"/>
+                <w:sz w:val="20"/>
+                <w:szCs w:val="20"/>
+              </w:rPr>
+              <w:t>Ambient Air Quality  ·  KSA NCEC 2020 Standards</w:t>
+            </w:r>
+          </w:p>
+        </w:tc>
+      </w:tr>
+    </w:tbl>
+    <w:tbl>
+      <w:tblPr>
+        <w:bidiVisual/>
+        <w:tblW w:type="auto" w:w="0"/>
+        <w:jc w:val="center"/>
+        <w:tblLayout w:type="fixed"/>
+        <w:tblLook w:firstColumn="1" w:firstRow="1" w:lastColumn="0" w:lastRow="0" w:noHBand="0" w:noVBand="1" w:val="04A0"/>
+      </w:tblPr>
+      <w:tblGrid>
+        <w:gridCol w:w="9412"/>
+      </w:tblGrid>
+      <w:tr>
+        <w:tc>
+          <w:tcPr>
+            <w:tcW w:type="dxa" w:w="9411"/>
+            <w:shd w:val="clear" w:fill="2F9E63"/>
+          </w:tcPr>
+          <w:p>
+            <w:pPr>
+              <w:bidi/>
+              <w:spacing w:after="0"/>
+            </w:pPr>
+            <w:r>
+              <w:rPr>
+                <w:rFonts w:cs="Amiri"/>
+                <w:sz w:val="4"/>
+                <w:szCs w:val="4"/>
+              </w:rPr>
+              <w:t xml:space="preserve"> </w:t>
+            </w:r>
+          </w:p>
+        </w:tc>
+      </w:tr>
+    </w:tbl>
+    <w:p>
+      <w:pPr>
+        <w:bidi/>
+        <w:spacing w:after="320"/>
+        <w:jc w:val="right"/>
+      </w:pPr>
+    </w:p>
+    <w:p>
+      <w:pPr>
+        <w:bidi/>
+        <w:spacing w:after="40"/>
+        <w:jc w:val="center"/>
+      </w:pPr>
+      <w:r>
+        <w:rPr>
+          <w:rFonts w:cs="Amiri"/>
+          <w:b w:val="0"/>
+          <w:i w:val="0"/>
+          <w:color w:val="6B6B6B"/>
+          <w:sz w:val="24"/>
+          <w:szCs w:val="24"/>
+        </w:rPr>
+        <w:t>prepared for</w:t>
+      </w:r>
+    </w:p>
+    <w:p>
+      <w:pPr>
+        <w:bidi/>
+        <w:spacing w:after="320"/>
+        <w:jc w:val="center"/>
+      </w:pPr>
+      <w:r>
+        <w:rPr>
+          <w:rFonts w:cs="Amiri"/>
+          <w:b/>
+          <w:i w:val="0"/>
+          <w:color w:val="0F3D6E"/>
+          <w:sz w:val="48"/>
+          <w:szCs w:val="48"/>
+        </w:rPr>
+        <w:t>{{ project_name }}</w:t>
+      </w:r>
     </w:p>
     <w:p>
       <w:pPr>
@@ -137,7 +285,7 @@
     <w:p>
       <w:pPr>
         <w:bidi/>
-        <w:spacing w:after="160"/>
+        <w:spacing w:after="200"/>
         <w:jc w:val="center"/>
       </w:pPr>
       <w:r>
@@ -168,36 +316,260 @@
         <w:t>{%p endif %}</w:t>
       </w:r>
     </w:p>
+    <w:tbl>
+      <w:tblPr>
+        <w:bidiVisual/>
+        <w:tblStyle w:val="TableGrid"/>
+        <w:tblW w:type="auto" w:w="0"/>
+        <w:jc w:val="center"/>
+        <w:tblLook w:firstColumn="1" w:firstRow="1" w:lastColumn="0" w:lastRow="0" w:noHBand="0" w:noVBand="1" w:val="04A0"/>
+      </w:tblPr>
+      <w:tblGrid>
+        <w:gridCol w:w="4706"/>
+        <w:gridCol w:w="4706"/>
+      </w:tblGrid>
+      <w:tr>
+        <w:tc>
+          <w:tcPr>
+            <w:tcW w:type="dxa" w:w="2608"/>
+            <w:shd w:val="clear" w:fill="E8F1F9"/>
+          </w:tcPr>
+          <w:p>
+            <w:pPr>
+              <w:bidi/>
+              <w:jc w:val="right"/>
+            </w:pPr>
+            <w:r>
+              <w:rPr>
+                <w:rFonts w:cs="Amiri"/>
+                <w:color w:val="0F3D6E"/>
+              </w:rPr>
+            </w:r>
+            <w:r>
+              <w:rPr>
+                <w:rFonts w:cs="Amiri"/>
+                <w:b/>
+                <w:i w:val="0"/>
+                <w:color w:val="0F3D6E"/>
+                <w:sz w:val="20"/>
+                <w:szCs w:val="20"/>
+                <w:rtl/>
+              </w:rPr>
+              <w:t>العميل</w:t>
+            </w:r>
+          </w:p>
+        </w:tc>
+        <w:tc>
+          <w:tcPr>
+            <w:tcW w:type="dxa" w:w="6803"/>
+          </w:tcPr>
+          <w:p>
+            <w:pPr>
+              <w:bidi/>
+              <w:jc w:val="right"/>
+            </w:pPr>
+            <w:r>
+              <w:rPr>
+                <w:rFonts w:cs="Amiri"/>
+              </w:rPr>
+            </w:r>
+            <w:r>
+              <w:rPr>
+                <w:rFonts w:cs="Amiri"/>
+                <w:b w:val="0"/>
+                <w:i w:val="0"/>
+                <w:sz w:val="20"/>
+                <w:szCs w:val="20"/>
+              </w:rPr>
+              <w:t>{{ client }}</w:t>
+            </w:r>
+          </w:p>
+        </w:tc>
+      </w:tr>
+      <w:tr>
+        <w:tc>
+          <w:tcPr>
+            <w:tcW w:type="dxa" w:w="2608"/>
+            <w:shd w:val="clear" w:fill="E8F1F9"/>
+          </w:tcPr>
+          <w:p>
+            <w:pPr>
+              <w:bidi/>
+              <w:jc w:val="right"/>
+            </w:pPr>
+            <w:r>
+              <w:rPr>
+                <w:rFonts w:cs="Amiri"/>
+                <w:color w:val="0F3D6E"/>
+              </w:rPr>
+            </w:r>
+            <w:r>
+              <w:rPr>
+                <w:rFonts w:cs="Amiri"/>
+                <w:b/>
+                <w:i w:val="0"/>
+                <w:color w:val="0F3D6E"/>
+                <w:sz w:val="20"/>
+                <w:szCs w:val="20"/>
+                <w:rtl/>
+              </w:rPr>
+              <w:t>رقم التقرير</w:t>
+            </w:r>
+          </w:p>
+        </w:tc>
+        <w:tc>
+          <w:tcPr>
+            <w:tcW w:type="dxa" w:w="6803"/>
+          </w:tcPr>
+          <w:p>
+            <w:pPr>
+              <w:bidi/>
+              <w:jc w:val="right"/>
+            </w:pPr>
+            <w:r>
+              <w:rPr>
+                <w:rFonts w:cs="Amiri"/>
+              </w:rPr>
+            </w:r>
+            <w:r>
+              <w:rPr>
+                <w:rFonts w:cs="Amiri"/>
+                <w:b w:val="0"/>
+                <w:i w:val="0"/>
+                <w:sz w:val="20"/>
+                <w:szCs w:val="20"/>
+              </w:rPr>
+              <w:t>{{ report_number }}</w:t>
+            </w:r>
+          </w:p>
+        </w:tc>
+      </w:tr>
+      <w:tr>
+        <w:tc>
+          <w:tcPr>
+            <w:tcW w:type="dxa" w:w="2608"/>
+            <w:shd w:val="clear" w:fill="E8F1F9"/>
+          </w:tcPr>
+          <w:p>
+            <w:pPr>
+              <w:bidi/>
+              <w:jc w:val="right"/>
+            </w:pPr>
+            <w:r>
+              <w:rPr>
+                <w:rFonts w:cs="Amiri"/>
+                <w:color w:val="0F3D6E"/>
+              </w:rPr>
+            </w:r>
+            <w:r>
+              <w:rPr>
+                <w:rFonts w:cs="Amiri"/>
+                <w:b/>
+                <w:i w:val="0"/>
+                <w:color w:val="0F3D6E"/>
+                <w:sz w:val="20"/>
+                <w:szCs w:val="20"/>
+              </w:rPr>
+              <w:t>Monitoring Period</w:t>
+            </w:r>
+          </w:p>
+        </w:tc>
+        <w:tc>
+          <w:tcPr>
+            <w:tcW w:type="dxa" w:w="6803"/>
+          </w:tcPr>
+          <w:p>
+            <w:pPr>
+              <w:bidi/>
+              <w:jc w:val="right"/>
+            </w:pPr>
+            <w:r>
+              <w:rPr>
+                <w:rFonts w:cs="Amiri"/>
+              </w:rPr>
+            </w:r>
+            <w:r>
+              <w:rPr>
+                <w:rFonts w:cs="Amiri"/>
+                <w:b w:val="0"/>
+                <w:i w:val="0"/>
+                <w:sz w:val="20"/>
+                <w:szCs w:val="20"/>
+              </w:rPr>
+              <w:t>{{ monitoring_window_text }}</w:t>
+            </w:r>
+          </w:p>
+        </w:tc>
+      </w:tr>
+      <w:tr>
+        <w:tc>
+          <w:tcPr>
+            <w:tcW w:type="dxa" w:w="2608"/>
+            <w:shd w:val="clear" w:fill="E8F1F9"/>
+          </w:tcPr>
+          <w:p>
+            <w:pPr>
+              <w:bidi/>
+              <w:jc w:val="right"/>
+            </w:pPr>
+            <w:r>
+              <w:rPr>
+                <w:rFonts w:cs="Amiri"/>
+                <w:color w:val="0F3D6E"/>
+              </w:rPr>
+            </w:r>
+            <w:r>
+              <w:rPr>
+                <w:rFonts w:cs="Amiri"/>
+                <w:b/>
+                <w:i w:val="0"/>
+                <w:color w:val="0F3D6E"/>
+                <w:sz w:val="20"/>
+                <w:szCs w:val="20"/>
+              </w:rPr>
+              <w:t>Revision / Date</w:t>
+            </w:r>
+          </w:p>
+        </w:tc>
+        <w:tc>
+          <w:tcPr>
+            <w:tcW w:type="dxa" w:w="6803"/>
+          </w:tcPr>
+          <w:p>
+            <w:pPr>
+              <w:bidi/>
+              <w:jc w:val="right"/>
+            </w:pPr>
+            <w:r>
+              <w:rPr>
+                <w:rFonts w:cs="Amiri"/>
+              </w:rPr>
+            </w:r>
+            <w:r>
+              <w:rPr>
+                <w:rFonts w:cs="Amiri"/>
+                <w:b w:val="0"/>
+                <w:i w:val="0"/>
+                <w:sz w:val="20"/>
+                <w:szCs w:val="20"/>
+              </w:rPr>
+              <w:t>{{ revision }}  —  {{ reporting_date }}</w:t>
+            </w:r>
+          </w:p>
+        </w:tc>
+      </w:tr>
+    </w:tbl>
     <w:p>
       <w:pPr>
         <w:bidi/>
-        <w:spacing w:after="200"/>
+        <w:spacing w:after="360"/>
         <w:jc w:val="right"/>
       </w:pPr>
     </w:p>
     <w:p>
       <w:pPr>
         <w:bidi/>
-        <w:spacing w:after="40"/>
-        <w:jc w:val="center"/>
-      </w:pPr>
-      <w:r>
-        <w:rPr>
-          <w:rFonts w:cs="Amiri"/>
-          <w:b/>
-          <w:i w:val="0"/>
-          <w:color w:val="377D22"/>
-          <w:sz w:val="44"/>
-          <w:szCs w:val="44"/>
-          <w:rtl/>
-        </w:rPr>
-        <w:t>تقرير رصد جودة الهواء</w:t>
-      </w:r>
-    </w:p>
-    <w:p>
-      <w:pPr>
-        <w:bidi/>
-        <w:spacing w:after="40"/>
+        <w:spacing w:after="20"/>
         <w:jc w:val="center"/>
       </w:pPr>
       <w:r>
@@ -205,11 +577,12 @@
           <w:rFonts w:cs="Amiri"/>
           <w:b w:val="0"/>
           <w:i w:val="0"/>
-          <w:sz w:val="32"/>
-          <w:szCs w:val="32"/>
+          <w:color w:val="6B6B6B"/>
+          <w:sz w:val="22"/>
+          <w:szCs w:val="22"/>
           <w:rtl/>
         </w:rPr>
-        <w:t>الخاص بـ</w:t>
+        <w:t>إعداد</w:t>
       </w:r>
     </w:p>
     <w:p>
@@ -223,152 +596,84 @@
           <w:rFonts w:cs="Amiri"/>
           <w:b/>
           <w:i w:val="0"/>
-          <w:sz w:val="40"/>
-          <w:szCs w:val="40"/>
-        </w:rPr>
-        <w:t>{{ project_name }}</w:t>
-      </w:r>
-    </w:p>
-    <w:p>
-      <w:pPr>
-        <w:bidi/>
-        <w:spacing w:after="40"/>
-        <w:jc w:val="center"/>
-      </w:pPr>
-      <w:r>
-        <w:rPr>
-          <w:rFonts w:cs="Amiri"/>
-          <w:b w:val="0"/>
-          <w:i w:val="0"/>
+          <w:color w:val="0F3D6E"/>
           <w:sz w:val="26"/>
           <w:szCs w:val="26"/>
-          <w:rtl/>
-        </w:rPr>
-        <w:t>إعداد</w:t>
-      </w:r>
-    </w:p>
-    <w:p>
-      <w:pPr>
-        <w:bidi/>
-        <w:spacing w:after="200"/>
-        <w:jc w:val="center"/>
-      </w:pPr>
-      <w:r>
-        <w:rPr>
-          <w:rFonts w:cs="Amiri"/>
-          <w:b/>
-          <w:i w:val="0"/>
-          <w:sz w:val="28"/>
-          <w:szCs w:val="28"/>
         </w:rPr>
         <w:t>{{ provider }}</w:t>
       </w:r>
     </w:p>
-    <w:p>
-      <w:pPr>
-        <w:bidi/>
-        <w:spacing w:after="40"/>
+    <w:tbl>
+      <w:tblPr>
+        <w:bidiVisual/>
+        <w:tblW w:type="auto" w:w="0"/>
         <w:jc w:val="center"/>
-      </w:pPr>
-      <w:r>
-        <w:rPr>
-          <w:rFonts w:cs="Amiri"/>
-          <w:b w:val="0"/>
-          <w:i w:val="0"/>
-          <w:sz w:val="26"/>
-          <w:szCs w:val="26"/>
-          <w:rtl/>
-        </w:rPr>
-        <w:t>مقدم إلى</w:t>
-      </w:r>
-    </w:p>
-    <w:p>
-      <w:pPr>
-        <w:bidi/>
-        <w:spacing w:after="440"/>
-        <w:jc w:val="center"/>
-      </w:pPr>
-      <w:r>
-        <w:rPr>
-          <w:rFonts w:cs="Amiri"/>
-          <w:b/>
-          <w:i w:val="0"/>
-          <w:sz w:val="28"/>
-          <w:szCs w:val="28"/>
-        </w:rPr>
-        <w:t>{{ client }}</w:t>
-      </w:r>
-    </w:p>
-    <w:p>
-      <w:pPr>
-        <w:bidi/>
-        <w:spacing w:after="20"/>
-        <w:jc w:val="center"/>
-      </w:pPr>
-      <w:r>
-        <w:rPr>
-          <w:rFonts w:cs="Amiri"/>
-          <w:b/>
-          <w:i w:val="0"/>
-          <w:sz w:val="22"/>
-          <w:szCs w:val="22"/>
-        </w:rPr>
-        <w:t>{{ provider_legal_name }}</w:t>
-      </w:r>
-    </w:p>
-    <w:p>
-      <w:pPr>
-        <w:bidi/>
-        <w:spacing w:after="20"/>
-        <w:jc w:val="center"/>
-      </w:pPr>
-      <w:r>
-        <w:rPr>
-          <w:rFonts w:cs="Amiri"/>
-          <w:b w:val="0"/>
-          <w:i w:val="0"/>
-          <w:sz w:val="20"/>
-          <w:szCs w:val="20"/>
-          <w:rtl/>
-        </w:rPr>
-        <w:t>هاتف: {{ provider_tel }}    فاكس: {{ provider_fax }}</w:t>
-      </w:r>
-    </w:p>
-    <w:p>
-      <w:pPr>
-        <w:bidi/>
-        <w:spacing w:after="20"/>
-        <w:jc w:val="center"/>
-      </w:pPr>
-      <w:r>
-        <w:rPr>
-          <w:rFonts w:cs="Amiri"/>
-          <w:b w:val="0"/>
-          <w:i w:val="0"/>
-          <w:sz w:val="20"/>
-          <w:szCs w:val="20"/>
-        </w:rPr>
-        <w:t>{{ provider_address }}</w:t>
-      </w:r>
-    </w:p>
-    <w:p>
-      <w:pPr>
-        <w:bidi/>
-        <w:spacing w:after="20"/>
-        <w:jc w:val="center"/>
-      </w:pPr>
-      <w:r>
-        <w:rPr>
-          <w:rFonts w:cs="Amiri"/>
-          <w:b w:val="0"/>
-          <w:i w:val="0"/>
-          <w:sz w:val="20"/>
-          <w:szCs w:val="20"/>
-          <w:rtl/>
-        </w:rPr>
-        <w:t>البريد الإلكتروني: {{ provider_email }}</w:t>
-      </w:r>
-    </w:p>
+        <w:tblLayout w:type="fixed"/>
+        <w:tblLook w:firstColumn="1" w:firstRow="1" w:lastColumn="0" w:lastRow="0" w:noHBand="0" w:noVBand="1" w:val="04A0"/>
+      </w:tblPr>
+      <w:tblGrid>
+        <w:gridCol w:w="9412"/>
+      </w:tblGrid>
+      <w:tr>
+        <w:tc>
+          <w:tcPr>
+            <w:tcW w:type="dxa" w:w="9411"/>
+            <w:shd w:val="clear" w:fill="0F3D6E"/>
+          </w:tcPr>
+          <w:p>
+            <w:pPr>
+              <w:bidi/>
+              <w:spacing w:before="160" w:after="0"/>
+              <w:jc w:val="center"/>
+            </w:pPr>
+            <w:r>
+              <w:rPr>
+                <w:rFonts w:cs="Amiri"/>
+                <w:b/>
+                <w:color w:val="FFFFFF"/>
+                <w:sz w:val="20"/>
+                <w:szCs w:val="20"/>
+              </w:rPr>
+              <w:t>{{ provider_legal_name }}</w:t>
+            </w:r>
+          </w:p>
+          <w:p>
+            <w:pPr>
+              <w:bidi/>
+              <w:spacing w:before="0" w:after="0"/>
+              <w:jc w:val="center"/>
+            </w:pPr>
+            <w:r>
+              <w:rPr>
+                <w:rFonts w:cs="Amiri"/>
+                <w:b w:val="0"/>
+                <w:color w:val="BFD9EF"/>
+                <w:sz w:val="18"/>
+                <w:szCs w:val="18"/>
+              </w:rPr>
+              <w:t>Tel.: {{ provider_tel }}    Fax: {{ provider_fax }}    E-mail: {{ provider_email }}</w:t>
+            </w:r>
+          </w:p>
+          <w:p>
+            <w:pPr>
+              <w:bidi/>
+              <w:spacing w:before="0" w:after="160"/>
+              <w:jc w:val="center"/>
+            </w:pPr>
+            <w:r>
+              <w:rPr>
+                <w:rFonts w:cs="Amiri"/>
+                <w:b w:val="0"/>
+                <w:color w:val="BFD9EF"/>
+                <w:sz w:val="18"/>
+                <w:szCs w:val="18"/>
+              </w:rPr>
+              <w:t>{{ provider_address }}</w:t>
+            </w:r>
+          </w:p>
+        </w:tc>
+      </w:tr>
+    </w:tbl>
     <w:p>
       <w:pPr>
         <w:bidi/>
@@ -487,7 +792,7 @@
         <w:tc>
           <w:tcPr>
             <w:tcW w:type="dxa" w:w="4706"/>
-            <w:shd w:val="clear" w:fill="D9D9D9"/>
+            <w:shd w:val="clear" w:fill="0F3D6E"/>
           </w:tcPr>
           <w:p>
             <w:pPr>
@@ -497,6 +802,7 @@
             <w:r>
               <w:rPr>
                 <w:rFonts w:cs="Amiri"/>
+                <w:color w:val="FFFFFF"/>
               </w:rPr>
             </w:r>
             <w:r>
@@ -504,6 +810,7 @@
                 <w:rFonts w:cs="Amiri"/>
                 <w:b/>
                 <w:i w:val="0"/>
+                <w:color w:val="FFFFFF"/>
                 <w:sz w:val="20"/>
                 <w:szCs w:val="20"/>
                 <w:rtl/>
@@ -543,7 +850,7 @@
         <w:tc>
           <w:tcPr>
             <w:tcW w:type="dxa" w:w="4706"/>
-            <w:shd w:val="clear" w:fill="D9D9D9"/>
+            <w:shd w:val="clear" w:fill="0F3D6E"/>
           </w:tcPr>
           <w:p>
             <w:pPr>
@@ -553,6 +860,7 @@
             <w:r>
               <w:rPr>
                 <w:rFonts w:cs="Amiri"/>
+                <w:color w:val="FFFFFF"/>
               </w:rPr>
             </w:r>
             <w:r>
@@ -560,6 +868,7 @@
                 <w:rFonts w:cs="Amiri"/>
                 <w:b/>
                 <w:i w:val="0"/>
+                <w:color w:val="FFFFFF"/>
                 <w:sz w:val="20"/>
                 <w:szCs w:val="20"/>
                 <w:rtl/>
@@ -600,7 +909,7 @@
         <w:tc>
           <w:tcPr>
             <w:tcW w:type="dxa" w:w="4706"/>
-            <w:shd w:val="clear" w:fill="D9D9D9"/>
+            <w:shd w:val="clear" w:fill="0F3D6E"/>
           </w:tcPr>
           <w:p>
             <w:pPr>
@@ -610,6 +919,7 @@
             <w:r>
               <w:rPr>
                 <w:rFonts w:cs="Amiri"/>
+                <w:color w:val="FFFFFF"/>
               </w:rPr>
             </w:r>
             <w:r>
@@ -617,6 +927,7 @@
                 <w:rFonts w:cs="Amiri"/>
                 <w:b/>
                 <w:i w:val="0"/>
+                <w:color w:val="FFFFFF"/>
                 <w:sz w:val="20"/>
                 <w:szCs w:val="20"/>
                 <w:rtl/>
@@ -656,7 +967,7 @@
         <w:tc>
           <w:tcPr>
             <w:tcW w:type="dxa" w:w="4706"/>
-            <w:shd w:val="clear" w:fill="D9D9D9"/>
+            <w:shd w:val="clear" w:fill="0F3D6E"/>
           </w:tcPr>
           <w:p>
             <w:pPr>
@@ -666,6 +977,7 @@
             <w:r>
               <w:rPr>
                 <w:rFonts w:cs="Amiri"/>
+                <w:color w:val="FFFFFF"/>
               </w:rPr>
             </w:r>
             <w:r>
@@ -673,6 +985,7 @@
                 <w:rFonts w:cs="Amiri"/>
                 <w:b/>
                 <w:i w:val="0"/>
+                <w:color w:val="FFFFFF"/>
                 <w:sz w:val="20"/>
                 <w:szCs w:val="20"/>
                 <w:rtl/>
@@ -733,7 +1046,7 @@
         <w:tc>
           <w:tcPr>
             <w:tcW w:type="dxa" w:w="2353"/>
-            <w:shd w:val="clear" w:fill="D9D9D9"/>
+            <w:shd w:val="clear" w:fill="0F3D6E"/>
           </w:tcPr>
           <w:p>
             <w:pPr>
@@ -743,6 +1056,7 @@
             <w:r>
               <w:rPr>
                 <w:rFonts w:cs="Amiri"/>
+                <w:color w:val="FFFFFF"/>
               </w:rPr>
             </w:r>
             <w:r>
@@ -750,6 +1064,7 @@
                 <w:rFonts w:cs="Amiri"/>
                 <w:b/>
                 <w:i w:val="0"/>
+                <w:color w:val="FFFFFF"/>
                 <w:sz w:val="20"/>
                 <w:szCs w:val="20"/>
                 <w:rtl/>
@@ -761,7 +1076,7 @@
         <w:tc>
           <w:tcPr>
             <w:tcW w:type="dxa" w:w="2353"/>
-            <w:shd w:val="clear" w:fill="D9D9D9"/>
+            <w:shd w:val="clear" w:fill="0F3D6E"/>
           </w:tcPr>
           <w:p>
             <w:pPr>
@@ -771,6 +1086,7 @@
             <w:r>
               <w:rPr>
                 <w:rFonts w:cs="Amiri"/>
+                <w:color w:val="FFFFFF"/>
               </w:rPr>
             </w:r>
             <w:r>
@@ -778,6 +1094,7 @@
                 <w:rFonts w:cs="Amiri"/>
                 <w:b/>
                 <w:i w:val="0"/>
+                <w:color w:val="FFFFFF"/>
                 <w:sz w:val="20"/>
                 <w:szCs w:val="20"/>
                 <w:rtl/>
@@ -789,7 +1106,7 @@
         <w:tc>
           <w:tcPr>
             <w:tcW w:type="dxa" w:w="2353"/>
-            <w:shd w:val="clear" w:fill="D9D9D9"/>
+            <w:shd w:val="clear" w:fill="0F3D6E"/>
           </w:tcPr>
           <w:p>
             <w:pPr>
@@ -799,6 +1116,7 @@
             <w:r>
               <w:rPr>
                 <w:rFonts w:cs="Amiri"/>
+                <w:color w:val="FFFFFF"/>
               </w:rPr>
             </w:r>
             <w:r>
@@ -806,6 +1124,7 @@
                 <w:rFonts w:cs="Amiri"/>
                 <w:b/>
                 <w:i w:val="0"/>
+                <w:color w:val="FFFFFF"/>
                 <w:sz w:val="20"/>
                 <w:szCs w:val="20"/>
                 <w:rtl/>
@@ -817,7 +1136,7 @@
         <w:tc>
           <w:tcPr>
             <w:tcW w:type="dxa" w:w="2353"/>
-            <w:shd w:val="clear" w:fill="D9D9D9"/>
+            <w:shd w:val="clear" w:fill="0F3D6E"/>
           </w:tcPr>
           <w:p>
             <w:pPr>
@@ -827,6 +1146,7 @@
             <w:r>
               <w:rPr>
                 <w:rFonts w:cs="Amiri"/>
+                <w:color w:val="FFFFFF"/>
               </w:rPr>
             </w:r>
             <w:r>
@@ -834,6 +1154,7 @@
                 <w:rFonts w:cs="Amiri"/>
                 <w:b/>
                 <w:i w:val="0"/>
+                <w:color w:val="FFFFFF"/>
                 <w:sz w:val="20"/>
                 <w:szCs w:val="20"/>
                 <w:rtl/>
@@ -2323,7 +2644,7 @@
         <w:tc>
           <w:tcPr>
             <w:tcW w:type="dxa" w:w="4706"/>
-            <w:shd w:val="clear" w:fill="D9D9D9"/>
+            <w:shd w:val="clear" w:fill="0F3D6E"/>
           </w:tcPr>
           <w:p>
             <w:pPr>
@@ -2333,6 +2654,7 @@
             <w:r>
               <w:rPr>
                 <w:rFonts w:cs="Amiri"/>
+                <w:color w:val="FFFFFF"/>
               </w:rPr>
             </w:r>
             <w:r>
@@ -2340,6 +2662,7 @@
                 <w:rFonts w:cs="Amiri"/>
                 <w:b/>
                 <w:i w:val="0"/>
+                <w:color w:val="FFFFFF"/>
                 <w:sz w:val="20"/>
                 <w:szCs w:val="20"/>
                 <w:rtl/>
@@ -2351,7 +2674,7 @@
         <w:tc>
           <w:tcPr>
             <w:tcW w:type="dxa" w:w="4706"/>
-            <w:shd w:val="clear" w:fill="D9D9D9"/>
+            <w:shd w:val="clear" w:fill="0F3D6E"/>
           </w:tcPr>
           <w:p>
             <w:pPr>
@@ -2361,6 +2684,7 @@
             <w:r>
               <w:rPr>
                 <w:rFonts w:cs="Amiri"/>
+                <w:color w:val="FFFFFF"/>
               </w:rPr>
             </w:r>
             <w:r>
@@ -2368,6 +2692,7 @@
                 <w:rFonts w:cs="Amiri"/>
                 <w:b/>
                 <w:i w:val="0"/>
+                <w:color w:val="FFFFFF"/>
                 <w:sz w:val="20"/>
                 <w:szCs w:val="20"/>
                 <w:rtl/>
@@ -2802,7 +3127,7 @@
           <w:rFonts w:cs="Amiri"/>
           <w:b/>
           <w:i w:val="0"/>
-          <w:color w:val="1F1F1F"/>
+          <w:color w:val="0F3D6E"/>
           <w:sz w:val="20"/>
           <w:szCs w:val="20"/>
           <w:rtl/>
@@ -2814,7 +3139,7 @@
           <w:rFonts w:cs="Amiri"/>
           <w:b/>
           <w:i w:val="0"/>
-          <w:color w:val="1F1F1F"/>
+          <w:color w:val="0F3D6E"/>
           <w:sz w:val="20"/>
           <w:szCs w:val="20"/>
         </w:rPr>
@@ -2854,7 +3179,7 @@
         <w:tc>
           <w:tcPr>
             <w:tcW w:type="dxa" w:w="1882"/>
-            <w:shd w:val="clear" w:fill="D9D9D9"/>
+            <w:shd w:val="clear" w:fill="0F3D6E"/>
           </w:tcPr>
           <w:p>
             <w:pPr>
@@ -2864,6 +3189,7 @@
             <w:r>
               <w:rPr>
                 <w:rFonts w:cs="Amiri"/>
+                <w:color w:val="FFFFFF"/>
               </w:rPr>
             </w:r>
             <w:r>
@@ -2871,6 +3197,7 @@
                 <w:rFonts w:cs="Amiri"/>
                 <w:b/>
                 <w:i w:val="0"/>
+                <w:color w:val="FFFFFF"/>
                 <w:sz w:val="18"/>
                 <w:szCs w:val="18"/>
                 <w:rtl/>
@@ -2882,7 +3209,7 @@
         <w:tc>
           <w:tcPr>
             <w:tcW w:type="dxa" w:w="1882"/>
-            <w:shd w:val="clear" w:fill="D9D9D9"/>
+            <w:shd w:val="clear" w:fill="0F3D6E"/>
           </w:tcPr>
           <w:p>
             <w:pPr>
@@ -2892,6 +3219,7 @@
             <w:r>
               <w:rPr>
                 <w:rFonts w:cs="Amiri"/>
+                <w:color w:val="FFFFFF"/>
               </w:rPr>
             </w:r>
             <w:r>
@@ -2899,6 +3227,7 @@
                 <w:rFonts w:cs="Amiri"/>
                 <w:b/>
                 <w:i w:val="0"/>
+                <w:color w:val="FFFFFF"/>
                 <w:sz w:val="18"/>
                 <w:szCs w:val="18"/>
                 <w:rtl/>
@@ -2910,7 +3239,7 @@
         <w:tc>
           <w:tcPr>
             <w:tcW w:type="dxa" w:w="1882"/>
-            <w:shd w:val="clear" w:fill="D9D9D9"/>
+            <w:shd w:val="clear" w:fill="0F3D6E"/>
           </w:tcPr>
           <w:p>
             <w:pPr>
@@ -2920,6 +3249,7 @@
             <w:r>
               <w:rPr>
                 <w:rFonts w:cs="Amiri"/>
+                <w:color w:val="FFFFFF"/>
               </w:rPr>
             </w:r>
             <w:r>
@@ -2927,6 +3257,7 @@
                 <w:rFonts w:cs="Amiri"/>
                 <w:b/>
                 <w:i w:val="0"/>
+                <w:color w:val="FFFFFF"/>
                 <w:sz w:val="18"/>
                 <w:szCs w:val="18"/>
                 <w:rtl/>
@@ -2938,7 +3269,7 @@
         <w:tc>
           <w:tcPr>
             <w:tcW w:type="dxa" w:w="1882"/>
-            <w:shd w:val="clear" w:fill="D9D9D9"/>
+            <w:shd w:val="clear" w:fill="0F3D6E"/>
           </w:tcPr>
           <w:p>
             <w:pPr>
@@ -2948,6 +3279,7 @@
             <w:r>
               <w:rPr>
                 <w:rFonts w:cs="Amiri"/>
+                <w:color w:val="FFFFFF"/>
               </w:rPr>
             </w:r>
             <w:r>
@@ -2955,6 +3287,7 @@
                 <w:rFonts w:cs="Amiri"/>
                 <w:b/>
                 <w:i w:val="0"/>
+                <w:color w:val="FFFFFF"/>
                 <w:sz w:val="18"/>
                 <w:szCs w:val="18"/>
                 <w:rtl/>
@@ -2966,7 +3299,7 @@
         <w:tc>
           <w:tcPr>
             <w:tcW w:type="dxa" w:w="1882"/>
-            <w:shd w:val="clear" w:fill="D9D9D9"/>
+            <w:shd w:val="clear" w:fill="0F3D6E"/>
           </w:tcPr>
           <w:p>
             <w:pPr>
@@ -2976,6 +3309,7 @@
             <w:r>
               <w:rPr>
                 <w:rFonts w:cs="Amiri"/>
+                <w:color w:val="FFFFFF"/>
               </w:rPr>
             </w:r>
             <w:r>
@@ -2983,6 +3317,7 @@
                 <w:rFonts w:cs="Amiri"/>
                 <w:b/>
                 <w:i w:val="0"/>
+                <w:color w:val="FFFFFF"/>
                 <w:sz w:val="18"/>
                 <w:szCs w:val="18"/>
                 <w:rtl/>
@@ -3486,7 +3821,7 @@
           <w:rFonts w:cs="Amiri"/>
           <w:b/>
           <w:i w:val="0"/>
-          <w:color w:val="1F1F1F"/>
+          <w:color w:val="0F3D6E"/>
           <w:sz w:val="20"/>
           <w:szCs w:val="20"/>
           <w:rtl/>
@@ -3498,7 +3833,7 @@
           <w:rFonts w:cs="Amiri"/>
           <w:b/>
           <w:i w:val="0"/>
-          <w:color w:val="1F1F1F"/>
+          <w:color w:val="0F3D6E"/>
           <w:sz w:val="20"/>
           <w:szCs w:val="20"/>
         </w:rPr>
@@ -3535,7 +3870,7 @@
         <w:tc>
           <w:tcPr>
             <w:tcW w:type="dxa" w:w="4706"/>
-            <w:shd w:val="clear" w:fill="D9D9D9"/>
+            <w:shd w:val="clear" w:fill="0F3D6E"/>
           </w:tcPr>
           <w:p>
             <w:pPr>
@@ -3545,6 +3880,7 @@
             <w:r>
               <w:rPr>
                 <w:rFonts w:cs="Amiri"/>
+                <w:color w:val="FFFFFF"/>
               </w:rPr>
             </w:r>
             <w:r>
@@ -3552,6 +3888,7 @@
                 <w:rFonts w:cs="Amiri"/>
                 <w:b/>
                 <w:i w:val="0"/>
+                <w:color w:val="FFFFFF"/>
                 <w:sz w:val="20"/>
                 <w:szCs w:val="20"/>
                 <w:rtl/>
@@ -3563,7 +3900,7 @@
         <w:tc>
           <w:tcPr>
             <w:tcW w:type="dxa" w:w="4706"/>
-            <w:shd w:val="clear" w:fill="D9D9D9"/>
+            <w:shd w:val="clear" w:fill="0F3D6E"/>
           </w:tcPr>
           <w:p>
             <w:pPr>
@@ -3573,6 +3910,7 @@
             <w:r>
               <w:rPr>
                 <w:rFonts w:cs="Amiri"/>
+                <w:color w:val="FFFFFF"/>
               </w:rPr>
             </w:r>
             <w:r>
@@ -3580,6 +3918,7 @@
                 <w:rFonts w:cs="Amiri"/>
                 <w:b/>
                 <w:i w:val="0"/>
+                <w:color w:val="FFFFFF"/>
                 <w:sz w:val="20"/>
                 <w:szCs w:val="20"/>
                 <w:rtl/>
@@ -3706,7 +4045,7 @@
           <w:rFonts w:cs="Amiri"/>
           <w:b/>
           <w:i w:val="0"/>
-          <w:color w:val="1F1F1F"/>
+          <w:color w:val="0F3D6E"/>
           <w:sz w:val="20"/>
           <w:szCs w:val="20"/>
           <w:rtl/>
@@ -3718,7 +4057,7 @@
           <w:rFonts w:cs="Amiri"/>
           <w:b/>
           <w:i w:val="0"/>
-          <w:color w:val="1F1F1F"/>
+          <w:color w:val="0F3D6E"/>
           <w:sz w:val="20"/>
           <w:szCs w:val="20"/>
         </w:rPr>
@@ -3802,7 +4141,7 @@
           <w:rFonts w:cs="Amiri"/>
           <w:b/>
           <w:i w:val="0"/>
-          <w:color w:val="1F1F1F"/>
+          <w:color w:val="0F3D6E"/>
           <w:sz w:val="20"/>
           <w:szCs w:val="20"/>
           <w:rtl/>
@@ -3814,7 +4153,7 @@
           <w:rFonts w:cs="Amiri"/>
           <w:b/>
           <w:i w:val="0"/>
-          <w:color w:val="1F1F1F"/>
+          <w:color w:val="0F3D6E"/>
           <w:sz w:val="20"/>
           <w:szCs w:val="20"/>
         </w:rPr>
@@ -3879,7 +4218,7 @@
           <w:rFonts w:cs="Amiri"/>
           <w:b/>
           <w:i w:val="0"/>
-          <w:color w:val="1F1F1F"/>
+          <w:color w:val="0F3D6E"/>
           <w:sz w:val="20"/>
           <w:szCs w:val="20"/>
           <w:rtl/>
@@ -3891,7 +4230,7 @@
           <w:rFonts w:cs="Amiri"/>
           <w:b/>
           <w:i w:val="0"/>
-          <w:color w:val="1F1F1F"/>
+          <w:color w:val="0F3D6E"/>
           <w:sz w:val="20"/>
           <w:szCs w:val="20"/>
         </w:rPr>
@@ -3931,7 +4270,7 @@
         <w:tc>
           <w:tcPr>
             <w:tcW w:type="dxa" w:w="1882"/>
-            <w:shd w:val="clear" w:fill="D9D9D9"/>
+            <w:shd w:val="clear" w:fill="0F3D6E"/>
           </w:tcPr>
           <w:p>
             <w:pPr>
@@ -3941,6 +4280,7 @@
             <w:r>
               <w:rPr>
                 <w:rFonts w:cs="Amiri"/>
+                <w:color w:val="FFFFFF"/>
               </w:rPr>
             </w:r>
             <w:r>
@@ -3948,6 +4288,7 @@
                 <w:rFonts w:cs="Amiri"/>
                 <w:b/>
                 <w:i w:val="0"/>
+                <w:color w:val="FFFFFF"/>
                 <w:sz w:val="18"/>
                 <w:szCs w:val="18"/>
                 <w:rtl/>
@@ -3959,7 +4300,7 @@
         <w:tc>
           <w:tcPr>
             <w:tcW w:type="dxa" w:w="1882"/>
-            <w:shd w:val="clear" w:fill="D9D9D9"/>
+            <w:shd w:val="clear" w:fill="0F3D6E"/>
           </w:tcPr>
           <w:p>
             <w:pPr>
@@ -3969,6 +4310,7 @@
             <w:r>
               <w:rPr>
                 <w:rFonts w:cs="Amiri"/>
+                <w:color w:val="FFFFFF"/>
               </w:rPr>
             </w:r>
             <w:r>
@@ -3976,6 +4318,7 @@
                 <w:rFonts w:cs="Amiri"/>
                 <w:b/>
                 <w:i w:val="0"/>
+                <w:color w:val="FFFFFF"/>
                 <w:sz w:val="18"/>
                 <w:szCs w:val="18"/>
                 <w:rtl/>
@@ -3987,7 +4330,7 @@
         <w:tc>
           <w:tcPr>
             <w:tcW w:type="dxa" w:w="1882"/>
-            <w:shd w:val="clear" w:fill="D9D9D9"/>
+            <w:shd w:val="clear" w:fill="0F3D6E"/>
           </w:tcPr>
           <w:p>
             <w:pPr>
@@ -3997,6 +4340,7 @@
             <w:r>
               <w:rPr>
                 <w:rFonts w:cs="Amiri"/>
+                <w:color w:val="FFFFFF"/>
               </w:rPr>
             </w:r>
             <w:r>
@@ -4004,6 +4348,7 @@
                 <w:rFonts w:cs="Amiri"/>
                 <w:b/>
                 <w:i w:val="0"/>
+                <w:color w:val="FFFFFF"/>
                 <w:sz w:val="18"/>
                 <w:szCs w:val="18"/>
                 <w:rtl/>
@@ -4015,7 +4360,7 @@
         <w:tc>
           <w:tcPr>
             <w:tcW w:type="dxa" w:w="1882"/>
-            <w:shd w:val="clear" w:fill="D9D9D9"/>
+            <w:shd w:val="clear" w:fill="0F3D6E"/>
           </w:tcPr>
           <w:p>
             <w:pPr>
@@ -4025,6 +4370,7 @@
             <w:r>
               <w:rPr>
                 <w:rFonts w:cs="Amiri"/>
+                <w:color w:val="FFFFFF"/>
               </w:rPr>
             </w:r>
             <w:r>
@@ -4032,6 +4378,7 @@
                 <w:rFonts w:cs="Amiri"/>
                 <w:b/>
                 <w:i w:val="0"/>
+                <w:color w:val="FFFFFF"/>
                 <w:sz w:val="18"/>
                 <w:szCs w:val="18"/>
                 <w:rtl/>
@@ -4043,7 +4390,7 @@
         <w:tc>
           <w:tcPr>
             <w:tcW w:type="dxa" w:w="1882"/>
-            <w:shd w:val="clear" w:fill="D9D9D9"/>
+            <w:shd w:val="clear" w:fill="0F3D6E"/>
           </w:tcPr>
           <w:p>
             <w:pPr>
@@ -4053,6 +4400,7 @@
             <w:r>
               <w:rPr>
                 <w:rFonts w:cs="Amiri"/>
+                <w:color w:val="FFFFFF"/>
               </w:rPr>
             </w:r>
             <w:r>
@@ -4060,6 +4408,7 @@
                 <w:rFonts w:cs="Amiri"/>
                 <w:b/>
                 <w:i w:val="0"/>
+                <w:color w:val="FFFFFF"/>
                 <w:sz w:val="18"/>
                 <w:szCs w:val="18"/>
                 <w:rtl/>
@@ -4935,7 +5284,7 @@
           <w:rFonts w:cs="Amiri"/>
           <w:b/>
           <w:i w:val="0"/>
-          <w:color w:val="1F1F1F"/>
+          <w:color w:val="0F3D6E"/>
           <w:sz w:val="20"/>
           <w:szCs w:val="20"/>
           <w:rtl/>
@@ -4947,7 +5296,7 @@
           <w:rFonts w:cs="Amiri"/>
           <w:b/>
           <w:i w:val="0"/>
-          <w:color w:val="1F1F1F"/>
+          <w:color w:val="0F3D6E"/>
           <w:sz w:val="20"/>
           <w:szCs w:val="20"/>
         </w:rPr>
@@ -4985,7 +5334,7 @@
         <w:tc>
           <w:tcPr>
             <w:tcW w:type="dxa" w:w="3137"/>
-            <w:shd w:val="clear" w:fill="D9D9D9"/>
+            <w:shd w:val="clear" w:fill="0F3D6E"/>
           </w:tcPr>
           <w:p>
             <w:pPr>
@@ -4995,6 +5344,7 @@
             <w:r>
               <w:rPr>
                 <w:rFonts w:cs="Amiri"/>
+                <w:color w:val="FFFFFF"/>
               </w:rPr>
             </w:r>
             <w:r>
@@ -5002,6 +5352,7 @@
                 <w:rFonts w:cs="Amiri"/>
                 <w:b/>
                 <w:i w:val="0"/>
+                <w:color w:val="FFFFFF"/>
                 <w:sz w:val="18"/>
                 <w:szCs w:val="18"/>
                 <w:rtl/>
@@ -5013,7 +5364,7 @@
         <w:tc>
           <w:tcPr>
             <w:tcW w:type="dxa" w:w="3137"/>
-            <w:shd w:val="clear" w:fill="D9D9D9"/>
+            <w:shd w:val="clear" w:fill="0F3D6E"/>
           </w:tcPr>
           <w:p>
             <w:pPr>
@@ -5023,6 +5374,7 @@
             <w:r>
               <w:rPr>
                 <w:rFonts w:cs="Amiri"/>
+                <w:color w:val="FFFFFF"/>
               </w:rPr>
             </w:r>
             <w:r>
@@ -5030,6 +5382,7 @@
                 <w:rFonts w:cs="Amiri"/>
                 <w:b/>
                 <w:i w:val="0"/>
+                <w:color w:val="FFFFFF"/>
                 <w:sz w:val="18"/>
                 <w:szCs w:val="18"/>
               </w:rPr>
@@ -5040,7 +5393,7 @@
         <w:tc>
           <w:tcPr>
             <w:tcW w:type="dxa" w:w="3137"/>
-            <w:shd w:val="clear" w:fill="D9D9D9"/>
+            <w:shd w:val="clear" w:fill="0F3D6E"/>
           </w:tcPr>
           <w:p>
             <w:pPr>
@@ -5050,6 +5403,7 @@
             <w:r>
               <w:rPr>
                 <w:rFonts w:cs="Amiri"/>
+                <w:color w:val="FFFFFF"/>
               </w:rPr>
             </w:r>
             <w:r>
@@ -5057,6 +5411,7 @@
                 <w:rFonts w:cs="Amiri"/>
                 <w:b/>
                 <w:i w:val="0"/>
+                <w:color w:val="FFFFFF"/>
                 <w:sz w:val="18"/>
                 <w:szCs w:val="18"/>
                 <w:rtl/>
@@ -5871,7 +6226,7 @@
           <w:rFonts w:cs="Amiri"/>
           <w:b/>
           <w:i w:val="0"/>
-          <w:color w:val="1F1F1F"/>
+          <w:color w:val="0F3D6E"/>
           <w:sz w:val="20"/>
           <w:szCs w:val="20"/>
           <w:rtl/>
@@ -5883,7 +6238,7 @@
           <w:rFonts w:cs="Amiri"/>
           <w:b/>
           <w:i w:val="0"/>
-          <w:color w:val="1F1F1F"/>
+          <w:color w:val="0F3D6E"/>
           <w:sz w:val="20"/>
           <w:szCs w:val="20"/>
         </w:rPr>
@@ -5923,7 +6278,7 @@
         <w:tc>
           <w:tcPr>
             <w:tcW w:type="dxa" w:w="1882"/>
-            <w:shd w:val="clear" w:fill="D9D9D9"/>
+            <w:shd w:val="clear" w:fill="0F3D6E"/>
           </w:tcPr>
           <w:p>
             <w:pPr>
@@ -5933,6 +6288,7 @@
             <w:r>
               <w:rPr>
                 <w:rFonts w:cs="Amiri"/>
+                <w:color w:val="FFFFFF"/>
               </w:rPr>
             </w:r>
             <w:r>
@@ -5940,6 +6296,7 @@
                 <w:rFonts w:cs="Amiri"/>
                 <w:b/>
                 <w:i w:val="0"/>
+                <w:color w:val="FFFFFF"/>
                 <w:sz w:val="18"/>
                 <w:szCs w:val="18"/>
                 <w:rtl/>
@@ -5951,7 +6308,7 @@
         <w:tc>
           <w:tcPr>
             <w:tcW w:type="dxa" w:w="1882"/>
-            <w:shd w:val="clear" w:fill="D9D9D9"/>
+            <w:shd w:val="clear" w:fill="0F3D6E"/>
           </w:tcPr>
           <w:p>
             <w:pPr>
@@ -5961,6 +6318,7 @@
             <w:r>
               <w:rPr>
                 <w:rFonts w:cs="Amiri"/>
+                <w:color w:val="FFFFFF"/>
               </w:rPr>
             </w:r>
             <w:r>
@@ -5968,6 +6326,7 @@
                 <w:rFonts w:cs="Amiri"/>
                 <w:b/>
                 <w:i w:val="0"/>
+                <w:color w:val="FFFFFF"/>
                 <w:sz w:val="18"/>
                 <w:szCs w:val="18"/>
                 <w:rtl/>
@@ -5979,7 +6338,7 @@
         <w:tc>
           <w:tcPr>
             <w:tcW w:type="dxa" w:w="1882"/>
-            <w:shd w:val="clear" w:fill="D9D9D9"/>
+            <w:shd w:val="clear" w:fill="0F3D6E"/>
           </w:tcPr>
           <w:p>
             <w:pPr>
@@ -5989,6 +6348,7 @@
             <w:r>
               <w:rPr>
                 <w:rFonts w:cs="Amiri"/>
+                <w:color w:val="FFFFFF"/>
               </w:rPr>
             </w:r>
             <w:r>
@@ -5996,6 +6356,7 @@
                 <w:rFonts w:cs="Amiri"/>
                 <w:b/>
                 <w:i w:val="0"/>
+                <w:color w:val="FFFFFF"/>
                 <w:sz w:val="18"/>
                 <w:szCs w:val="18"/>
                 <w:rtl/>
@@ -6007,7 +6368,7 @@
         <w:tc>
           <w:tcPr>
             <w:tcW w:type="dxa" w:w="1882"/>
-            <w:shd w:val="clear" w:fill="D9D9D9"/>
+            <w:shd w:val="clear" w:fill="0F3D6E"/>
           </w:tcPr>
           <w:p>
             <w:pPr>
@@ -6017,6 +6378,7 @@
             <w:r>
               <w:rPr>
                 <w:rFonts w:cs="Amiri"/>
+                <w:color w:val="FFFFFF"/>
               </w:rPr>
             </w:r>
             <w:r>
@@ -6024,6 +6386,7 @@
                 <w:rFonts w:cs="Amiri"/>
                 <w:b/>
                 <w:i w:val="0"/>
+                <w:color w:val="FFFFFF"/>
                 <w:sz w:val="18"/>
                 <w:szCs w:val="18"/>
                 <w:rtl/>
@@ -6035,7 +6398,7 @@
         <w:tc>
           <w:tcPr>
             <w:tcW w:type="dxa" w:w="1882"/>
-            <w:shd w:val="clear" w:fill="D9D9D9"/>
+            <w:shd w:val="clear" w:fill="0F3D6E"/>
           </w:tcPr>
           <w:p>
             <w:pPr>
@@ -6045,6 +6408,7 @@
             <w:r>
               <w:rPr>
                 <w:rFonts w:cs="Amiri"/>
+                <w:color w:val="FFFFFF"/>
               </w:rPr>
             </w:r>
             <w:r>
@@ -6052,6 +6416,7 @@
                 <w:rFonts w:cs="Amiri"/>
                 <w:b/>
                 <w:i w:val="0"/>
+                <w:color w:val="FFFFFF"/>
                 <w:sz w:val="18"/>
                 <w:szCs w:val="18"/>
                 <w:rtl/>
@@ -6512,7 +6877,7 @@
           <w:rFonts w:cs="Amiri"/>
           <w:b/>
           <w:i w:val="0"/>
-          <w:color w:val="1F1F1F"/>
+          <w:color w:val="0F3D6E"/>
           <w:sz w:val="20"/>
           <w:szCs w:val="20"/>
           <w:rtl/>
@@ -6524,7 +6889,7 @@
           <w:rFonts w:cs="Amiri"/>
           <w:b/>
           <w:i w:val="0"/>
-          <w:color w:val="1F1F1F"/>
+          <w:color w:val="0F3D6E"/>
           <w:sz w:val="20"/>
           <w:szCs w:val="20"/>
         </w:rPr>
@@ -6591,7 +6956,7 @@
           <w:tcPr>
             <w:tcW w:type="dxa" w:w="4706"/>
             <w:gridSpan w:val="2"/>
-            <w:shd w:val="clear" w:fill="D9D9D9"/>
+            <w:shd w:val="clear" w:fill="0F3D6E"/>
           </w:tcPr>
           <w:p>
             <w:pPr>
@@ -6601,6 +6966,7 @@
             <w:r>
               <w:rPr>
                 <w:rFonts w:cs="Amiri"/>
+                <w:color w:val="FFFFFF"/>
               </w:rPr>
             </w:r>
             <w:r>
@@ -6608,6 +6974,7 @@
                 <w:rFonts w:cs="Amiri"/>
                 <w:b/>
                 <w:i w:val="0"/>
+                <w:color w:val="FFFFFF"/>
                 <w:sz w:val="20"/>
                 <w:szCs w:val="20"/>
                 <w:rtl/>
@@ -6632,7 +6999,7 @@
         <w:tc>
           <w:tcPr>
             <w:tcW w:type="dxa" w:w="2353"/>
-            <w:shd w:val="clear" w:fill="D9D9D9"/>
+            <w:shd w:val="clear" w:fill="0F3D6E"/>
           </w:tcPr>
           <w:p>
             <w:pPr>
@@ -6642,6 +7009,7 @@
             <w:r>
               <w:rPr>
                 <w:rFonts w:cs="Amiri"/>
+                <w:color w:val="FFFFFF"/>
               </w:rPr>
             </w:r>
             <w:r>
@@ -6649,6 +7017,7 @@
                 <w:rFonts w:cs="Amiri"/>
                 <w:b/>
                 <w:i w:val="0"/>
+                <w:color w:val="FFFFFF"/>
                 <w:sz w:val="20"/>
                 <w:szCs w:val="20"/>
                 <w:rtl/>
@@ -6660,7 +7029,7 @@
         <w:tc>
           <w:tcPr>
             <w:tcW w:type="dxa" w:w="2353"/>
-            <w:shd w:val="clear" w:fill="D9D9D9"/>
+            <w:shd w:val="clear" w:fill="0F3D6E"/>
           </w:tcPr>
           <w:p>
             <w:pPr>
@@ -6670,6 +7039,7 @@
             <w:r>
               <w:rPr>
                 <w:rFonts w:cs="Amiri"/>
+                <w:color w:val="FFFFFF"/>
               </w:rPr>
             </w:r>
             <w:r>
@@ -6677,6 +7047,7 @@
                 <w:rFonts w:cs="Amiri"/>
                 <w:b/>
                 <w:i w:val="0"/>
+                <w:color w:val="FFFFFF"/>
                 <w:sz w:val="20"/>
                 <w:szCs w:val="20"/>
                 <w:rtl/>
@@ -7117,7 +7488,7 @@
           <w:rFonts w:cs="Amiri"/>
           <w:b/>
           <w:i w:val="0"/>
-          <w:color w:val="1F1F1F"/>
+          <w:color w:val="0F3D6E"/>
           <w:sz w:val="20"/>
           <w:szCs w:val="20"/>
           <w:rtl/>
@@ -7129,7 +7500,7 @@
           <w:rFonts w:cs="Amiri"/>
           <w:b/>
           <w:i w:val="0"/>
-          <w:color w:val="1F1F1F"/>
+          <w:color w:val="0F3D6E"/>
           <w:sz w:val="20"/>
           <w:szCs w:val="20"/>
         </w:rPr>
@@ -7211,7 +7582,7 @@
           <w:rFonts w:cs="Amiri"/>
           <w:b/>
           <w:i w:val="0"/>
-          <w:color w:val="1F1F1F"/>
+          <w:color w:val="0F3D6E"/>
           <w:sz w:val="20"/>
           <w:szCs w:val="20"/>
           <w:rtl/>
@@ -7223,7 +7594,7 @@
           <w:rFonts w:cs="Amiri"/>
           <w:b/>
           <w:i w:val="0"/>
-          <w:color w:val="1F1F1F"/>
+          <w:color w:val="0F3D6E"/>
           <w:sz w:val="20"/>
           <w:szCs w:val="20"/>
         </w:rPr>
@@ -7262,7 +7633,7 @@
           <w:tcPr>
             <w:tcW w:type="dxa" w:w="6274"/>
             <w:gridSpan w:val="2"/>
-            <w:shd w:val="clear" w:fill="D9D9D9"/>
+            <w:shd w:val="clear" w:fill="0F3D6E"/>
           </w:tcPr>
           <w:p>
             <w:pPr>
@@ -7272,6 +7643,7 @@
             <w:r>
               <w:rPr>
                 <w:rFonts w:cs="Amiri"/>
+                <w:color w:val="FFFFFF"/>
               </w:rPr>
             </w:r>
             <w:r>
@@ -7279,6 +7651,7 @@
                 <w:rFonts w:cs="Amiri"/>
                 <w:b/>
                 <w:i w:val="0"/>
+                <w:color w:val="FFFFFF"/>
                 <w:sz w:val="20"/>
                 <w:szCs w:val="20"/>
                 <w:rtl/>
@@ -7290,7 +7663,7 @@
         <w:tc>
           <w:tcPr>
             <w:tcW w:type="dxa" w:w="3137"/>
-            <w:shd w:val="clear" w:fill="D9D9D9"/>
+            <w:shd w:val="clear" w:fill="0F3D6E"/>
           </w:tcPr>
           <w:p>
             <w:pPr>
@@ -7300,6 +7673,7 @@
             <w:r>
               <w:rPr>
                 <w:rFonts w:cs="Amiri"/>
+                <w:color w:val="FFFFFF"/>
               </w:rPr>
             </w:r>
             <w:r>
@@ -7307,6 +7681,7 @@
                 <w:rFonts w:cs="Amiri"/>
                 <w:b/>
                 <w:i w:val="0"/>
+                <w:color w:val="FFFFFF"/>
                 <w:sz w:val="18"/>
                 <w:szCs w:val="18"/>
                 <w:rtl/>
@@ -7651,7 +8026,7 @@
           <w:tcPr>
             <w:tcW w:type="dxa" w:w="6274"/>
             <w:gridSpan w:val="2"/>
-            <w:shd w:val="clear" w:fill="D9D9D9"/>
+            <w:shd w:val="clear" w:fill="0F3D6E"/>
           </w:tcPr>
           <w:p>
             <w:pPr>
@@ -7661,6 +8036,7 @@
             <w:r>
               <w:rPr>
                 <w:rFonts w:cs="Amiri"/>
+                <w:color w:val="FFFFFF"/>
               </w:rPr>
             </w:r>
             <w:r>
@@ -7668,6 +8044,7 @@
                 <w:rFonts w:cs="Amiri"/>
                 <w:b/>
                 <w:i w:val="0"/>
+                <w:color w:val="FFFFFF"/>
                 <w:sz w:val="20"/>
                 <w:szCs w:val="20"/>
               </w:rPr>
@@ -7975,7 +8352,7 @@
           <w:tcPr>
             <w:tcW w:type="dxa" w:w="6274"/>
             <w:gridSpan w:val="2"/>
-            <w:shd w:val="clear" w:fill="D9D9D9"/>
+            <w:shd w:val="clear" w:fill="0F3D6E"/>
           </w:tcPr>
           <w:p>
             <w:pPr>
@@ -7985,6 +8362,7 @@
             <w:r>
               <w:rPr>
                 <w:rFonts w:cs="Amiri"/>
+                <w:color w:val="FFFFFF"/>
               </w:rPr>
             </w:r>
             <w:r>
@@ -7992,6 +8370,7 @@
                 <w:rFonts w:cs="Amiri"/>
                 <w:b/>
                 <w:i w:val="0"/>
+                <w:color w:val="FFFFFF"/>
                 <w:sz w:val="20"/>
                 <w:szCs w:val="20"/>
               </w:rPr>
@@ -8340,7 +8719,7 @@
           <w:rFonts w:cs="Amiri"/>
           <w:b/>
           <w:i w:val="0"/>
-          <w:color w:val="1F1F1F"/>
+          <w:color w:val="0F3D6E"/>
           <w:sz w:val="20"/>
           <w:szCs w:val="20"/>
           <w:rtl/>
@@ -8352,7 +8731,7 @@
           <w:rFonts w:cs="Amiri"/>
           <w:b/>
           <w:i w:val="0"/>
-          <w:color w:val="1F1F1F"/>
+          <w:color w:val="0F3D6E"/>
           <w:sz w:val="20"/>
           <w:szCs w:val="20"/>
         </w:rPr>
@@ -8402,7 +8781,7 @@
           <w:rFonts w:cs="Amiri"/>
           <w:b/>
           <w:i w:val="0"/>
-          <w:color w:val="1F1F1F"/>
+          <w:color w:val="0F3D6E"/>
           <w:sz w:val="20"/>
           <w:szCs w:val="20"/>
           <w:rtl/>
@@ -8414,7 +8793,7 @@
           <w:rFonts w:cs="Amiri"/>
           <w:b/>
           <w:i w:val="0"/>
-          <w:color w:val="1F1F1F"/>
+          <w:color w:val="0F3D6E"/>
           <w:sz w:val="20"/>
           <w:szCs w:val="20"/>
         </w:rPr>
@@ -8464,7 +8843,7 @@
           <w:rFonts w:cs="Amiri"/>
           <w:b/>
           <w:i w:val="0"/>
-          <w:color w:val="1F1F1F"/>
+          <w:color w:val="0F3D6E"/>
           <w:sz w:val="20"/>
           <w:szCs w:val="20"/>
           <w:rtl/>
@@ -8476,7 +8855,7 @@
           <w:rFonts w:cs="Amiri"/>
           <w:b/>
           <w:i w:val="0"/>
-          <w:color w:val="1F1F1F"/>
+          <w:color w:val="0F3D6E"/>
           <w:sz w:val="20"/>
           <w:szCs w:val="20"/>
         </w:rPr>
@@ -8558,7 +8937,7 @@
           <w:rFonts w:cs="Amiri"/>
           <w:b/>
           <w:i w:val="0"/>
-          <w:color w:val="1F1F1F"/>
+          <w:color w:val="0F3D6E"/>
           <w:sz w:val="20"/>
           <w:szCs w:val="20"/>
           <w:rtl/>
@@ -8570,7 +8949,7 @@
           <w:rFonts w:cs="Amiri"/>
           <w:b/>
           <w:i w:val="0"/>
-          <w:color w:val="1F1F1F"/>
+          <w:color w:val="0F3D6E"/>
           <w:sz w:val="20"/>
           <w:szCs w:val="20"/>
         </w:rPr>
@@ -8637,7 +9016,7 @@
           <w:tcPr>
             <w:tcW w:type="dxa" w:w="4706"/>
             <w:gridSpan w:val="2"/>
-            <w:shd w:val="clear" w:fill="D9D9D9"/>
+            <w:shd w:val="clear" w:fill="0F3D6E"/>
           </w:tcPr>
           <w:p>
             <w:pPr>
@@ -8647,6 +9026,7 @@
             <w:r>
               <w:rPr>
                 <w:rFonts w:cs="Amiri"/>
+                <w:color w:val="FFFFFF"/>
               </w:rPr>
             </w:r>
             <w:r>
@@ -8654,6 +9034,7 @@
                 <w:rFonts w:cs="Amiri"/>
                 <w:b/>
                 <w:i w:val="0"/>
+                <w:color w:val="FFFFFF"/>
                 <w:sz w:val="20"/>
                 <w:szCs w:val="20"/>
                 <w:rtl/>
@@ -8678,7 +9059,7 @@
         <w:tc>
           <w:tcPr>
             <w:tcW w:type="dxa" w:w="2353"/>
-            <w:shd w:val="clear" w:fill="D9D9D9"/>
+            <w:shd w:val="clear" w:fill="0F3D6E"/>
           </w:tcPr>
           <w:p>
             <w:pPr>
@@ -8688,6 +9069,7 @@
             <w:r>
               <w:rPr>
                 <w:rFonts w:cs="Amiri"/>
+                <w:color w:val="FFFFFF"/>
               </w:rPr>
             </w:r>
             <w:r>
@@ -8695,6 +9077,7 @@
                 <w:rFonts w:cs="Amiri"/>
                 <w:b/>
                 <w:i w:val="0"/>
+                <w:color w:val="FFFFFF"/>
                 <w:sz w:val="20"/>
                 <w:szCs w:val="20"/>
                 <w:rtl/>
@@ -8706,7 +9089,7 @@
         <w:tc>
           <w:tcPr>
             <w:tcW w:type="dxa" w:w="2353"/>
-            <w:shd w:val="clear" w:fill="D9D9D9"/>
+            <w:shd w:val="clear" w:fill="0F3D6E"/>
           </w:tcPr>
           <w:p>
             <w:pPr>
@@ -8716,6 +9099,7 @@
             <w:r>
               <w:rPr>
                 <w:rFonts w:cs="Amiri"/>
+                <w:color w:val="FFFFFF"/>
               </w:rPr>
             </w:r>
             <w:r>
@@ -8723,6 +9107,7 @@
                 <w:rFonts w:cs="Amiri"/>
                 <w:b/>
                 <w:i w:val="0"/>
+                <w:color w:val="FFFFFF"/>
                 <w:sz w:val="20"/>
                 <w:szCs w:val="20"/>
                 <w:rtl/>
@@ -9370,7 +9755,7 @@
           <w:rFonts w:cs="Amiri"/>
           <w:b/>
           <w:i w:val="0"/>
-          <w:color w:val="1F1F1F"/>
+          <w:color w:val="0F3D6E"/>
           <w:sz w:val="20"/>
           <w:szCs w:val="20"/>
           <w:rtl/>
@@ -9382,7 +9767,7 @@
           <w:rFonts w:cs="Amiri"/>
           <w:b/>
           <w:i w:val="0"/>
-          <w:color w:val="1F1F1F"/>
+          <w:color w:val="0F3D6E"/>
           <w:sz w:val="20"/>
           <w:szCs w:val="20"/>
         </w:rPr>
@@ -9432,7 +9817,7 @@
           <w:rFonts w:cs="Amiri"/>
           <w:b/>
           <w:i w:val="0"/>
-          <w:color w:val="1F1F1F"/>
+          <w:color w:val="0F3D6E"/>
           <w:sz w:val="20"/>
           <w:szCs w:val="20"/>
           <w:rtl/>
@@ -9444,7 +9829,7 @@
           <w:rFonts w:cs="Amiri"/>
           <w:b/>
           <w:i w:val="0"/>
-          <w:color w:val="1F1F1F"/>
+          <w:color w:val="0F3D6E"/>
           <w:sz w:val="20"/>
           <w:szCs w:val="20"/>
         </w:rPr>
@@ -9526,7 +9911,7 @@
           <w:rFonts w:cs="Amiri"/>
           <w:b/>
           <w:i w:val="0"/>
-          <w:color w:val="1F1F1F"/>
+          <w:color w:val="0F3D6E"/>
           <w:sz w:val="20"/>
           <w:szCs w:val="20"/>
           <w:rtl/>
@@ -9538,7 +9923,7 @@
           <w:rFonts w:cs="Amiri"/>
           <w:b/>
           <w:i w:val="0"/>
-          <w:color w:val="1F1F1F"/>
+          <w:color w:val="0F3D6E"/>
           <w:sz w:val="20"/>
           <w:szCs w:val="20"/>
         </w:rPr>
@@ -9605,7 +9990,7 @@
           <w:tcPr>
             <w:tcW w:type="dxa" w:w="4706"/>
             <w:gridSpan w:val="2"/>
-            <w:shd w:val="clear" w:fill="D9D9D9"/>
+            <w:shd w:val="clear" w:fill="0F3D6E"/>
           </w:tcPr>
           <w:p>
             <w:pPr>
@@ -9615,6 +10000,7 @@
             <w:r>
               <w:rPr>
                 <w:rFonts w:cs="Amiri"/>
+                <w:color w:val="FFFFFF"/>
               </w:rPr>
             </w:r>
             <w:r>
@@ -9622,6 +10008,7 @@
                 <w:rFonts w:cs="Amiri"/>
                 <w:b/>
                 <w:i w:val="0"/>
+                <w:color w:val="FFFFFF"/>
                 <w:sz w:val="20"/>
                 <w:szCs w:val="20"/>
                 <w:rtl/>
@@ -9646,7 +10033,7 @@
         <w:tc>
           <w:tcPr>
             <w:tcW w:type="dxa" w:w="2353"/>
-            <w:shd w:val="clear" w:fill="D9D9D9"/>
+            <w:shd w:val="clear" w:fill="0F3D6E"/>
           </w:tcPr>
           <w:p>
             <w:pPr>
@@ -9656,6 +10043,7 @@
             <w:r>
               <w:rPr>
                 <w:rFonts w:cs="Amiri"/>
+                <w:color w:val="FFFFFF"/>
               </w:rPr>
             </w:r>
             <w:r>
@@ -9663,6 +10051,7 @@
                 <w:rFonts w:cs="Amiri"/>
                 <w:b/>
                 <w:i w:val="0"/>
+                <w:color w:val="FFFFFF"/>
                 <w:sz w:val="20"/>
                 <w:szCs w:val="20"/>
                 <w:rtl/>
@@ -9674,7 +10063,7 @@
         <w:tc>
           <w:tcPr>
             <w:tcW w:type="dxa" w:w="2353"/>
-            <w:shd w:val="clear" w:fill="D9D9D9"/>
+            <w:shd w:val="clear" w:fill="0F3D6E"/>
           </w:tcPr>
           <w:p>
             <w:pPr>
@@ -9684,6 +10073,7 @@
             <w:r>
               <w:rPr>
                 <w:rFonts w:cs="Amiri"/>
+                <w:color w:val="FFFFFF"/>
               </w:rPr>
             </w:r>
             <w:r>
@@ -9691,6 +10081,7 @@
                 <w:rFonts w:cs="Amiri"/>
                 <w:b/>
                 <w:i w:val="0"/>
+                <w:color w:val="FFFFFF"/>
                 <w:sz w:val="20"/>
                 <w:szCs w:val="20"/>
                 <w:rtl/>
@@ -10131,7 +10522,7 @@
           <w:rFonts w:cs="Amiri"/>
           <w:b/>
           <w:i w:val="0"/>
-          <w:color w:val="1F1F1F"/>
+          <w:color w:val="0F3D6E"/>
           <w:sz w:val="20"/>
           <w:szCs w:val="20"/>
           <w:rtl/>
@@ -10143,7 +10534,7 @@
           <w:rFonts w:cs="Amiri"/>
           <w:b/>
           <w:i w:val="0"/>
-          <w:color w:val="1F1F1F"/>
+          <w:color w:val="0F3D6E"/>
           <w:sz w:val="20"/>
           <w:szCs w:val="20"/>
         </w:rPr>
@@ -10225,7 +10616,7 @@
           <w:rFonts w:cs="Amiri"/>
           <w:b/>
           <w:i w:val="0"/>
-          <w:color w:val="1F1F1F"/>
+          <w:color w:val="0F3D6E"/>
           <w:sz w:val="20"/>
           <w:szCs w:val="20"/>
           <w:rtl/>
@@ -10237,7 +10628,7 @@
           <w:rFonts w:cs="Amiri"/>
           <w:b/>
           <w:i w:val="0"/>
-          <w:color w:val="1F1F1F"/>
+          <w:color w:val="0F3D6E"/>
           <w:sz w:val="20"/>
           <w:szCs w:val="20"/>
         </w:rPr>
@@ -10302,7 +10693,7 @@
         <w:tc>
           <w:tcPr>
             <w:tcW w:type="dxa" w:w="3137"/>
-            <w:shd w:val="clear" w:fill="D9D9D9"/>
+            <w:shd w:val="clear" w:fill="0F3D6E"/>
           </w:tcPr>
           <w:p>
             <w:pPr>
@@ -10312,6 +10703,7 @@
             <w:r>
               <w:rPr>
                 <w:rFonts w:cs="Amiri"/>
+                <w:color w:val="FFFFFF"/>
               </w:rPr>
             </w:r>
             <w:r>
@@ -10319,6 +10711,7 @@
                 <w:rFonts w:cs="Amiri"/>
                 <w:b/>
                 <w:i w:val="0"/>
+                <w:color w:val="FFFFFF"/>
                 <w:sz w:val="20"/>
                 <w:szCs w:val="20"/>
                 <w:rtl/>
@@ -10343,7 +10736,7 @@
         <w:tc>
           <w:tcPr>
             <w:tcW w:type="dxa" w:w="3137"/>
-            <w:shd w:val="clear" w:fill="D9D9D9"/>
+            <w:shd w:val="clear" w:fill="0F3D6E"/>
           </w:tcPr>
           <w:p>
             <w:pPr>
@@ -10353,6 +10746,7 @@
             <w:r>
               <w:rPr>
                 <w:rFonts w:cs="Amiri"/>
+                <w:color w:val="FFFFFF"/>
               </w:rPr>
             </w:r>
             <w:r>
@@ -10360,6 +10754,7 @@
                 <w:rFonts w:cs="Amiri"/>
                 <w:b/>
                 <w:i w:val="0"/>
+                <w:color w:val="FFFFFF"/>
                 <w:sz w:val="20"/>
                 <w:szCs w:val="20"/>
                 <w:rtl/>
@@ -10745,7 +11140,7 @@
           <w:rFonts w:cs="Amiri"/>
           <w:b/>
           <w:i w:val="0"/>
-          <w:color w:val="1F1F1F"/>
+          <w:color w:val="0F3D6E"/>
           <w:sz w:val="20"/>
           <w:szCs w:val="20"/>
           <w:rtl/>
@@ -10757,7 +11152,7 @@
           <w:rFonts w:cs="Amiri"/>
           <w:b/>
           <w:i w:val="0"/>
-          <w:color w:val="1F1F1F"/>
+          <w:color w:val="0F3D6E"/>
           <w:sz w:val="20"/>
           <w:szCs w:val="20"/>
         </w:rPr>
@@ -10807,7 +11202,7 @@
           <w:rFonts w:cs="Amiri"/>
           <w:b/>
           <w:i w:val="0"/>
-          <w:color w:val="1F1F1F"/>
+          <w:color w:val="0F3D6E"/>
           <w:sz w:val="20"/>
           <w:szCs w:val="20"/>
           <w:rtl/>
@@ -10819,7 +11214,7 @@
           <w:rFonts w:cs="Amiri"/>
           <w:b/>
           <w:i w:val="0"/>
-          <w:color w:val="1F1F1F"/>
+          <w:color w:val="0F3D6E"/>
           <w:sz w:val="20"/>
           <w:szCs w:val="20"/>
         </w:rPr>
@@ -10869,7 +11264,7 @@
           <w:rFonts w:cs="Amiri"/>
           <w:b/>
           <w:i w:val="0"/>
-          <w:color w:val="1F1F1F"/>
+          <w:color w:val="0F3D6E"/>
           <w:sz w:val="20"/>
           <w:szCs w:val="20"/>
           <w:rtl/>
@@ -10881,7 +11276,7 @@
           <w:rFonts w:cs="Amiri"/>
           <w:b/>
           <w:i w:val="0"/>
-          <w:color w:val="1F1F1F"/>
+          <w:color w:val="0F3D6E"/>
           <w:sz w:val="20"/>
           <w:szCs w:val="20"/>
         </w:rPr>
@@ -10963,7 +11358,7 @@
           <w:rFonts w:cs="Amiri"/>
           <w:b/>
           <w:i w:val="0"/>
-          <w:color w:val="1F1F1F"/>
+          <w:color w:val="0F3D6E"/>
           <w:sz w:val="20"/>
           <w:szCs w:val="20"/>
           <w:rtl/>
@@ -10975,7 +11370,7 @@
           <w:rFonts w:cs="Amiri"/>
           <w:b/>
           <w:i w:val="0"/>
-          <w:color w:val="1F1F1F"/>
+          <w:color w:val="0F3D6E"/>
           <w:sz w:val="20"/>
           <w:szCs w:val="20"/>
         </w:rPr>
@@ -11040,7 +11435,7 @@
         <w:tc>
           <w:tcPr>
             <w:tcW w:type="dxa" w:w="3137"/>
-            <w:shd w:val="clear" w:fill="D9D9D9"/>
+            <w:shd w:val="clear" w:fill="0F3D6E"/>
           </w:tcPr>
           <w:p>
             <w:pPr>
@@ -11050,6 +11445,7 @@
             <w:r>
               <w:rPr>
                 <w:rFonts w:cs="Amiri"/>
+                <w:color w:val="FFFFFF"/>
               </w:rPr>
             </w:r>
             <w:r>
@@ -11057,6 +11453,7 @@
                 <w:rFonts w:cs="Amiri"/>
                 <w:b/>
                 <w:i w:val="0"/>
+                <w:color w:val="FFFFFF"/>
                 <w:sz w:val="20"/>
                 <w:szCs w:val="20"/>
                 <w:rtl/>
@@ -11081,7 +11478,7 @@
         <w:tc>
           <w:tcPr>
             <w:tcW w:type="dxa" w:w="3137"/>
-            <w:shd w:val="clear" w:fill="D9D9D9"/>
+            <w:shd w:val="clear" w:fill="0F3D6E"/>
           </w:tcPr>
           <w:p>
             <w:pPr>
@@ -11091,6 +11488,7 @@
             <w:r>
               <w:rPr>
                 <w:rFonts w:cs="Amiri"/>
+                <w:color w:val="FFFFFF"/>
               </w:rPr>
             </w:r>
             <w:r>
@@ -11098,6 +11496,7 @@
                 <w:rFonts w:cs="Amiri"/>
                 <w:b/>
                 <w:i w:val="0"/>
+                <w:color w:val="FFFFFF"/>
                 <w:sz w:val="20"/>
                 <w:szCs w:val="20"/>
                 <w:rtl/>
@@ -11466,7 +11865,7 @@
           <w:rFonts w:cs="Amiri"/>
           <w:b/>
           <w:i w:val="0"/>
-          <w:color w:val="1F1F1F"/>
+          <w:color w:val="0F3D6E"/>
           <w:sz w:val="20"/>
           <w:szCs w:val="20"/>
           <w:rtl/>
@@ -11478,7 +11877,7 @@
           <w:rFonts w:cs="Amiri"/>
           <w:b/>
           <w:i w:val="0"/>
-          <w:color w:val="1F1F1F"/>
+          <w:color w:val="0F3D6E"/>
           <w:sz w:val="20"/>
           <w:szCs w:val="20"/>
         </w:rPr>
@@ -11543,7 +11942,7 @@
         <w:tc>
           <w:tcPr>
             <w:tcW w:type="dxa" w:w="3137"/>
-            <w:shd w:val="clear" w:fill="D9D9D9"/>
+            <w:shd w:val="clear" w:fill="0F3D6E"/>
           </w:tcPr>
           <w:p>
             <w:pPr>
@@ -11553,6 +11952,7 @@
             <w:r>
               <w:rPr>
                 <w:rFonts w:cs="Amiri"/>
+                <w:color w:val="FFFFFF"/>
               </w:rPr>
             </w:r>
             <w:r>
@@ -11560,6 +11960,7 @@
                 <w:rFonts w:cs="Amiri"/>
                 <w:b/>
                 <w:i w:val="0"/>
+                <w:color w:val="FFFFFF"/>
                 <w:sz w:val="20"/>
                 <w:szCs w:val="20"/>
                 <w:rtl/>
@@ -11584,7 +11985,7 @@
         <w:tc>
           <w:tcPr>
             <w:tcW w:type="dxa" w:w="3137"/>
-            <w:shd w:val="clear" w:fill="D9D9D9"/>
+            <w:shd w:val="clear" w:fill="0F3D6E"/>
           </w:tcPr>
           <w:p>
             <w:pPr>
@@ -11594,6 +11995,7 @@
             <w:r>
               <w:rPr>
                 <w:rFonts w:cs="Amiri"/>
+                <w:color w:val="FFFFFF"/>
               </w:rPr>
             </w:r>
             <w:r>
@@ -11601,6 +12003,7 @@
                 <w:rFonts w:cs="Amiri"/>
                 <w:b/>
                 <w:i w:val="0"/>
+                <w:color w:val="FFFFFF"/>
                 <w:sz w:val="20"/>
                 <w:szCs w:val="20"/>
                 <w:rtl/>
@@ -11986,7 +12389,7 @@
           <w:rFonts w:cs="Amiri"/>
           <w:b/>
           <w:i w:val="0"/>
-          <w:color w:val="1F1F1F"/>
+          <w:color w:val="0F3D6E"/>
           <w:sz w:val="20"/>
           <w:szCs w:val="20"/>
           <w:rtl/>
@@ -11998,7 +12401,7 @@
           <w:rFonts w:cs="Amiri"/>
           <w:b/>
           <w:i w:val="0"/>
-          <w:color w:val="1F1F1F"/>
+          <w:color w:val="0F3D6E"/>
           <w:sz w:val="20"/>
           <w:szCs w:val="20"/>
         </w:rPr>
@@ -12048,7 +12451,7 @@
           <w:rFonts w:cs="Amiri"/>
           <w:b/>
           <w:i w:val="0"/>
-          <w:color w:val="1F1F1F"/>
+          <w:color w:val="0F3D6E"/>
           <w:sz w:val="20"/>
           <w:szCs w:val="20"/>
           <w:rtl/>
@@ -12060,7 +12463,7 @@
           <w:rFonts w:cs="Amiri"/>
           <w:b/>
           <w:i w:val="0"/>
-          <w:color w:val="1F1F1F"/>
+          <w:color w:val="0F3D6E"/>
           <w:sz w:val="20"/>
           <w:szCs w:val="20"/>
         </w:rPr>
@@ -12225,7 +12628,7 @@
           <w:rFonts w:cs="Amiri"/>
           <w:b/>
           <w:i w:val="0"/>
-          <w:color w:val="1F1F1F"/>
+          <w:color w:val="0F3D6E"/>
           <w:sz w:val="20"/>
           <w:szCs w:val="20"/>
           <w:rtl/>
@@ -12237,7 +12640,7 @@
           <w:rFonts w:cs="Amiri"/>
           <w:b/>
           <w:i w:val="0"/>
-          <w:color w:val="1F1F1F"/>
+          <w:color w:val="0F3D6E"/>
           <w:sz w:val="20"/>
           <w:szCs w:val="20"/>
         </w:rPr>
@@ -12275,7 +12678,7 @@
           <w:tcPr>
             <w:tcW w:type="dxa" w:w="9412"/>
             <w:gridSpan w:val="2"/>
-            <w:shd w:val="clear" w:fill="D9D9D9"/>
+            <w:shd w:val="clear" w:fill="0F3D6E"/>
           </w:tcPr>
           <w:p>
             <w:pPr>
@@ -12285,6 +12688,7 @@
             <w:r>
               <w:rPr>
                 <w:rFonts w:cs="Amiri"/>
+                <w:color w:val="FFFFFF"/>
               </w:rPr>
             </w:r>
             <w:r>
@@ -12292,6 +12696,7 @@
                 <w:rFonts w:cs="Amiri"/>
                 <w:b/>
                 <w:i w:val="0"/>
+                <w:color w:val="FFFFFF"/>
                 <w:sz w:val="20"/>
                 <w:szCs w:val="20"/>
                 <w:rtl/>
@@ -12471,7 +12876,7 @@
           <w:tcPr>
             <w:tcW w:type="dxa" w:w="9412"/>
             <w:gridSpan w:val="2"/>
-            <w:shd w:val="clear" w:fill="D9D9D9"/>
+            <w:shd w:val="clear" w:fill="0F3D6E"/>
           </w:tcPr>
           <w:p>
             <w:pPr>
@@ -12481,6 +12886,7 @@
             <w:r>
               <w:rPr>
                 <w:rFonts w:cs="Amiri"/>
+                <w:color w:val="FFFFFF"/>
               </w:rPr>
             </w:r>
             <w:r>
@@ -12488,6 +12894,7 @@
                 <w:rFonts w:cs="Amiri"/>
                 <w:b/>
                 <w:i w:val="0"/>
+                <w:color w:val="FFFFFF"/>
                 <w:sz w:val="20"/>
                 <w:szCs w:val="20"/>
                 <w:rtl/>
@@ -12667,7 +13074,7 @@
           <w:tcPr>
             <w:tcW w:type="dxa" w:w="9412"/>
             <w:gridSpan w:val="2"/>
-            <w:shd w:val="clear" w:fill="D9D9D9"/>
+            <w:shd w:val="clear" w:fill="0F3D6E"/>
           </w:tcPr>
           <w:p>
             <w:pPr>
@@ -12677,6 +13084,7 @@
             <w:r>
               <w:rPr>
                 <w:rFonts w:cs="Amiri"/>
+                <w:color w:val="FFFFFF"/>
               </w:rPr>
             </w:r>
             <w:r>
@@ -12684,6 +13092,7 @@
                 <w:rFonts w:cs="Amiri"/>
                 <w:b/>
                 <w:i w:val="0"/>
+                <w:color w:val="FFFFFF"/>
                 <w:sz w:val="20"/>
                 <w:szCs w:val="20"/>
                 <w:rtl/>
@@ -12863,7 +13272,7 @@
           <w:tcPr>
             <w:tcW w:type="dxa" w:w="9412"/>
             <w:gridSpan w:val="2"/>
-            <w:shd w:val="clear" w:fill="D9D9D9"/>
+            <w:shd w:val="clear" w:fill="0F3D6E"/>
           </w:tcPr>
           <w:p>
             <w:pPr>
@@ -12873,6 +13282,7 @@
             <w:r>
               <w:rPr>
                 <w:rFonts w:cs="Amiri"/>
+                <w:color w:val="FFFFFF"/>
               </w:rPr>
             </w:r>
             <w:r>
@@ -12880,6 +13290,7 @@
                 <w:rFonts w:cs="Amiri"/>
                 <w:b/>
                 <w:i w:val="0"/>
+                <w:color w:val="FFFFFF"/>
                 <w:sz w:val="20"/>
                 <w:szCs w:val="20"/>
                 <w:rtl/>
@@ -13138,7 +13549,7 @@
           <w:rFonts w:cs="Amiri"/>
           <w:b/>
           <w:i w:val="0"/>
-          <w:color w:val="1F1F1F"/>
+          <w:color w:val="0F3D6E"/>
           <w:sz w:val="20"/>
           <w:szCs w:val="20"/>
           <w:rtl/>
@@ -13150,7 +13561,7 @@
           <w:rFonts w:cs="Amiri"/>
           <w:b/>
           <w:i w:val="0"/>
-          <w:color w:val="1F1F1F"/>
+          <w:color w:val="0F3D6E"/>
           <w:sz w:val="20"/>
           <w:szCs w:val="20"/>
         </w:rPr>
@@ -13200,7 +13611,7 @@
           <w:rFonts w:cs="Amiri"/>
           <w:b/>
           <w:i w:val="0"/>
-          <w:color w:val="1F1F1F"/>
+          <w:color w:val="0F3D6E"/>
           <w:sz w:val="20"/>
           <w:szCs w:val="20"/>
           <w:rtl/>
@@ -13212,7 +13623,7 @@
           <w:rFonts w:cs="Amiri"/>
           <w:b/>
           <w:i w:val="0"/>
-          <w:color w:val="1F1F1F"/>
+          <w:color w:val="0F3D6E"/>
           <w:sz w:val="20"/>
           <w:szCs w:val="20"/>
         </w:rPr>
@@ -13262,7 +13673,7 @@
           <w:rFonts w:cs="Amiri"/>
           <w:b/>
           <w:i w:val="0"/>
-          <w:color w:val="1F1F1F"/>
+          <w:color w:val="0F3D6E"/>
           <w:sz w:val="20"/>
           <w:szCs w:val="20"/>
           <w:rtl/>
@@ -13274,7 +13685,7 @@
           <w:rFonts w:cs="Amiri"/>
           <w:b/>
           <w:i w:val="0"/>
-          <w:color w:val="1F1F1F"/>
+          <w:color w:val="0F3D6E"/>
           <w:sz w:val="20"/>
           <w:szCs w:val="20"/>
         </w:rPr>
@@ -13324,7 +13735,7 @@
           <w:rFonts w:cs="Amiri"/>
           <w:b/>
           <w:i w:val="0"/>
-          <w:color w:val="1F1F1F"/>
+          <w:color w:val="0F3D6E"/>
           <w:sz w:val="20"/>
           <w:szCs w:val="20"/>
           <w:rtl/>
@@ -13336,7 +13747,7 @@
           <w:rFonts w:cs="Amiri"/>
           <w:b/>
           <w:i w:val="0"/>
-          <w:color w:val="1F1F1F"/>
+          <w:color w:val="0F3D6E"/>
           <w:sz w:val="20"/>
           <w:szCs w:val="20"/>
         </w:rPr>
@@ -13386,7 +13797,7 @@
           <w:rFonts w:cs="Amiri"/>
           <w:b/>
           <w:i w:val="0"/>
-          <w:color w:val="1F1F1F"/>
+          <w:color w:val="0F3D6E"/>
           <w:sz w:val="20"/>
           <w:szCs w:val="20"/>
           <w:rtl/>
@@ -13398,7 +13809,7 @@
           <w:rFonts w:cs="Amiri"/>
           <w:b/>
           <w:i w:val="0"/>
-          <w:color w:val="1F1F1F"/>
+          <w:color w:val="0F3D6E"/>
           <w:sz w:val="20"/>
           <w:szCs w:val="20"/>
         </w:rPr>
@@ -13448,7 +13859,7 @@
           <w:rFonts w:cs="Amiri"/>
           <w:b/>
           <w:i w:val="0"/>
-          <w:color w:val="1F1F1F"/>
+          <w:color w:val="0F3D6E"/>
           <w:sz w:val="20"/>
           <w:szCs w:val="20"/>
           <w:rtl/>
@@ -13460,7 +13871,7 @@
           <w:rFonts w:cs="Amiri"/>
           <w:b/>
           <w:i w:val="0"/>
-          <w:color w:val="1F1F1F"/>
+          <w:color w:val="0F3D6E"/>
           <w:sz w:val="20"/>
           <w:szCs w:val="20"/>
         </w:rPr>
@@ -13493,7 +13904,7 @@
           <w:rFonts w:cs="Amiri"/>
           <w:b/>
           <w:i w:val="0"/>
-          <w:color w:val="1F1F1F"/>
+          <w:color w:val="0F3D6E"/>
           <w:sz w:val="20"/>
           <w:szCs w:val="20"/>
           <w:rtl/>
@@ -13505,7 +13916,7 @@
           <w:rFonts w:cs="Amiri"/>
           <w:b/>
           <w:i w:val="0"/>
-          <w:color w:val="1F1F1F"/>
+          <w:color w:val="0F3D6E"/>
           <w:sz w:val="20"/>
           <w:szCs w:val="20"/>
         </w:rPr>
@@ -13545,7 +13956,7 @@
         <w:tc>
           <w:tcPr>
             <w:tcW w:type="dxa" w:w="1882"/>
-            <w:shd w:val="clear" w:fill="D9D9D9"/>
+            <w:shd w:val="clear" w:fill="0F3D6E"/>
           </w:tcPr>
           <w:p>
             <w:pPr>
@@ -13555,6 +13966,7 @@
             <w:r>
               <w:rPr>
                 <w:rFonts w:cs="Amiri"/>
+                <w:color w:val="FFFFFF"/>
               </w:rPr>
             </w:r>
             <w:r>
@@ -13562,6 +13974,7 @@
                 <w:rFonts w:cs="Amiri"/>
                 <w:b/>
                 <w:i w:val="0"/>
+                <w:color w:val="FFFFFF"/>
                 <w:sz w:val="18"/>
                 <w:szCs w:val="18"/>
                 <w:rtl/>
@@ -13589,7 +14002,7 @@
         <w:tc>
           <w:tcPr>
             <w:tcW w:type="dxa" w:w="1882"/>
-            <w:shd w:val="clear" w:fill="D9D9D9"/>
+            <w:shd w:val="clear" w:fill="0F3D6E"/>
           </w:tcPr>
           <w:p>
             <w:pPr>
@@ -13599,6 +14012,7 @@
             <w:r>
               <w:rPr>
                 <w:rFonts w:cs="Amiri"/>
+                <w:color w:val="FFFFFF"/>
               </w:rPr>
             </w:r>
             <w:r>
@@ -13606,6 +14020,7 @@
                 <w:rFonts w:cs="Amiri"/>
                 <w:b/>
                 <w:i w:val="0"/>
+                <w:color w:val="FFFFFF"/>
                 <w:sz w:val="18"/>
                 <w:szCs w:val="18"/>
               </w:rPr>
@@ -13632,7 +14047,7 @@
         <w:tc>
           <w:tcPr>
             <w:tcW w:type="dxa" w:w="1882"/>
-            <w:shd w:val="clear" w:fill="D9D9D9"/>
+            <w:shd w:val="clear" w:fill="0F3D6E"/>
           </w:tcPr>
           <w:p>
             <w:pPr>
@@ -13642,6 +14057,7 @@
             <w:r>
               <w:rPr>
                 <w:rFonts w:cs="Amiri"/>
+                <w:color w:val="FFFFFF"/>
               </w:rPr>
             </w:r>
             <w:r>
@@ -13649,6 +14065,7 @@
                 <w:rFonts w:cs="Amiri"/>
                 <w:b/>
                 <w:i w:val="0"/>
+                <w:color w:val="FFFFFF"/>
                 <w:sz w:val="18"/>
                 <w:szCs w:val="18"/>
                 <w:rtl/>
@@ -14130,7 +14547,7 @@
           <w:rFonts w:cs="Amiri"/>
           <w:b/>
           <w:i w:val="0"/>
-          <w:color w:val="1F1F1F"/>
+          <w:color w:val="0F3D6E"/>
           <w:sz w:val="20"/>
           <w:szCs w:val="20"/>
           <w:rtl/>
@@ -14142,7 +14559,7 @@
           <w:rFonts w:cs="Amiri"/>
           <w:b/>
           <w:i w:val="0"/>
-          <w:color w:val="1F1F1F"/>
+          <w:color w:val="0F3D6E"/>
           <w:sz w:val="20"/>
           <w:szCs w:val="20"/>
         </w:rPr>
@@ -14182,7 +14599,7 @@
         <w:tc>
           <w:tcPr>
             <w:tcW w:type="dxa" w:w="1882"/>
-            <w:shd w:val="clear" w:fill="D9D9D9"/>
+            <w:shd w:val="clear" w:fill="0F3D6E"/>
           </w:tcPr>
           <w:p>
             <w:pPr>
@@ -14192,6 +14609,7 @@
             <w:r>
               <w:rPr>
                 <w:rFonts w:cs="Amiri"/>
+                <w:color w:val="FFFFFF"/>
               </w:rPr>
             </w:r>
             <w:r>
@@ -14199,6 +14617,7 @@
                 <w:rFonts w:cs="Amiri"/>
                 <w:b/>
                 <w:i w:val="0"/>
+                <w:color w:val="FFFFFF"/>
                 <w:sz w:val="18"/>
                 <w:szCs w:val="18"/>
                 <w:rtl/>
@@ -14226,7 +14645,7 @@
         <w:tc>
           <w:tcPr>
             <w:tcW w:type="dxa" w:w="1882"/>
-            <w:shd w:val="clear" w:fill="D9D9D9"/>
+            <w:shd w:val="clear" w:fill="0F3D6E"/>
           </w:tcPr>
           <w:p>
             <w:pPr>
@@ -14236,6 +14655,7 @@
             <w:r>
               <w:rPr>
                 <w:rFonts w:cs="Amiri"/>
+                <w:color w:val="FFFFFF"/>
               </w:rPr>
             </w:r>
             <w:r>
@@ -14243,6 +14663,7 @@
                 <w:rFonts w:cs="Amiri"/>
                 <w:b/>
                 <w:i w:val="0"/>
+                <w:color w:val="FFFFFF"/>
                 <w:sz w:val="18"/>
                 <w:szCs w:val="18"/>
               </w:rPr>
@@ -14269,7 +14690,7 @@
         <w:tc>
           <w:tcPr>
             <w:tcW w:type="dxa" w:w="1882"/>
-            <w:shd w:val="clear" w:fill="D9D9D9"/>
+            <w:shd w:val="clear" w:fill="0F3D6E"/>
           </w:tcPr>
           <w:p>
             <w:pPr>
@@ -14279,6 +14700,7 @@
             <w:r>
               <w:rPr>
                 <w:rFonts w:cs="Amiri"/>
+                <w:color w:val="FFFFFF"/>
               </w:rPr>
             </w:r>
             <w:r>
@@ -14286,6 +14708,7 @@
                 <w:rFonts w:cs="Amiri"/>
                 <w:b/>
                 <w:i w:val="0"/>
+                <w:color w:val="FFFFFF"/>
                 <w:sz w:val="18"/>
                 <w:szCs w:val="18"/>
                 <w:rtl/>
@@ -15389,10 +15812,25 @@
       <w:bidi/>
       <w:pStyle w:val="Footer"/>
       <w:jc w:val="center"/>
+      <w:pBdr>
+        <w:top w:val="single" w:sz="8" w:color="0F3D6E"/>
+      </w:pBdr>
     </w:pPr>
     <w:r>
       <w:rPr>
         <w:rFonts w:cs="Amiri"/>
+        <w:color w:val="0F3D6E"/>
+        <w:sz w:val="18"/>
+        <w:szCs w:val="18"/>
+      </w:rPr>
+      <w:t xml:space="preserve">Page </w:t>
+    </w:r>
+    <w:r>
+      <w:rPr>
+        <w:rFonts w:cs="Amiri"/>
+        <w:color w:val="0F3D6E"/>
+        <w:sz w:val="18"/>
+        <w:szCs w:val="18"/>
       </w:rPr>
       <w:fldChar w:fldCharType="begin"/>
       <w:instrText xml:space="preserve"> PAGE </w:instrText>
@@ -15509,6 +15947,7 @@
               <w:rFonts w:cs="Amiri"/>
               <w:b/>
               <w:i/>
+              <w:color w:val="0F3D6E"/>
               <w:sz w:val="20"/>
               <w:szCs w:val="20"/>
               <w:rtl/>
@@ -15526,6 +15965,7 @@
               <w:rFonts w:cs="Amiri"/>
               <w:b/>
               <w:i/>
+              <w:color w:val="1F6FB2"/>
               <w:sz w:val="20"/>
               <w:szCs w:val="20"/>
             </w:rPr>
@@ -15587,7 +16027,7 @@
     <w:pPr>
       <w:bidi/>
       <w:pBdr>
-        <w:bottom w:val="single" w:sz="8" w:color="377D22"/>
+        <w:bottom w:val="single" w:sz="14" w:color="1F6FB2"/>
       </w:pBdr>
     </w:pPr>
   </w:p>
@@ -16041,12 +16481,15 @@
       <w:keepLines/>
       <w:spacing w:before="480" w:after="0"/>
       <w:outlineLvl w:val="0"/>
+      <w:pBdr>
+        <w:bottom w:val="single" w:sz="12" w:color="1F6FB2"/>
+      </w:pBdr>
     </w:pPr>
     <w:rPr>
       <w:rFonts w:asciiTheme="majorHAnsi" w:eastAsiaTheme="majorEastAsia" w:hAnsiTheme="majorHAnsi" w:cstheme="majorBidi" w:ascii="Times New Roman" w:hAnsi="Times New Roman" w:cs="Amiri"/>
       <w:b/>
       <w:bCs/>
-      <w:color w:val="1F1F1F"/>
+      <w:color w:val="0F3D6E"/>
       <w:sz w:val="28"/>
       <w:szCs w:val="28"/>
     </w:rPr>
@@ -16070,7 +16513,7 @@
       <w:rFonts w:asciiTheme="majorHAnsi" w:eastAsiaTheme="majorEastAsia" w:hAnsiTheme="majorHAnsi" w:cstheme="majorBidi" w:ascii="Times New Roman" w:hAnsi="Times New Roman" w:cs="Amiri"/>
       <w:b/>
       <w:bCs/>
-      <w:color w:val="1F1F1F"/>
+      <w:color w:val="0F3D6E"/>
       <w:sz w:val="24"/>
       <w:szCs w:val="26"/>
     </w:rPr>
@@ -16094,7 +16537,7 @@
       <w:rFonts w:asciiTheme="majorHAnsi" w:eastAsiaTheme="majorEastAsia" w:hAnsiTheme="majorHAnsi" w:cstheme="majorBidi" w:ascii="Times New Roman" w:hAnsi="Times New Roman" w:cs="Amiri"/>
       <w:b/>
       <w:bCs/>
-      <w:color w:val="1F1F1F"/>
+      <w:color w:val="1F6FB2"/>
       <w:sz w:val="22"/>
     </w:rPr>
   </w:style>

--- a/backend/report/master_template_ar.docx
+++ b/backend/report/master_template_ar.docx
@@ -27,7 +27,7 @@
               </w:rPr>
               <w:drawing>
                 <wp:inline xmlns:a="http://schemas.openxmlformats.org/drawingml/2006/main" xmlns:pic="http://schemas.openxmlformats.org/drawingml/2006/picture">
-                  <wp:extent cx="1071429" cy="720000"/>
+                  <wp:extent cx="1624527" cy="720000"/>
                   <wp:docPr id="1" name="Picture 1"/>
                   <wp:cNvGraphicFramePr>
                     <a:graphicFrameLocks noChangeAspect="1"/>
@@ -48,7 +48,7 @@
                         <pic:spPr>
                           <a:xfrm>
                             <a:off x="0" y="0"/>
-                            <a:ext cx="1071429" cy="720000"/>
+                            <a:ext cx="1624527" cy="720000"/>
                           </a:xfrm>
                           <a:prstGeom prst="rect"/>
                         </pic:spPr>
@@ -75,7 +75,7 @@
               </w:rPr>
               <w:drawing>
                 <wp:inline xmlns:a="http://schemas.openxmlformats.org/drawingml/2006/main" xmlns:pic="http://schemas.openxmlformats.org/drawingml/2006/picture">
-                  <wp:extent cx="1028571" cy="720000"/>
+                  <wp:extent cx="720000" cy="720000"/>
                   <wp:docPr id="2" name="Picture 2"/>
                   <wp:cNvGraphicFramePr>
                     <a:graphicFrameLocks noChangeAspect="1"/>
@@ -96,7 +96,7 @@
                         <pic:spPr>
                           <a:xfrm>
                             <a:off x="0" y="0"/>
-                            <a:ext cx="1028571" cy="720000"/>
+                            <a:ext cx="720000" cy="720000"/>
                           </a:xfrm>
                           <a:prstGeom prst="rect"/>
                         </pic:spPr>
@@ -15900,7 +15900,7 @@
             </w:rPr>
             <w:drawing>
               <wp:inline xmlns:a="http://schemas.openxmlformats.org/drawingml/2006/main" xmlns:pic="http://schemas.openxmlformats.org/drawingml/2006/picture">
-                <wp:extent cx="857143" cy="576000"/>
+                <wp:extent cx="1299622" cy="576000"/>
                 <wp:docPr id="1" name="Picture 1"/>
                 <wp:cNvGraphicFramePr>
                   <a:graphicFrameLocks noChangeAspect="1"/>
@@ -15921,7 +15921,7 @@
                       <pic:spPr>
                         <a:xfrm>
                           <a:off x="0" y="0"/>
-                          <a:ext cx="857143" cy="576000"/>
+                          <a:ext cx="1299622" cy="576000"/>
                         </a:xfrm>
                         <a:prstGeom prst="rect"/>
                       </pic:spPr>
@@ -15988,7 +15988,7 @@
             </w:rPr>
             <w:drawing>
               <wp:inline xmlns:a="http://schemas.openxmlformats.org/drawingml/2006/main" xmlns:pic="http://schemas.openxmlformats.org/drawingml/2006/picture">
-                <wp:extent cx="822857" cy="576000"/>
+                <wp:extent cx="576000" cy="576000"/>
                 <wp:docPr id="2" name="Picture 2"/>
                 <wp:cNvGraphicFramePr>
                   <a:graphicFrameLocks noChangeAspect="1"/>
@@ -16009,7 +16009,7 @@
                       <pic:spPr>
                         <a:xfrm>
                           <a:off x="0" y="0"/>
-                          <a:ext cx="822857" cy="576000"/>
+                          <a:ext cx="576000" cy="576000"/>
                         </a:xfrm>
                         <a:prstGeom prst="rect"/>
                       </pic:spPr>

--- a/backend/report/master_template_ar.docx
+++ b/backend/report/master_template_ar.docx
@@ -5,185 +5,149 @@
     <w:tbl>
       <w:tblPr>
         <w:bidiVisual/>
-        <w:tblW w:type="auto" w:w="0"/>
+        <w:tblW w:type="pct" w:w="5000"/>
+        <w:tblLayout w:type="fixed"/>
         <w:tblLook w:firstColumn="1" w:firstRow="1" w:lastColumn="0" w:lastRow="0" w:noHBand="0" w:noVBand="1" w:val="04A0"/>
+        <w:tblInd w:w="0" w:type="dxa"/>
+        <w:tblCellMar>
+          <w:top w:w="0" w:type="dxa"/>
+          <w:left w:w="0" w:type="dxa"/>
+          <w:bottom w:w="0" w:type="dxa"/>
+          <w:right w:w="0" w:type="dxa"/>
+        </w:tblCellMar>
+        <w:tblLayout w:type="fixed"/>
       </w:tblPr>
       <w:tblGrid>
-        <w:gridCol w:w="4706"/>
-        <w:gridCol w:w="4706"/>
+        <w:gridCol w:w="12020"/>
       </w:tblGrid>
       <w:tr>
         <w:tc>
           <w:tcPr>
-            <w:tcW w:type="dxa" w:w="4706"/>
-          </w:tcPr>
-          <w:p>
-            <w:pPr>
-              <w:bidi/>
-            </w:pPr>
-            <w:r>
-              <w:rPr>
-                <w:rFonts w:cs="Amiri"/>
-              </w:rPr>
-              <w:drawing>
-                <wp:inline xmlns:a="http://schemas.openxmlformats.org/drawingml/2006/main" xmlns:pic="http://schemas.openxmlformats.org/drawingml/2006/picture">
-                  <wp:extent cx="1624527" cy="720000"/>
-                  <wp:docPr id="1" name="Picture 1"/>
-                  <wp:cNvGraphicFramePr>
-                    <a:graphicFrameLocks noChangeAspect="1"/>
-                  </wp:cNvGraphicFramePr>
-                  <a:graphic>
-                    <a:graphicData uri="http://schemas.openxmlformats.org/drawingml/2006/picture">
-                      <pic:pic>
-                        <pic:nvPicPr>
-                          <pic:cNvPr id="0" name="logo_left.png"/>
-                          <pic:cNvPicPr/>
-                        </pic:nvPicPr>
-                        <pic:blipFill>
-                          <a:blip r:embed="rId9"/>
-                          <a:stretch>
-                            <a:fillRect/>
-                          </a:stretch>
-                        </pic:blipFill>
-                        <pic:spPr>
-                          <a:xfrm>
-                            <a:off x="0" y="0"/>
-                            <a:ext cx="1624527" cy="720000"/>
-                          </a:xfrm>
-                          <a:prstGeom prst="rect"/>
-                        </pic:spPr>
-                      </pic:pic>
-                    </a:graphicData>
-                  </a:graphic>
-                </wp:inline>
-              </w:drawing>
-            </w:r>
-          </w:p>
-        </w:tc>
-        <w:tc>
-          <w:tcPr>
-            <w:tcW w:type="dxa" w:w="4706"/>
-          </w:tcPr>
-          <w:p>
-            <w:pPr>
-              <w:bidi/>
-              <w:jc w:val="right"/>
-            </w:pPr>
-            <w:r>
-              <w:rPr>
-                <w:rFonts w:cs="Amiri"/>
-              </w:rPr>
-              <w:drawing>
-                <wp:inline xmlns:a="http://schemas.openxmlformats.org/drawingml/2006/main" xmlns:pic="http://schemas.openxmlformats.org/drawingml/2006/picture">
-                  <wp:extent cx="720000" cy="720000"/>
-                  <wp:docPr id="2" name="Picture 2"/>
-                  <wp:cNvGraphicFramePr>
-                    <a:graphicFrameLocks noChangeAspect="1"/>
-                  </wp:cNvGraphicFramePr>
-                  <a:graphic>
-                    <a:graphicData uri="http://schemas.openxmlformats.org/drawingml/2006/picture">
-                      <pic:pic>
-                        <pic:nvPicPr>
-                          <pic:cNvPr id="0" name="logo_right.png"/>
-                          <pic:cNvPicPr/>
-                        </pic:nvPicPr>
-                        <pic:blipFill>
-                          <a:blip r:embed="rId10"/>
-                          <a:stretch>
-                            <a:fillRect/>
-                          </a:stretch>
-                        </pic:blipFill>
-                        <pic:spPr>
-                          <a:xfrm>
-                            <a:off x="0" y="0"/>
-                            <a:ext cx="720000" cy="720000"/>
-                          </a:xfrm>
-                          <a:prstGeom prst="rect"/>
-                        </pic:spPr>
-                      </pic:pic>
-                    </a:graphicData>
-                  </a:graphic>
-                </wp:inline>
-              </w:drawing>
-            </w:r>
-          </w:p>
-        </w:tc>
-      </w:tr>
-    </w:tbl>
-    <w:p>
-      <w:pPr>
-        <w:bidi/>
-        <w:spacing w:after="280"/>
-        <w:jc w:val="right"/>
-      </w:pPr>
-    </w:p>
-    <w:tbl>
-      <w:tblPr>
-        <w:bidiVisual/>
-        <w:tblW w:type="auto" w:w="0"/>
-        <w:jc w:val="center"/>
-        <w:tblLayout w:type="fixed"/>
-        <w:tblLook w:firstColumn="1" w:firstRow="1" w:lastColumn="0" w:lastRow="0" w:noHBand="0" w:noVBand="1" w:val="04A0"/>
-      </w:tblPr>
-      <w:tblGrid>
-        <w:gridCol w:w="9412"/>
-      </w:tblGrid>
-      <w:tr>
-        <w:tc>
-          <w:tcPr>
-            <w:tcW w:type="dxa" w:w="9411"/>
-            <w:shd w:val="clear" w:fill="0F3D6E"/>
-          </w:tcPr>
-          <w:p>
-            <w:pPr>
-              <w:bidi/>
-              <w:spacing w:before="320" w:after="0"/>
-              <w:jc w:val="center"/>
-            </w:pPr>
-            <w:r>
-              <w:rPr>
-                <w:rFonts w:cs="Amiri"/>
-                <w:b/>
-                <w:color w:val="FFFFFF"/>
-                <w:sz w:val="60"/>
-                <w:szCs w:val="60"/>
-              </w:rPr>
-              <w:t>AIR QUALITY</w:t>
-            </w:r>
-          </w:p>
-          <w:p>
-            <w:pPr>
-              <w:bidi/>
-              <w:spacing w:before="0" w:after="0"/>
-              <w:jc w:val="center"/>
-            </w:pPr>
-            <w:r>
-              <w:rPr>
-                <w:rFonts w:cs="Amiri"/>
-                <w:b/>
-                <w:color w:val="FFFFFF"/>
-                <w:sz w:val="60"/>
-                <w:szCs w:val="60"/>
-              </w:rPr>
-              <w:t>MONITORING REPORT</w:t>
-            </w:r>
-          </w:p>
-          <w:p>
-            <w:pPr>
-              <w:bidi/>
-              <w:spacing w:before="80" w:after="280"/>
-              <w:jc w:val="center"/>
-            </w:pPr>
-            <w:r>
-              <w:rPr>
-                <w:rFonts w:cs="Amiri"/>
-                <w:b w:val="0"/>
-                <w:color w:val="BFD9EF"/>
-                <w:sz w:val="20"/>
-                <w:szCs w:val="20"/>
-              </w:rPr>
-              <w:t>Ambient Air Quality  ·  KSA NCEC 2020 Standards</w:t>
-            </w:r>
+            <w:tcW w:type="dxa" w:w="11906"/>
+            <w:tcMar>
+              <w:top w:w="623" w:type="dxa"/>
+              <w:bottom w:w="396" w:type="dxa"/>
+              <w:left w:w="1020" w:type="dxa"/>
+              <w:right w:w="1020" w:type="dxa"/>
+            </w:tcMar>
+          </w:tcPr>
+          <w:p>
+            <w:pPr>
+              <w:bidi/>
+            </w:pPr>
+          </w:p>
+          <w:tbl>
+            <w:tblPr>
+              <w:bidiVisual/>
+              <w:tblW w:type="auto" w:w="0"/>
+              <w:tblLook w:firstColumn="1" w:firstRow="1" w:lastColumn="0" w:lastRow="0" w:noHBand="0" w:noVBand="1" w:val="04A0"/>
+            </w:tblPr>
+            <w:tblGrid>
+              <w:gridCol w:w="5953"/>
+              <w:gridCol w:w="5953"/>
+            </w:tblGrid>
+            <w:tr>
+              <w:tc>
+                <w:tcPr>
+                  <w:tcW w:type="dxa" w:w="5953"/>
+                </w:tcPr>
+                <w:p>
+                  <w:pPr>
+                    <w:bidi/>
+                  </w:pPr>
+                  <w:r>
+                    <w:rPr>
+                      <w:rFonts w:cs="Amiri"/>
+                    </w:rPr>
+                    <w:drawing>
+                      <wp:inline xmlns:a="http://schemas.openxmlformats.org/drawingml/2006/main" xmlns:pic="http://schemas.openxmlformats.org/drawingml/2006/picture">
+                        <wp:extent cx="1218395" cy="540000"/>
+                        <wp:docPr id="1" name="Picture 1"/>
+                        <wp:cNvGraphicFramePr>
+                          <a:graphicFrameLocks noChangeAspect="1"/>
+                        </wp:cNvGraphicFramePr>
+                        <a:graphic>
+                          <a:graphicData uri="http://schemas.openxmlformats.org/drawingml/2006/picture">
+                            <pic:pic>
+                              <pic:nvPicPr>
+                                <pic:cNvPr id="0" name="logo_left.png"/>
+                                <pic:cNvPicPr/>
+                              </pic:nvPicPr>
+                              <pic:blipFill>
+                                <a:blip r:embed="rId9"/>
+                                <a:stretch>
+                                  <a:fillRect/>
+                                </a:stretch>
+                              </pic:blipFill>
+                              <pic:spPr>
+                                <a:xfrm>
+                                  <a:off x="0" y="0"/>
+                                  <a:ext cx="1218395" cy="540000"/>
+                                </a:xfrm>
+                                <a:prstGeom prst="rect"/>
+                              </pic:spPr>
+                            </pic:pic>
+                          </a:graphicData>
+                        </a:graphic>
+                      </wp:inline>
+                    </w:drawing>
+                  </w:r>
+                </w:p>
+              </w:tc>
+              <w:tc>
+                <w:tcPr>
+                  <w:tcW w:type="dxa" w:w="5953"/>
+                </w:tcPr>
+                <w:p>
+                  <w:pPr>
+                    <w:bidi/>
+                    <w:jc w:val="right"/>
+                  </w:pPr>
+                  <w:r>
+                    <w:rPr>
+                      <w:rFonts w:cs="Amiri"/>
+                    </w:rPr>
+                    <w:drawing>
+                      <wp:inline xmlns:a="http://schemas.openxmlformats.org/drawingml/2006/main" xmlns:pic="http://schemas.openxmlformats.org/drawingml/2006/picture">
+                        <wp:extent cx="540000" cy="540000"/>
+                        <wp:docPr id="2" name="Picture 2"/>
+                        <wp:cNvGraphicFramePr>
+                          <a:graphicFrameLocks noChangeAspect="1"/>
+                        </wp:cNvGraphicFramePr>
+                        <a:graphic>
+                          <a:graphicData uri="http://schemas.openxmlformats.org/drawingml/2006/picture">
+                            <pic:pic>
+                              <pic:nvPicPr>
+                                <pic:cNvPr id="0" name="logo_right.png"/>
+                                <pic:cNvPicPr/>
+                              </pic:nvPicPr>
+                              <pic:blipFill>
+                                <a:blip r:embed="rId10"/>
+                                <a:stretch>
+                                  <a:fillRect/>
+                                </a:stretch>
+                              </pic:blipFill>
+                              <pic:spPr>
+                                <a:xfrm>
+                                  <a:off x="0" y="0"/>
+                                  <a:ext cx="540000" cy="540000"/>
+                                </a:xfrm>
+                                <a:prstGeom prst="rect"/>
+                              </pic:spPr>
+                            </pic:pic>
+                          </a:graphicData>
+                        </a:graphic>
+                      </wp:inline>
+                    </w:drawing>
+                  </w:r>
+                </w:p>
+              </w:tc>
+            </w:tr>
+          </w:tbl>
+          <w:p>
+            <w:pPr>
+              <w:bidi/>
+            </w:pPr>
           </w:p>
         </w:tc>
       </w:tr>
@@ -191,448 +155,651 @@
     <w:tbl>
       <w:tblPr>
         <w:bidiVisual/>
-        <w:tblW w:type="auto" w:w="0"/>
-        <w:jc w:val="center"/>
+        <w:tblW w:type="pct" w:w="5000"/>
         <w:tblLayout w:type="fixed"/>
         <w:tblLook w:firstColumn="1" w:firstRow="1" w:lastColumn="0" w:lastRow="0" w:noHBand="0" w:noVBand="1" w:val="04A0"/>
+        <w:tblInd w:w="0" w:type="dxa"/>
+        <w:tblCellMar>
+          <w:top w:w="0" w:type="dxa"/>
+          <w:left w:w="0" w:type="dxa"/>
+          <w:bottom w:w="0" w:type="dxa"/>
+          <w:right w:w="0" w:type="dxa"/>
+        </w:tblCellMar>
+        <w:tblLayout w:type="fixed"/>
       </w:tblPr>
       <w:tblGrid>
-        <w:gridCol w:w="9412"/>
+        <w:gridCol w:w="12020"/>
       </w:tblGrid>
       <w:tr>
         <w:tc>
           <w:tcPr>
-            <w:tcW w:type="dxa" w:w="9411"/>
-            <w:shd w:val="clear" w:fill="2F9E63"/>
-          </w:tcPr>
-          <w:p>
-            <w:pPr>
-              <w:bidi/>
-              <w:spacing w:after="0"/>
-            </w:pPr>
-            <w:r>
-              <w:rPr>
-                <w:rFonts w:cs="Amiri"/>
-                <w:sz w:val="4"/>
-                <w:szCs w:val="4"/>
-              </w:rPr>
-              <w:t xml:space="preserve"> </w:t>
+            <w:tcW w:type="dxa" w:w="11906"/>
+            <w:shd w:val="clear" w:fill="0F3D6E"/>
+            <w:tcMar>
+              <w:top w:w="1304" w:type="dxa"/>
+              <w:bottom w:w="1304" w:type="dxa"/>
+              <w:left w:w="1020" w:type="dxa"/>
+              <w:right w:w="1020" w:type="dxa"/>
+            </w:tcMar>
+          </w:tcPr>
+          <w:p>
+            <w:pPr>
+              <w:bidi/>
+              <w:spacing w:before="0" w:after="200"/>
+              <w:jc w:val="right"/>
+            </w:pPr>
+            <w:r>
+              <w:rPr>
+                <w:rFonts w:cs="Amiri"/>
+                <w:b/>
+                <w:color w:val="8FC2E8"/>
+                <w:sz w:val="22"/>
+                <w:spacing w:val="60"/>
+                <w:szCs w:val="22"/>
+              </w:rPr>
+              <w:t>AMBIENT AIR QUALITY</w:t>
+            </w:r>
+          </w:p>
+          <w:p>
+            <w:pPr>
+              <w:bidi/>
+              <w:spacing w:before="0" w:after="40"/>
+              <w:jc w:val="right"/>
+            </w:pPr>
+            <w:r>
+              <w:rPr>
+                <w:rFonts w:cs="Amiri"/>
+                <w:b/>
+                <w:color w:val="FFFFFF"/>
+                <w:sz w:val="68"/>
+                <w:szCs w:val="68"/>
+              </w:rPr>
+              <w:t>AIR QUALITY</w:t>
+            </w:r>
+          </w:p>
+          <w:p>
+            <w:pPr>
+              <w:bidi/>
+              <w:spacing w:before="0" w:after="240"/>
+              <w:jc w:val="right"/>
+            </w:pPr>
+            <w:r>
+              <w:rPr>
+                <w:rFonts w:cs="Amiri"/>
+                <w:b/>
+                <w:color w:val="FFFFFF"/>
+                <w:sz w:val="68"/>
+                <w:szCs w:val="68"/>
+              </w:rPr>
+              <w:t>MONITORING REPORT</w:t>
+            </w:r>
+          </w:p>
+          <w:p>
+            <w:pPr>
+              <w:bidi/>
+              <w:spacing w:before="0" w:after="0"/>
+              <w:jc w:val="right"/>
+            </w:pPr>
+            <w:r>
+              <w:rPr>
+                <w:rFonts w:cs="Amiri"/>
+                <w:b/>
+                <w:color w:val="D6E7F5"/>
+                <w:sz w:val="30"/>
+                <w:szCs w:val="30"/>
+              </w:rPr>
+              <w:t>{{ project_name }}</w:t>
             </w:r>
           </w:p>
         </w:tc>
       </w:tr>
     </w:tbl>
-    <w:p>
-      <w:pPr>
-        <w:bidi/>
-        <w:spacing w:after="320"/>
-        <w:jc w:val="right"/>
-      </w:pPr>
-    </w:p>
-    <w:p>
-      <w:pPr>
-        <w:bidi/>
-        <w:spacing w:after="40"/>
-        <w:jc w:val="center"/>
-      </w:pPr>
-      <w:r>
-        <w:rPr>
-          <w:rFonts w:cs="Amiri"/>
-          <w:b w:val="0"/>
-          <w:i w:val="0"/>
-          <w:color w:val="6B6B6B"/>
-          <w:sz w:val="24"/>
-          <w:szCs w:val="24"/>
-        </w:rPr>
-        <w:t>prepared for</w:t>
-      </w:r>
-    </w:p>
-    <w:p>
-      <w:pPr>
-        <w:bidi/>
-        <w:spacing w:after="320"/>
-        <w:jc w:val="center"/>
-      </w:pPr>
-      <w:r>
-        <w:rPr>
-          <w:rFonts w:cs="Amiri"/>
-          <w:b/>
-          <w:i w:val="0"/>
-          <w:color w:val="0F3D6E"/>
-          <w:sz w:val="48"/>
-          <w:szCs w:val="48"/>
-        </w:rPr>
-        <w:t>{{ project_name }}</w:t>
-      </w:r>
-    </w:p>
-    <w:p>
-      <w:pPr>
-        <w:bidi/>
-        <w:spacing w:after="0"/>
-        <w:jc w:val="right"/>
-      </w:pPr>
-      <w:r>
-        <w:rPr>
-          <w:rFonts w:cs="Amiri"/>
-          <w:b w:val="0"/>
-          <w:i w:val="0"/>
-          <w:sz w:val="2"/>
-          <w:szCs w:val="2"/>
-        </w:rPr>
-        <w:t>{%p if cover_photo %}</w:t>
-      </w:r>
-    </w:p>
-    <w:p>
-      <w:pPr>
-        <w:bidi/>
-        <w:spacing w:after="200"/>
-        <w:jc w:val="center"/>
-      </w:pPr>
-      <w:r>
-        <w:rPr>
-          <w:rFonts w:cs="Amiri"/>
-          <w:b w:val="0"/>
-          <w:i w:val="0"/>
-          <w:sz w:val="22"/>
-          <w:szCs w:val="22"/>
-        </w:rPr>
-        <w:t>{{ cover_photo }}</w:t>
-      </w:r>
-    </w:p>
-    <w:p>
-      <w:pPr>
-        <w:bidi/>
-        <w:spacing w:after="0"/>
-        <w:jc w:val="right"/>
-      </w:pPr>
-      <w:r>
-        <w:rPr>
-          <w:rFonts w:cs="Amiri"/>
-          <w:b w:val="0"/>
-          <w:i w:val="0"/>
-          <w:sz w:val="2"/>
-          <w:szCs w:val="2"/>
-        </w:rPr>
-        <w:t>{%p endif %}</w:t>
-      </w:r>
-    </w:p>
     <w:tbl>
       <w:tblPr>
         <w:bidiVisual/>
-        <w:tblStyle w:val="TableGrid"/>
-        <w:tblW w:type="auto" w:w="0"/>
-        <w:jc w:val="center"/>
+        <w:tblW w:type="pct" w:w="5000"/>
+        <w:tblLayout w:type="fixed"/>
         <w:tblLook w:firstColumn="1" w:firstRow="1" w:lastColumn="0" w:lastRow="0" w:noHBand="0" w:noVBand="1" w:val="04A0"/>
+        <w:tblInd w:w="0" w:type="dxa"/>
+        <w:tblCellMar>
+          <w:top w:w="0" w:type="dxa"/>
+          <w:left w:w="0" w:type="dxa"/>
+          <w:bottom w:w="0" w:type="dxa"/>
+          <w:right w:w="0" w:type="dxa"/>
+        </w:tblCellMar>
+        <w:tblLayout w:type="fixed"/>
       </w:tblPr>
       <w:tblGrid>
-        <w:gridCol w:w="4706"/>
-        <w:gridCol w:w="4706"/>
+        <w:gridCol w:w="12020"/>
       </w:tblGrid>
       <w:tr>
         <w:tc>
           <w:tcPr>
-            <w:tcW w:type="dxa" w:w="2608"/>
-            <w:shd w:val="clear" w:fill="E8F1F9"/>
-          </w:tcPr>
-          <w:p>
-            <w:pPr>
-              <w:bidi/>
-              <w:jc w:val="right"/>
-            </w:pPr>
-            <w:r>
-              <w:rPr>
-                <w:rFonts w:cs="Amiri"/>
-                <w:color w:val="0F3D6E"/>
-              </w:rPr>
-            </w:r>
-            <w:r>
-              <w:rPr>
-                <w:rFonts w:cs="Amiri"/>
-                <w:b/>
-                <w:i w:val="0"/>
-                <w:color w:val="0F3D6E"/>
-                <w:sz w:val="20"/>
-                <w:szCs w:val="20"/>
-                <w:rtl/>
-              </w:rPr>
-              <w:t>العميل</w:t>
-            </w:r>
-          </w:p>
-        </w:tc>
-        <w:tc>
-          <w:tcPr>
-            <w:tcW w:type="dxa" w:w="6803"/>
-          </w:tcPr>
-          <w:p>
-            <w:pPr>
-              <w:bidi/>
-              <w:jc w:val="right"/>
-            </w:pPr>
-            <w:r>
-              <w:rPr>
-                <w:rFonts w:cs="Amiri"/>
-              </w:rPr>
-            </w:r>
-            <w:r>
-              <w:rPr>
-                <w:rFonts w:cs="Amiri"/>
-                <w:b w:val="0"/>
-                <w:i w:val="0"/>
-                <w:sz w:val="20"/>
-                <w:szCs w:val="20"/>
-              </w:rPr>
-              <w:t>{{ client }}</w:t>
-            </w:r>
-          </w:p>
-        </w:tc>
-      </w:tr>
-      <w:tr>
-        <w:tc>
-          <w:tcPr>
-            <w:tcW w:type="dxa" w:w="2608"/>
-            <w:shd w:val="clear" w:fill="E8F1F9"/>
-          </w:tcPr>
-          <w:p>
-            <w:pPr>
-              <w:bidi/>
-              <w:jc w:val="right"/>
-            </w:pPr>
-            <w:r>
-              <w:rPr>
-                <w:rFonts w:cs="Amiri"/>
-                <w:color w:val="0F3D6E"/>
-              </w:rPr>
-            </w:r>
-            <w:r>
-              <w:rPr>
-                <w:rFonts w:cs="Amiri"/>
-                <w:b/>
-                <w:i w:val="0"/>
-                <w:color w:val="0F3D6E"/>
-                <w:sz w:val="20"/>
-                <w:szCs w:val="20"/>
-                <w:rtl/>
-              </w:rPr>
-              <w:t>رقم التقرير</w:t>
-            </w:r>
-          </w:p>
-        </w:tc>
-        <w:tc>
-          <w:tcPr>
-            <w:tcW w:type="dxa" w:w="6803"/>
-          </w:tcPr>
-          <w:p>
-            <w:pPr>
-              <w:bidi/>
-              <w:jc w:val="right"/>
-            </w:pPr>
-            <w:r>
-              <w:rPr>
-                <w:rFonts w:cs="Amiri"/>
-              </w:rPr>
-            </w:r>
-            <w:r>
-              <w:rPr>
-                <w:rFonts w:cs="Amiri"/>
-                <w:b w:val="0"/>
-                <w:i w:val="0"/>
-                <w:sz w:val="20"/>
-                <w:szCs w:val="20"/>
-              </w:rPr>
-              <w:t>{{ report_number }}</w:t>
-            </w:r>
-          </w:p>
-        </w:tc>
-      </w:tr>
-      <w:tr>
-        <w:tc>
-          <w:tcPr>
-            <w:tcW w:type="dxa" w:w="2608"/>
-            <w:shd w:val="clear" w:fill="E8F1F9"/>
-          </w:tcPr>
-          <w:p>
-            <w:pPr>
-              <w:bidi/>
-              <w:jc w:val="right"/>
-            </w:pPr>
-            <w:r>
-              <w:rPr>
-                <w:rFonts w:cs="Amiri"/>
-                <w:color w:val="0F3D6E"/>
-              </w:rPr>
-            </w:r>
-            <w:r>
-              <w:rPr>
-                <w:rFonts w:cs="Amiri"/>
-                <w:b/>
-                <w:i w:val="0"/>
-                <w:color w:val="0F3D6E"/>
-                <w:sz w:val="20"/>
-                <w:szCs w:val="20"/>
-              </w:rPr>
-              <w:t>Monitoring Period</w:t>
-            </w:r>
-          </w:p>
-        </w:tc>
-        <w:tc>
-          <w:tcPr>
-            <w:tcW w:type="dxa" w:w="6803"/>
-          </w:tcPr>
-          <w:p>
-            <w:pPr>
-              <w:bidi/>
-              <w:jc w:val="right"/>
-            </w:pPr>
-            <w:r>
-              <w:rPr>
-                <w:rFonts w:cs="Amiri"/>
-              </w:rPr>
-            </w:r>
-            <w:r>
-              <w:rPr>
-                <w:rFonts w:cs="Amiri"/>
-                <w:b w:val="0"/>
-                <w:i w:val="0"/>
-                <w:sz w:val="20"/>
-                <w:szCs w:val="20"/>
-              </w:rPr>
-              <w:t>{{ monitoring_window_text }}</w:t>
-            </w:r>
-          </w:p>
-        </w:tc>
-      </w:tr>
-      <w:tr>
-        <w:tc>
-          <w:tcPr>
-            <w:tcW w:type="dxa" w:w="2608"/>
-            <w:shd w:val="clear" w:fill="E8F1F9"/>
-          </w:tcPr>
-          <w:p>
-            <w:pPr>
-              <w:bidi/>
-              <w:jc w:val="right"/>
-            </w:pPr>
-            <w:r>
-              <w:rPr>
-                <w:rFonts w:cs="Amiri"/>
-                <w:color w:val="0F3D6E"/>
-              </w:rPr>
-            </w:r>
-            <w:r>
-              <w:rPr>
-                <w:rFonts w:cs="Amiri"/>
-                <w:b/>
-                <w:i w:val="0"/>
-                <w:color w:val="0F3D6E"/>
-                <w:sz w:val="20"/>
-                <w:szCs w:val="20"/>
-              </w:rPr>
-              <w:t>Revision / Date</w:t>
-            </w:r>
-          </w:p>
-        </w:tc>
-        <w:tc>
-          <w:tcPr>
-            <w:tcW w:type="dxa" w:w="6803"/>
-          </w:tcPr>
-          <w:p>
-            <w:pPr>
-              <w:bidi/>
-              <w:jc w:val="right"/>
-            </w:pPr>
-            <w:r>
-              <w:rPr>
-                <w:rFonts w:cs="Amiri"/>
-              </w:rPr>
-            </w:r>
-            <w:r>
-              <w:rPr>
-                <w:rFonts w:cs="Amiri"/>
-                <w:b w:val="0"/>
-                <w:i w:val="0"/>
-                <w:sz w:val="20"/>
-                <w:szCs w:val="20"/>
-              </w:rPr>
-              <w:t>{{ revision }}  —  {{ reporting_date }}</w:t>
+            <w:tcW w:type="dxa" w:w="11906"/>
+            <w:shd w:val="clear" w:fill="2F9E63"/>
+            <w:tcMar>
+              <w:top w:w="0" w:type="dxa"/>
+              <w:bottom w:w="0" w:type="dxa"/>
+              <w:left w:w="0" w:type="dxa"/>
+              <w:right w:w="0" w:type="dxa"/>
+            </w:tcMar>
+          </w:tcPr>
+          <w:p>
+            <w:pPr>
+              <w:bidi/>
+              <w:spacing w:after="0"/>
+            </w:pPr>
+            <w:r>
+              <w:rPr>
+                <w:rFonts w:cs="Amiri"/>
+                <w:sz w:val="10"/>
+                <w:szCs w:val="10"/>
+              </w:rPr>
+              <w:t xml:space="preserve"> </w:t>
             </w:r>
           </w:p>
         </w:tc>
       </w:tr>
     </w:tbl>
-    <w:p>
-      <w:pPr>
-        <w:bidi/>
-        <w:spacing w:after="360"/>
-        <w:jc w:val="right"/>
-      </w:pPr>
-    </w:p>
-    <w:p>
-      <w:pPr>
-        <w:bidi/>
-        <w:spacing w:after="20"/>
-        <w:jc w:val="center"/>
-      </w:pPr>
-      <w:r>
-        <w:rPr>
-          <w:rFonts w:cs="Amiri"/>
-          <w:b w:val="0"/>
-          <w:i w:val="0"/>
-          <w:color w:val="6B6B6B"/>
-          <w:sz w:val="22"/>
-          <w:szCs w:val="22"/>
-          <w:rtl/>
-        </w:rPr>
-        <w:t>إعداد</w:t>
-      </w:r>
-    </w:p>
-    <w:p>
-      <w:pPr>
-        <w:bidi/>
-        <w:spacing w:after="280"/>
-        <w:jc w:val="center"/>
-      </w:pPr>
-      <w:r>
-        <w:rPr>
-          <w:rFonts w:cs="Amiri"/>
-          <w:b/>
-          <w:i w:val="0"/>
-          <w:color w:val="0F3D6E"/>
-          <w:sz w:val="26"/>
-          <w:szCs w:val="26"/>
-        </w:rPr>
-        <w:t>{{ provider }}</w:t>
-      </w:r>
-    </w:p>
     <w:tbl>
       <w:tblPr>
         <w:bidiVisual/>
-        <w:tblW w:type="auto" w:w="0"/>
-        <w:jc w:val="center"/>
+        <w:tblW w:type="pct" w:w="5000"/>
         <w:tblLayout w:type="fixed"/>
         <w:tblLook w:firstColumn="1" w:firstRow="1" w:lastColumn="0" w:lastRow="0" w:noHBand="0" w:noVBand="1" w:val="04A0"/>
+        <w:tblInd w:w="0" w:type="dxa"/>
+        <w:tblCellMar>
+          <w:top w:w="0" w:type="dxa"/>
+          <w:left w:w="0" w:type="dxa"/>
+          <w:bottom w:w="0" w:type="dxa"/>
+          <w:right w:w="0" w:type="dxa"/>
+        </w:tblCellMar>
+        <w:tblLayout w:type="fixed"/>
       </w:tblPr>
       <w:tblGrid>
-        <w:gridCol w:w="9412"/>
+        <w:gridCol w:w="12020"/>
       </w:tblGrid>
       <w:tr>
         <w:tc>
           <w:tcPr>
-            <w:tcW w:type="dxa" w:w="9411"/>
+            <w:tcW w:type="dxa" w:w="11906"/>
+            <w:shd w:val="clear" w:fill="C9A227"/>
+            <w:tcMar>
+              <w:top w:w="0" w:type="dxa"/>
+              <w:bottom w:w="0" w:type="dxa"/>
+              <w:left w:w="0" w:type="dxa"/>
+              <w:right w:w="0" w:type="dxa"/>
+            </w:tcMar>
+          </w:tcPr>
+          <w:p>
+            <w:pPr>
+              <w:bidi/>
+              <w:spacing w:after="0"/>
+            </w:pPr>
+            <w:r>
+              <w:rPr>
+                <w:rFonts w:cs="Amiri"/>
+                <w:sz w:val="4"/>
+                <w:szCs w:val="4"/>
+              </w:rPr>
+              <w:t xml:space="preserve"> </w:t>
+            </w:r>
+          </w:p>
+        </w:tc>
+      </w:tr>
+    </w:tbl>
+    <w:tbl>
+      <w:tblPr>
+        <w:bidiVisual/>
+        <w:tblW w:type="pct" w:w="5000"/>
+        <w:tblLayout w:type="fixed"/>
+        <w:tblLook w:firstColumn="1" w:firstRow="1" w:lastColumn="0" w:lastRow="0" w:noHBand="0" w:noVBand="1" w:val="04A0"/>
+        <w:tblInd w:w="0" w:type="dxa"/>
+        <w:tblCellMar>
+          <w:top w:w="0" w:type="dxa"/>
+          <w:left w:w="0" w:type="dxa"/>
+          <w:bottom w:w="0" w:type="dxa"/>
+          <w:right w:w="0" w:type="dxa"/>
+        </w:tblCellMar>
+        <w:tblLayout w:type="fixed"/>
+      </w:tblPr>
+      <w:tblGrid>
+        <w:gridCol w:w="12020"/>
+      </w:tblGrid>
+      <w:tr>
+        <w:tc>
+          <w:tcPr>
+            <w:tcW w:type="dxa" w:w="11906"/>
+            <w:tcMar>
+              <w:top w:w="793" w:type="dxa"/>
+              <w:bottom w:w="340" w:type="dxa"/>
+              <w:left w:w="1020" w:type="dxa"/>
+              <w:right w:w="1020" w:type="dxa"/>
+            </w:tcMar>
+          </w:tcPr>
+          <w:p>
+            <w:pPr>
+              <w:bidi/>
+              <w:spacing w:after="200"/>
+            </w:pPr>
+            <w:r>
+              <w:rPr>
+                <w:rFonts w:cs="Amiri"/>
+                <w:sz w:val="2"/>
+                <w:szCs w:val="2"/>
+              </w:rPr>
+              <w:t>{%p if cover_photo %}</w:t>
+            </w:r>
+          </w:p>
+          <w:p>
+            <w:pPr>
+              <w:bidi/>
+              <w:jc w:val="center"/>
+            </w:pPr>
+            <w:r>
+              <w:rPr>
+                <w:rFonts w:cs="Amiri"/>
+              </w:rPr>
+              <w:t>{{ cover_photo }}</w:t>
+            </w:r>
+          </w:p>
+          <w:p>
+            <w:pPr>
+              <w:bidi/>
+            </w:pPr>
+            <w:r>
+              <w:rPr>
+                <w:rFonts w:cs="Amiri"/>
+                <w:sz w:val="2"/>
+                <w:szCs w:val="2"/>
+              </w:rPr>
+              <w:t>{%p endif %}</w:t>
+            </w:r>
+          </w:p>
+          <w:tbl>
+            <w:tblPr>
+              <w:bidiVisual/>
+              <w:tblStyle w:val="TableGrid"/>
+              <w:tblW w:type="auto" w:w="0"/>
+              <w:tblLook w:firstColumn="1" w:firstRow="1" w:lastColumn="0" w:lastRow="0" w:noHBand="0" w:noVBand="1" w:val="04A0"/>
+            </w:tblPr>
+            <w:tblGrid>
+              <w:gridCol w:w="5953"/>
+              <w:gridCol w:w="5953"/>
+            </w:tblGrid>
+            <w:tr>
+              <w:tc>
+                <w:tcPr>
+                  <w:tcW w:type="dxa" w:w="2835"/>
+                  <w:tcMar>
+                    <w:top w:w="68" w:type="dxa"/>
+                    <w:bottom w:w="68" w:type="dxa"/>
+                    <w:left w:w="141" w:type="dxa"/>
+                    <w:right w:w="85" w:type="dxa"/>
+                  </w:tcMar>
+                  <w:shd w:val="clear" w:fill="E8F1F9"/>
+                </w:tcPr>
+                <w:p>
+                  <w:pPr>
+                    <w:bidi/>
+                  </w:pPr>
+                  <w:r>
+                    <w:rPr>
+                      <w:rFonts w:cs="Amiri"/>
+                      <w:b/>
+                      <w:color w:val="0F3D6E"/>
+                      <w:sz w:val="17"/>
+                      <w:szCs w:val="17"/>
+                    </w:rPr>
+                    <w:t>CLIENT</w:t>
+                  </w:r>
+                </w:p>
+              </w:tc>
+              <w:tc>
+                <w:tcPr>
+                  <w:tcW w:type="dxa" w:w="7030"/>
+                  <w:tcMar>
+                    <w:top w:w="68" w:type="dxa"/>
+                    <w:bottom w:w="68" w:type="dxa"/>
+                    <w:left w:w="141" w:type="dxa"/>
+                    <w:right w:w="85" w:type="dxa"/>
+                  </w:tcMar>
+                </w:tcPr>
+                <w:p>
+                  <w:pPr>
+                    <w:bidi/>
+                  </w:pPr>
+                  <w:r>
+                    <w:rPr>
+                      <w:rFonts w:cs="Amiri"/>
+                      <w:color w:val="1F1F1F"/>
+                      <w:sz w:val="20"/>
+                      <w:szCs w:val="20"/>
+                    </w:rPr>
+                    <w:t>{{ client }}</w:t>
+                  </w:r>
+                </w:p>
+              </w:tc>
+            </w:tr>
+            <w:tr>
+              <w:tc>
+                <w:tcPr>
+                  <w:tcW w:type="dxa" w:w="2835"/>
+                  <w:tcMar>
+                    <w:top w:w="68" w:type="dxa"/>
+                    <w:bottom w:w="68" w:type="dxa"/>
+                    <w:left w:w="141" w:type="dxa"/>
+                    <w:right w:w="85" w:type="dxa"/>
+                  </w:tcMar>
+                  <w:shd w:val="clear" w:fill="E8F1F9"/>
+                </w:tcPr>
+                <w:p>
+                  <w:pPr>
+                    <w:bidi/>
+                  </w:pPr>
+                  <w:r>
+                    <w:rPr>
+                      <w:rFonts w:cs="Amiri"/>
+                      <w:b/>
+                      <w:color w:val="0F3D6E"/>
+                      <w:sz w:val="17"/>
+                      <w:szCs w:val="17"/>
+                    </w:rPr>
+                    <w:t>SITE</w:t>
+                  </w:r>
+                </w:p>
+              </w:tc>
+              <w:tc>
+                <w:tcPr>
+                  <w:tcW w:type="dxa" w:w="7030"/>
+                  <w:tcMar>
+                    <w:top w:w="68" w:type="dxa"/>
+                    <w:bottom w:w="68" w:type="dxa"/>
+                    <w:left w:w="141" w:type="dxa"/>
+                    <w:right w:w="85" w:type="dxa"/>
+                  </w:tcMar>
+                </w:tcPr>
+                <w:p>
+                  <w:pPr>
+                    <w:bidi/>
+                  </w:pPr>
+                  <w:r>
+                    <w:rPr>
+                      <w:rFonts w:cs="Amiri"/>
+                      <w:color w:val="1F1F1F"/>
+                      <w:sz w:val="20"/>
+                      <w:szCs w:val="20"/>
+                    </w:rPr>
+                    <w:t>{{ site_name }}</w:t>
+                  </w:r>
+                </w:p>
+              </w:tc>
+            </w:tr>
+            <w:tr>
+              <w:tc>
+                <w:tcPr>
+                  <w:tcW w:type="dxa" w:w="2835"/>
+                  <w:tcMar>
+                    <w:top w:w="68" w:type="dxa"/>
+                    <w:bottom w:w="68" w:type="dxa"/>
+                    <w:left w:w="141" w:type="dxa"/>
+                    <w:right w:w="85" w:type="dxa"/>
+                  </w:tcMar>
+                  <w:shd w:val="clear" w:fill="E8F1F9"/>
+                </w:tcPr>
+                <w:p>
+                  <w:pPr>
+                    <w:bidi/>
+                  </w:pPr>
+                  <w:r>
+                    <w:rPr>
+                      <w:rFonts w:cs="Amiri"/>
+                      <w:b/>
+                      <w:color w:val="0F3D6E"/>
+                      <w:sz w:val="17"/>
+                      <w:szCs w:val="17"/>
+                    </w:rPr>
+                    <w:t>MONITORING PERIOD</w:t>
+                  </w:r>
+                </w:p>
+              </w:tc>
+              <w:tc>
+                <w:tcPr>
+                  <w:tcW w:type="dxa" w:w="7030"/>
+                  <w:tcMar>
+                    <w:top w:w="68" w:type="dxa"/>
+                    <w:bottom w:w="68" w:type="dxa"/>
+                    <w:left w:w="141" w:type="dxa"/>
+                    <w:right w:w="85" w:type="dxa"/>
+                  </w:tcMar>
+                </w:tcPr>
+                <w:p>
+                  <w:pPr>
+                    <w:bidi/>
+                  </w:pPr>
+                  <w:r>
+                    <w:rPr>
+                      <w:rFonts w:cs="Amiri"/>
+                      <w:color w:val="1F1F1F"/>
+                      <w:sz w:val="20"/>
+                      <w:szCs w:val="20"/>
+                    </w:rPr>
+                    <w:t>{{ monitoring_window_text }}</w:t>
+                  </w:r>
+                </w:p>
+              </w:tc>
+            </w:tr>
+            <w:tr>
+              <w:tc>
+                <w:tcPr>
+                  <w:tcW w:type="dxa" w:w="2835"/>
+                  <w:tcMar>
+                    <w:top w:w="68" w:type="dxa"/>
+                    <w:bottom w:w="68" w:type="dxa"/>
+                    <w:left w:w="141" w:type="dxa"/>
+                    <w:right w:w="85" w:type="dxa"/>
+                  </w:tcMar>
+                  <w:shd w:val="clear" w:fill="E8F1F9"/>
+                </w:tcPr>
+                <w:p>
+                  <w:pPr>
+                    <w:bidi/>
+                  </w:pPr>
+                  <w:r>
+                    <w:rPr>
+                      <w:rFonts w:cs="Amiri"/>
+                      <w:b/>
+                      <w:color w:val="0F3D6E"/>
+                      <w:sz w:val="17"/>
+                      <w:szCs w:val="17"/>
+                    </w:rPr>
+                    <w:t>REPORT NUMBER</w:t>
+                  </w:r>
+                </w:p>
+              </w:tc>
+              <w:tc>
+                <w:tcPr>
+                  <w:tcW w:type="dxa" w:w="7030"/>
+                  <w:tcMar>
+                    <w:top w:w="68" w:type="dxa"/>
+                    <w:bottom w:w="68" w:type="dxa"/>
+                    <w:left w:w="141" w:type="dxa"/>
+                    <w:right w:w="85" w:type="dxa"/>
+                  </w:tcMar>
+                </w:tcPr>
+                <w:p>
+                  <w:pPr>
+                    <w:bidi/>
+                  </w:pPr>
+                  <w:r>
+                    <w:rPr>
+                      <w:rFonts w:cs="Amiri"/>
+                      <w:color w:val="1F1F1F"/>
+                      <w:sz w:val="20"/>
+                      <w:szCs w:val="20"/>
+                    </w:rPr>
+                    <w:t>{{ report_number }}</w:t>
+                  </w:r>
+                </w:p>
+              </w:tc>
+            </w:tr>
+            <w:tr>
+              <w:tc>
+                <w:tcPr>
+                  <w:tcW w:type="dxa" w:w="2835"/>
+                  <w:tcMar>
+                    <w:top w:w="68" w:type="dxa"/>
+                    <w:bottom w:w="68" w:type="dxa"/>
+                    <w:left w:w="141" w:type="dxa"/>
+                    <w:right w:w="85" w:type="dxa"/>
+                  </w:tcMar>
+                  <w:shd w:val="clear" w:fill="E8F1F9"/>
+                </w:tcPr>
+                <w:p>
+                  <w:pPr>
+                    <w:bidi/>
+                  </w:pPr>
+                  <w:r>
+                    <w:rPr>
+                      <w:rFonts w:cs="Amiri"/>
+                      <w:b/>
+                      <w:color w:val="0F3D6E"/>
+                      <w:sz w:val="17"/>
+                      <w:szCs w:val="17"/>
+                    </w:rPr>
+                    <w:t>REVISION / DATE</w:t>
+                  </w:r>
+                </w:p>
+              </w:tc>
+              <w:tc>
+                <w:tcPr>
+                  <w:tcW w:type="dxa" w:w="7030"/>
+                  <w:tcMar>
+                    <w:top w:w="68" w:type="dxa"/>
+                    <w:bottom w:w="68" w:type="dxa"/>
+                    <w:left w:w="141" w:type="dxa"/>
+                    <w:right w:w="85" w:type="dxa"/>
+                  </w:tcMar>
+                </w:tcPr>
+                <w:p>
+                  <w:pPr>
+                    <w:bidi/>
+                  </w:pPr>
+                  <w:r>
+                    <w:rPr>
+                      <w:rFonts w:cs="Amiri"/>
+                      <w:color w:val="1F1F1F"/>
+                      <w:sz w:val="20"/>
+                      <w:szCs w:val="20"/>
+                    </w:rPr>
+                    <w:t>{{ revision }}   |   {{ reporting_date }}</w:t>
+                  </w:r>
+                </w:p>
+              </w:tc>
+            </w:tr>
+          </w:tbl>
+          <w:p>
+            <w:pPr>
+              <w:bidi/>
+            </w:pPr>
+          </w:p>
+          <w:p>
+            <w:pPr>
+              <w:bidi/>
+              <w:spacing w:before="320" w:after="40"/>
+            </w:pPr>
+            <w:r>
+              <w:rPr>
+                <w:rFonts w:cs="Amiri"/>
+                <w:b/>
+                <w:color w:val="8A8A8A"/>
+                <w:sz w:val="17"/>
+                <w:szCs w:val="17"/>
+              </w:rPr>
+              <w:t>PREPARED BY</w:t>
+            </w:r>
+          </w:p>
+          <w:p>
+            <w:pPr>
+              <w:bidi/>
+            </w:pPr>
+            <w:r>
+              <w:rPr>
+                <w:rFonts w:cs="Amiri"/>
+                <w:b/>
+                <w:color w:val="0F3D6E"/>
+                <w:sz w:val="26"/>
+                <w:szCs w:val="26"/>
+              </w:rPr>
+              <w:t>{{ provider }}</w:t>
+            </w:r>
+          </w:p>
+          <w:p>
+            <w:pPr>
+              <w:bidi/>
+            </w:pPr>
+            <w:r>
+              <w:rPr>
+                <w:rFonts w:cs="Amiri"/>
+                <w:i/>
+                <w:color w:val="6B6B6B"/>
+                <w:sz w:val="17"/>
+                <w:szCs w:val="17"/>
+              </w:rPr>
+              <w:t>Accredited by the National Center for Environmental Compliance (NCEC)  ·  Reported to KSA NCEC 2020 ambient air quality standards</w:t>
+            </w:r>
+          </w:p>
+        </w:tc>
+      </w:tr>
+    </w:tbl>
+    <w:tbl>
+      <w:tblPr>
+        <w:bidiVisual/>
+        <w:tblW w:type="pct" w:w="5000"/>
+        <w:tblLayout w:type="fixed"/>
+        <w:tblLook w:firstColumn="1" w:firstRow="1" w:lastColumn="0" w:lastRow="0" w:noHBand="0" w:noVBand="1" w:val="04A0"/>
+        <w:tblInd w:w="0" w:type="dxa"/>
+        <w:tblCellMar>
+          <w:top w:w="0" w:type="dxa"/>
+          <w:left w:w="0" w:type="dxa"/>
+          <w:bottom w:w="0" w:type="dxa"/>
+          <w:right w:w="0" w:type="dxa"/>
+        </w:tblCellMar>
+        <w:tblLayout w:type="fixed"/>
+      </w:tblPr>
+      <w:tblGrid>
+        <w:gridCol w:w="12020"/>
+      </w:tblGrid>
+      <w:tr>
+        <w:tc>
+          <w:tcPr>
+            <w:tcW w:type="dxa" w:w="11906"/>
             <w:shd w:val="clear" w:fill="0F3D6E"/>
-          </w:tcPr>
-          <w:p>
-            <w:pPr>
-              <w:bidi/>
-              <w:spacing w:before="160" w:after="0"/>
-              <w:jc w:val="center"/>
+            <w:tcMar>
+              <w:top w:w="311" w:type="dxa"/>
+              <w:bottom w:w="311" w:type="dxa"/>
+              <w:left w:w="1020" w:type="dxa"/>
+              <w:right w:w="1020" w:type="dxa"/>
+            </w:tcMar>
+          </w:tcPr>
+          <w:p>
+            <w:pPr>
+              <w:bidi/>
+            </w:pPr>
+          </w:p>
+          <w:p>
+            <w:pPr>
+              <w:bidi/>
+              <w:spacing w:before="0" w:after="20"/>
+              <w:jc w:val="right"/>
             </w:pPr>
             <w:r>
               <w:rPr>
                 <w:rFonts w:cs="Amiri"/>
                 <w:b/>
                 <w:color w:val="FFFFFF"/>
-                <w:sz w:val="20"/>
-                <w:szCs w:val="20"/>
+                <w:sz w:val="19"/>
+                <w:szCs w:val="19"/>
               </w:rPr>
               <w:t>{{ provider_legal_name }}</w:t>
             </w:r>
@@ -640,33 +807,33 @@
           <w:p>
             <w:pPr>
               <w:bidi/>
-              <w:spacing w:before="0" w:after="0"/>
-              <w:jc w:val="center"/>
+              <w:spacing w:before="0" w:after="20"/>
+              <w:jc w:val="right"/>
             </w:pPr>
             <w:r>
               <w:rPr>
                 <w:rFonts w:cs="Amiri"/>
                 <w:b w:val="0"/>
                 <w:color w:val="BFD9EF"/>
-                <w:sz w:val="18"/>
-                <w:szCs w:val="18"/>
-              </w:rPr>
-              <w:t>Tel.: {{ provider_tel }}    Fax: {{ provider_fax }}    E-mail: {{ provider_email }}</w:t>
-            </w:r>
-          </w:p>
-          <w:p>
-            <w:pPr>
-              <w:bidi/>
-              <w:spacing w:before="0" w:after="160"/>
-              <w:jc w:val="center"/>
+                <w:sz w:val="17"/>
+                <w:szCs w:val="17"/>
+              </w:rPr>
+              <w:t>Tel. {{ provider_tel }}   |   Fax {{ provider_fax }}   |   {{ provider_email }}</w:t>
+            </w:r>
+          </w:p>
+          <w:p>
+            <w:pPr>
+              <w:bidi/>
+              <w:spacing w:before="0" w:after="0"/>
+              <w:jc w:val="right"/>
             </w:pPr>
             <w:r>
               <w:rPr>
                 <w:rFonts w:cs="Amiri"/>
                 <w:b w:val="0"/>
                 <w:color w:val="BFD9EF"/>
-                <w:sz w:val="18"/>
-                <w:szCs w:val="18"/>
+                <w:sz w:val="17"/>
+                <w:szCs w:val="17"/>
               </w:rPr>
               <w:t>{{ provider_address }}</w:t>
             </w:r>
@@ -683,7 +850,7 @@
           <w:headerReference w:type="first" r:id="rId15"/>
           <w:footerReference w:type="first" r:id="rId16"/>
           <w:pgSz w:w="11906" w:h="16838"/>
-          <w:pgMar w:top="1247" w:right="1247" w:bottom="1247" w:left="1247" w:header="720" w:footer="720" w:gutter="0"/>
+          <w:pgMar w:top="0" w:right="0" w:bottom="0" w:left="0" w:header="720" w:footer="720" w:gutter="0"/>
           <w:cols w:space="720"/>
           <w:docGrid w:linePitch="360"/>
         </w:sectPr>

--- a/backend/report/master_template_ar.docx
+++ b/backend/report/master_template_ar.docx
@@ -4246,6 +4246,110 @@
         <w:t>: موقع جهاز رصد جودة الهواء المحيط</w:t>
       </w:r>
     </w:p>
+    <w:tbl>
+      <w:tblPr>
+        <w:bidiVisual/>
+        <w:tblW w:type="auto" w:w="0"/>
+        <w:jc w:val="center"/>
+        <w:tblLook w:firstColumn="1" w:firstRow="1" w:lastColumn="0" w:lastRow="0" w:noHBand="0" w:noVBand="1" w:val="04A0"/>
+      </w:tblPr>
+      <w:tblGrid>
+        <w:gridCol w:w="4706"/>
+        <w:gridCol w:w="4706"/>
+      </w:tblGrid>
+      <w:tr>
+        <w:tc>
+          <w:tcPr>
+            <w:tcW w:type="dxa" w:w="4706"/>
+          </w:tcPr>
+          <w:p>
+            <w:pPr>
+              <w:bidi/>
+            </w:pPr>
+            <w:r>
+              <w:rPr>
+                <w:rFonts w:cs="Amiri"/>
+              </w:rPr>
+              <w:t>{%tr for row in site_photo_rows %}</w:t>
+            </w:r>
+          </w:p>
+        </w:tc>
+        <w:tc>
+          <w:tcPr>
+            <w:tcW w:type="dxa" w:w="4706"/>
+          </w:tcPr>
+          <w:p>
+            <w:pPr>
+              <w:bidi/>
+            </w:pPr>
+          </w:p>
+        </w:tc>
+      </w:tr>
+      <w:tr>
+        <w:tc>
+          <w:tcPr>
+            <w:tcW w:type="dxa" w:w="4706"/>
+          </w:tcPr>
+          <w:p>
+            <w:pPr>
+              <w:bidi/>
+              <w:jc w:val="center"/>
+            </w:pPr>
+            <w:r>
+              <w:rPr>
+                <w:rFonts w:cs="Amiri"/>
+              </w:rPr>
+              <w:t>{{ row[0] }}</w:t>
+            </w:r>
+          </w:p>
+        </w:tc>
+        <w:tc>
+          <w:tcPr>
+            <w:tcW w:type="dxa" w:w="4706"/>
+          </w:tcPr>
+          <w:p>
+            <w:pPr>
+              <w:bidi/>
+              <w:jc w:val="center"/>
+            </w:pPr>
+            <w:r>
+              <w:rPr>
+                <w:rFonts w:cs="Amiri"/>
+              </w:rPr>
+              <w:t>{{ row[1] }}</w:t>
+            </w:r>
+          </w:p>
+        </w:tc>
+      </w:tr>
+      <w:tr>
+        <w:tc>
+          <w:tcPr>
+            <w:tcW w:type="dxa" w:w="4706"/>
+          </w:tcPr>
+          <w:p>
+            <w:pPr>
+              <w:bidi/>
+            </w:pPr>
+            <w:r>
+              <w:rPr>
+                <w:rFonts w:cs="Amiri"/>
+              </w:rPr>
+              <w:t>{%tr endfor %}</w:t>
+            </w:r>
+          </w:p>
+        </w:tc>
+        <w:tc>
+          <w:tcPr>
+            <w:tcW w:type="dxa" w:w="4706"/>
+          </w:tcPr>
+          <w:p>
+            <w:pPr>
+              <w:bidi/>
+            </w:pPr>
+          </w:p>
+        </w:tc>
+      </w:tr>
+    </w:tbl>
     <w:p>
       <w:pPr>
         <w:bidi/>
@@ -15737,7 +15841,25 @@
           <w:sz w:val="2"/>
           <w:szCs w:val="2"/>
         </w:rPr>
-        <w:t>{%p for img in calibration_images %}</w:t>
+        <w:t>{%p for c in calibration_images %}</w:t>
+      </w:r>
+    </w:p>
+    <w:p>
+      <w:pPr>
+        <w:bidi/>
+        <w:spacing w:after="80"/>
+        <w:jc w:val="right"/>
+      </w:pPr>
+      <w:r>
+        <w:rPr>
+          <w:rFonts w:cs="Amiri"/>
+          <w:b/>
+          <w:i w:val="0"/>
+          <w:color w:val="0F3D6E"/>
+          <w:sz w:val="20"/>
+          <w:szCs w:val="20"/>
+        </w:rPr>
+        <w:t>{{ c.title }}</w:t>
       </w:r>
     </w:p>
     <w:p>
@@ -15754,7 +15876,7 @@
           <w:sz w:val="22"/>
           <w:szCs w:val="22"/>
         </w:rPr>
-        <w:t>{{ img }}</w:t>
+        <w:t>{{ c.image }}</w:t>
       </w:r>
     </w:p>
     <w:p>

--- a/backend/report/master_template_ar.docx
+++ b/backend/report/master_template_ar.docx
@@ -25,8 +25,8 @@
           <w:tcPr>
             <w:tcW w:type="dxa" w:w="11906"/>
             <w:tcMar>
-              <w:top w:w="623" w:type="dxa"/>
-              <w:bottom w:w="396" w:type="dxa"/>
+              <w:top w:w="396" w:type="dxa"/>
+              <w:bottom w:w="226" w:type="dxa"/>
               <w:left w:w="1020" w:type="dxa"/>
               <w:right w:w="1020" w:type="dxa"/>
             </w:tcMar>
@@ -61,7 +61,7 @@
                     </w:rPr>
                     <w:drawing>
                       <wp:inline xmlns:a="http://schemas.openxmlformats.org/drawingml/2006/main" xmlns:pic="http://schemas.openxmlformats.org/drawingml/2006/picture">
-                        <wp:extent cx="1218395" cy="540000"/>
+                        <wp:extent cx="1015329" cy="450000"/>
                         <wp:docPr id="1" name="Picture 1"/>
                         <wp:cNvGraphicFramePr>
                           <a:graphicFrameLocks noChangeAspect="1"/>
@@ -82,7 +82,7 @@
                               <pic:spPr>
                                 <a:xfrm>
                                   <a:off x="0" y="0"/>
-                                  <a:ext cx="1218395" cy="540000"/>
+                                  <a:ext cx="1015329" cy="450000"/>
                                 </a:xfrm>
                                 <a:prstGeom prst="rect"/>
                               </pic:spPr>
@@ -109,7 +109,7 @@
                     </w:rPr>
                     <w:drawing>
                       <wp:inline xmlns:a="http://schemas.openxmlformats.org/drawingml/2006/main" xmlns:pic="http://schemas.openxmlformats.org/drawingml/2006/picture">
-                        <wp:extent cx="540000" cy="540000"/>
+                        <wp:extent cx="450000" cy="450000"/>
                         <wp:docPr id="2" name="Picture 2"/>
                         <wp:cNvGraphicFramePr>
                           <a:graphicFrameLocks noChangeAspect="1"/>
@@ -130,7 +130,7 @@
                               <pic:spPr>
                                 <a:xfrm>
                                   <a:off x="0" y="0"/>
-                                  <a:ext cx="540000" cy="540000"/>
+                                  <a:ext cx="450000" cy="450000"/>
                                 </a:xfrm>
                                 <a:prstGeom prst="rect"/>
                               </pic:spPr>
@@ -176,8 +176,8 @@
             <w:tcW w:type="dxa" w:w="11906"/>
             <w:shd w:val="clear" w:fill="0F3D6E"/>
             <w:tcMar>
-              <w:top w:w="1304" w:type="dxa"/>
-              <w:bottom w:w="1304" w:type="dxa"/>
+              <w:top w:w="850" w:type="dxa"/>
+              <w:bottom w:w="850" w:type="dxa"/>
               <w:left w:w="1020" w:type="dxa"/>
               <w:right w:w="1020" w:type="dxa"/>
             </w:tcMar>
@@ -211,8 +211,8 @@
                 <w:rFonts w:cs="Amiri"/>
                 <w:b/>
                 <w:color w:val="FFFFFF"/>
-                <w:sz w:val="68"/>
-                <w:szCs w:val="68"/>
+                <w:sz w:val="54"/>
+                <w:szCs w:val="54"/>
               </w:rPr>
               <w:t>AIR QUALITY</w:t>
             </w:r>
@@ -220,7 +220,7 @@
           <w:p>
             <w:pPr>
               <w:bidi/>
-              <w:spacing w:before="0" w:after="240"/>
+              <w:spacing w:before="0" w:after="160"/>
               <w:jc w:val="right"/>
             </w:pPr>
             <w:r>
@@ -228,8 +228,8 @@
                 <w:rFonts w:cs="Amiri"/>
                 <w:b/>
                 <w:color w:val="FFFFFF"/>
-                <w:sz w:val="68"/>
-                <w:szCs w:val="68"/>
+                <w:sz w:val="54"/>
+                <w:szCs w:val="54"/>
               </w:rPr>
               <w:t>MONITORING REPORT</w:t>
             </w:r>
@@ -245,8 +245,8 @@
                 <w:rFonts w:cs="Amiri"/>
                 <w:b/>
                 <w:color w:val="D6E7F5"/>
-                <w:sz w:val="30"/>
-                <w:szCs w:val="30"/>
+                <w:sz w:val="26"/>
+                <w:szCs w:val="26"/>
               </w:rPr>
               <w:t>{{ project_name }}</w:t>
             </w:r>
@@ -371,8 +371,8 @@
           <w:tcPr>
             <w:tcW w:type="dxa" w:w="11906"/>
             <w:tcMar>
-              <w:top w:w="793" w:type="dxa"/>
-              <w:bottom w:w="340" w:type="dxa"/>
+              <w:top w:w="453" w:type="dxa"/>
+              <w:bottom w:w="170" w:type="dxa"/>
               <w:left w:w="1020" w:type="dxa"/>
               <w:right w:w="1020" w:type="dxa"/>
             </w:tcMar>
@@ -706,7 +706,7 @@
           <w:p>
             <w:pPr>
               <w:bidi/>
-              <w:spacing w:before="320" w:after="40"/>
+              <w:spacing w:before="200" w:after="40"/>
             </w:pPr>
             <w:r>
               <w:rPr>
@@ -776,8 +776,8 @@
             <w:tcW w:type="dxa" w:w="11906"/>
             <w:shd w:val="clear" w:fill="0F3D6E"/>
             <w:tcMar>
-              <w:top w:w="311" w:type="dxa"/>
-              <w:bottom w:w="311" w:type="dxa"/>
+              <w:top w:w="226" w:type="dxa"/>
+              <w:bottom w:w="226" w:type="dxa"/>
               <w:left w:w="1020" w:type="dxa"/>
               <w:right w:w="1020" w:type="dxa"/>
             </w:tcMar>
@@ -16237,8 +16237,8 @@
               <w:b/>
               <w:i/>
               <w:color w:val="0F3D6E"/>
-              <w:sz w:val="20"/>
-              <w:szCs w:val="20"/>
+              <w:sz w:val="19"/>
+              <w:szCs w:val="19"/>
               <w:rtl/>
             </w:rPr>
             <w:t>تقرير رصد جودة الهواء المحيط لمشروع</w:t>
@@ -16254,9 +16254,9 @@
               <w:rFonts w:cs="Amiri"/>
               <w:b/>
               <w:i/>
-              <w:color w:val="1F6FB2"/>
-              <w:sz w:val="20"/>
-              <w:szCs w:val="20"/>
+              <w:color w:val="0F3D6E"/>
+              <w:sz w:val="19"/>
+              <w:szCs w:val="19"/>
             </w:rPr>
             <w:t>{{ project_name }}</w:t>
           </w:r>

--- a/backend/report/master_template_ar.docx
+++ b/backend/report/master_template_ar.docx
@@ -6,7 +6,182 @@
       <w:tblPr>
         <w:bidiVisual/>
         <w:tblW w:type="pct" w:w="5000"/>
+        <w:tblLook w:firstColumn="1" w:firstRow="1" w:lastColumn="0" w:lastRow="0" w:noHBand="0" w:noVBand="1" w:val="04A0"/>
+        <w:tblInd w:w="0" w:type="dxa"/>
+        <w:tblCellMar>
+          <w:top w:w="0" w:type="dxa"/>
+          <w:left w:w="0" w:type="dxa"/>
+          <w:bottom w:w="0" w:type="dxa"/>
+          <w:right w:w="0" w:type="dxa"/>
+        </w:tblCellMar>
         <w:tblLayout w:type="fixed"/>
+      </w:tblPr>
+      <w:tblGrid>
+        <w:gridCol w:w="4006"/>
+        <w:gridCol w:w="4006"/>
+        <w:gridCol w:w="4006"/>
+      </w:tblGrid>
+      <w:tr>
+        <w:tc>
+          <w:tcPr>
+            <w:tcW w:type="dxa" w:w="3969"/>
+            <w:tcMar>
+              <w:top w:w="425" w:type="dxa"/>
+              <w:bottom w:w="255" w:type="dxa"/>
+              <w:left w:w="850" w:type="dxa"/>
+              <w:right w:w="113" w:type="dxa"/>
+            </w:tcMar>
+          </w:tcPr>
+          <w:p>
+            <w:pPr>
+              <w:bidi/>
+            </w:pPr>
+            <w:r>
+              <w:rPr>
+                <w:rFonts w:cs="Amiri"/>
+              </w:rPr>
+              <w:drawing>
+                <wp:inline xmlns:a="http://schemas.openxmlformats.org/drawingml/2006/main" xmlns:pic="http://schemas.openxmlformats.org/drawingml/2006/picture">
+                  <wp:extent cx="1096556" cy="486000"/>
+                  <wp:docPr id="1" name="Picture 1"/>
+                  <wp:cNvGraphicFramePr>
+                    <a:graphicFrameLocks noChangeAspect="1"/>
+                  </wp:cNvGraphicFramePr>
+                  <a:graphic>
+                    <a:graphicData uri="http://schemas.openxmlformats.org/drawingml/2006/picture">
+                      <pic:pic>
+                        <pic:nvPicPr>
+                          <pic:cNvPr id="0" name="logo_left.png"/>
+                          <pic:cNvPicPr/>
+                        </pic:nvPicPr>
+                        <pic:blipFill>
+                          <a:blip r:embed="rId9"/>
+                          <a:stretch>
+                            <a:fillRect/>
+                          </a:stretch>
+                        </pic:blipFill>
+                        <pic:spPr>
+                          <a:xfrm>
+                            <a:off x="0" y="0"/>
+                            <a:ext cx="1096556" cy="486000"/>
+                          </a:xfrm>
+                          <a:prstGeom prst="rect"/>
+                        </pic:spPr>
+                      </pic:pic>
+                    </a:graphicData>
+                  </a:graphic>
+                </wp:inline>
+              </w:drawing>
+            </w:r>
+          </w:p>
+        </w:tc>
+        <w:tc>
+          <w:tcPr>
+            <w:tcW w:type="dxa" w:w="4876"/>
+            <w:tcMar>
+              <w:top w:w="538" w:type="dxa"/>
+              <w:bottom w:w="255" w:type="dxa"/>
+              <w:left w:w="226" w:type="dxa"/>
+              <w:right w:w="113" w:type="dxa"/>
+            </w:tcMar>
+          </w:tcPr>
+          <w:p>
+            <w:pPr>
+              <w:bidi/>
+              <w:spacing w:before="0" w:after="0"/>
+              <w:jc w:val="right"/>
+            </w:pPr>
+            <w:r>
+              <w:rPr>
+                <w:rFonts w:cs="Amiri"/>
+                <w:b w:val="0"/>
+                <w:i/>
+                <w:color w:val="0F3D6E"/>
+                <w:sz w:val="22"/>
+                <w:szCs w:val="22"/>
+              </w:rPr>
+              <w:t>Science for a</w:t>
+            </w:r>
+          </w:p>
+          <w:p>
+            <w:pPr>
+              <w:bidi/>
+              <w:spacing w:before="0" w:after="0"/>
+              <w:jc w:val="right"/>
+            </w:pPr>
+            <w:r>
+              <w:rPr>
+                <w:rFonts w:cs="Amiri"/>
+                <w:b w:val="0"/>
+                <w:i/>
+                <w:color w:val="0F3D6E"/>
+                <w:sz w:val="22"/>
+                <w:szCs w:val="22"/>
+              </w:rPr>
+              <w:t>Cleaner Tomorrow</w:t>
+            </w:r>
+          </w:p>
+        </w:tc>
+        <w:tc>
+          <w:tcPr>
+            <w:tcW w:type="dxa" w:w="3061"/>
+            <w:tcMar>
+              <w:top w:w="425" w:type="dxa"/>
+              <w:bottom w:w="255" w:type="dxa"/>
+              <w:left w:w="113" w:type="dxa"/>
+              <w:right w:w="850" w:type="dxa"/>
+            </w:tcMar>
+          </w:tcPr>
+          <w:p>
+            <w:pPr>
+              <w:bidi/>
+              <w:jc w:val="right"/>
+            </w:pPr>
+            <w:r>
+              <w:rPr>
+                <w:rFonts w:cs="Amiri"/>
+              </w:rPr>
+              <w:drawing>
+                <wp:inline xmlns:a="http://schemas.openxmlformats.org/drawingml/2006/main" xmlns:pic="http://schemas.openxmlformats.org/drawingml/2006/picture">
+                  <wp:extent cx="486000" cy="486000"/>
+                  <wp:docPr id="2" name="Picture 2"/>
+                  <wp:cNvGraphicFramePr>
+                    <a:graphicFrameLocks noChangeAspect="1"/>
+                  </wp:cNvGraphicFramePr>
+                  <a:graphic>
+                    <a:graphicData uri="http://schemas.openxmlformats.org/drawingml/2006/picture">
+                      <pic:pic>
+                        <pic:nvPicPr>
+                          <pic:cNvPr id="0" name="logo_right.png"/>
+                          <pic:cNvPicPr/>
+                        </pic:nvPicPr>
+                        <pic:blipFill>
+                          <a:blip r:embed="rId10"/>
+                          <a:stretch>
+                            <a:fillRect/>
+                          </a:stretch>
+                        </pic:blipFill>
+                        <pic:spPr>
+                          <a:xfrm>
+                            <a:off x="0" y="0"/>
+                            <a:ext cx="486000" cy="486000"/>
+                          </a:xfrm>
+                          <a:prstGeom prst="rect"/>
+                        </pic:spPr>
+                      </pic:pic>
+                    </a:graphicData>
+                  </a:graphic>
+                </wp:inline>
+              </w:drawing>
+            </w:r>
+          </w:p>
+        </w:tc>
+      </w:tr>
+    </w:tbl>
+    <w:tbl>
+      <w:tblPr>
+        <w:bidiVisual/>
+        <w:tblW w:type="pct" w:w="5000"/>
         <w:tblLook w:firstColumn="1" w:firstRow="1" w:lastColumn="0" w:lastRow="0" w:noHBand="0" w:noVBand="1" w:val="04A0"/>
         <w:tblInd w:w="0" w:type="dxa"/>
         <w:tblCellMar>
@@ -23,131 +198,20 @@
       <w:tr>
         <w:tc>
           <w:tcPr>
-            <w:tcW w:type="dxa" w:w="11906"/>
-            <w:tcMar>
-              <w:top w:w="396" w:type="dxa"/>
-              <w:bottom w:w="226" w:type="dxa"/>
-              <w:left w:w="1020" w:type="dxa"/>
-              <w:right w:w="1020" w:type="dxa"/>
-            </w:tcMar>
-          </w:tcPr>
-          <w:p>
-            <w:pPr>
-              <w:bidi/>
-            </w:pPr>
-          </w:p>
-          <w:tbl>
-            <w:tblPr>
-              <w:bidiVisual/>
-              <w:tblW w:type="auto" w:w="0"/>
-              <w:tblLook w:firstColumn="1" w:firstRow="1" w:lastColumn="0" w:lastRow="0" w:noHBand="0" w:noVBand="1" w:val="04A0"/>
-            </w:tblPr>
-            <w:tblGrid>
-              <w:gridCol w:w="5953"/>
-              <w:gridCol w:w="5953"/>
-            </w:tblGrid>
-            <w:tr>
-              <w:tc>
-                <w:tcPr>
-                  <w:tcW w:type="dxa" w:w="5953"/>
-                </w:tcPr>
-                <w:p>
-                  <w:pPr>
-                    <w:bidi/>
-                  </w:pPr>
-                  <w:r>
-                    <w:rPr>
-                      <w:rFonts w:cs="Amiri"/>
-                    </w:rPr>
-                    <w:drawing>
-                      <wp:inline xmlns:a="http://schemas.openxmlformats.org/drawingml/2006/main" xmlns:pic="http://schemas.openxmlformats.org/drawingml/2006/picture">
-                        <wp:extent cx="1015329" cy="450000"/>
-                        <wp:docPr id="1" name="Picture 1"/>
-                        <wp:cNvGraphicFramePr>
-                          <a:graphicFrameLocks noChangeAspect="1"/>
-                        </wp:cNvGraphicFramePr>
-                        <a:graphic>
-                          <a:graphicData uri="http://schemas.openxmlformats.org/drawingml/2006/picture">
-                            <pic:pic>
-                              <pic:nvPicPr>
-                                <pic:cNvPr id="0" name="logo_left.png"/>
-                                <pic:cNvPicPr/>
-                              </pic:nvPicPr>
-                              <pic:blipFill>
-                                <a:blip r:embed="rId9"/>
-                                <a:stretch>
-                                  <a:fillRect/>
-                                </a:stretch>
-                              </pic:blipFill>
-                              <pic:spPr>
-                                <a:xfrm>
-                                  <a:off x="0" y="0"/>
-                                  <a:ext cx="1015329" cy="450000"/>
-                                </a:xfrm>
-                                <a:prstGeom prst="rect"/>
-                              </pic:spPr>
-                            </pic:pic>
-                          </a:graphicData>
-                        </a:graphic>
-                      </wp:inline>
-                    </w:drawing>
-                  </w:r>
-                </w:p>
-              </w:tc>
-              <w:tc>
-                <w:tcPr>
-                  <w:tcW w:type="dxa" w:w="5953"/>
-                </w:tcPr>
-                <w:p>
-                  <w:pPr>
-                    <w:bidi/>
-                    <w:jc w:val="right"/>
-                  </w:pPr>
-                  <w:r>
-                    <w:rPr>
-                      <w:rFonts w:cs="Amiri"/>
-                    </w:rPr>
-                    <w:drawing>
-                      <wp:inline xmlns:a="http://schemas.openxmlformats.org/drawingml/2006/main" xmlns:pic="http://schemas.openxmlformats.org/drawingml/2006/picture">
-                        <wp:extent cx="450000" cy="450000"/>
-                        <wp:docPr id="2" name="Picture 2"/>
-                        <wp:cNvGraphicFramePr>
-                          <a:graphicFrameLocks noChangeAspect="1"/>
-                        </wp:cNvGraphicFramePr>
-                        <a:graphic>
-                          <a:graphicData uri="http://schemas.openxmlformats.org/drawingml/2006/picture">
-                            <pic:pic>
-                              <pic:nvPicPr>
-                                <pic:cNvPr id="0" name="logo_right.png"/>
-                                <pic:cNvPicPr/>
-                              </pic:nvPicPr>
-                              <pic:blipFill>
-                                <a:blip r:embed="rId10"/>
-                                <a:stretch>
-                                  <a:fillRect/>
-                                </a:stretch>
-                              </pic:blipFill>
-                              <pic:spPr>
-                                <a:xfrm>
-                                  <a:off x="0" y="0"/>
-                                  <a:ext cx="450000" cy="450000"/>
-                                </a:xfrm>
-                                <a:prstGeom prst="rect"/>
-                              </pic:spPr>
-                            </pic:pic>
-                          </a:graphicData>
-                        </a:graphic>
-                      </wp:inline>
-                    </w:drawing>
-                  </w:r>
-                </w:p>
-              </w:tc>
-            </w:tr>
-          </w:tbl>
-          <w:p>
-            <w:pPr>
-              <w:bidi/>
-            </w:pPr>
+            <w:tcW w:type="dxa" w:w="9026"/>
+          </w:tcPr>
+          <w:p>
+            <w:pPr>
+              <w:bidi/>
+              <w:spacing w:after="0"/>
+              <w:jc w:val="center"/>
+            </w:pPr>
+            <w:r>
+              <w:rPr>
+                <w:rFonts w:cs="Amiri"/>
+              </w:rPr>
+              <w:t>{{ cover_hero }}</w:t>
+            </w:r>
           </w:p>
         </w:tc>
       </w:tr>
@@ -156,7 +220,836 @@
       <w:tblPr>
         <w:bidiVisual/>
         <w:tblW w:type="pct" w:w="5000"/>
+        <w:tblLook w:firstColumn="1" w:firstRow="1" w:lastColumn="0" w:lastRow="0" w:noHBand="0" w:noVBand="1" w:val="04A0"/>
+        <w:tblInd w:w="0" w:type="dxa"/>
+        <w:tblCellMar>
+          <w:top w:w="0" w:type="dxa"/>
+          <w:left w:w="0" w:type="dxa"/>
+          <w:bottom w:w="0" w:type="dxa"/>
+          <w:right w:w="0" w:type="dxa"/>
+        </w:tblCellMar>
         <w:tblLayout w:type="fixed"/>
+      </w:tblPr>
+      <w:tblGrid>
+        <w:gridCol w:w="3005"/>
+        <w:gridCol w:w="3005"/>
+        <w:gridCol w:w="3005"/>
+        <w:gridCol w:w="3005"/>
+      </w:tblGrid>
+      <w:tr>
+        <w:tc>
+          <w:tcPr>
+            <w:tcW w:type="dxa" w:w="3005"/>
+            <w:tcMar>
+              <w:top w:w="255" w:type="dxa"/>
+              <w:bottom w:w="68" w:type="dxa"/>
+              <w:left w:w="170" w:type="dxa"/>
+              <w:right w:w="170" w:type="dxa"/>
+            </w:tcMar>
+          </w:tcPr>
+          <w:p>
+            <w:pPr>
+              <w:bidi/>
+              <w:spacing w:after="60"/>
+              <w:jc w:val="center"/>
+            </w:pPr>
+            <w:r>
+              <w:rPr>
+                <w:rFonts w:cs="Amiri"/>
+              </w:rPr>
+              <w:drawing>
+                <wp:inline xmlns:a="http://schemas.openxmlformats.org/drawingml/2006/main" xmlns:pic="http://schemas.openxmlformats.org/drawingml/2006/picture">
+                  <wp:extent cx="378000" cy="378000"/>
+                  <wp:docPr id="3" name="Picture 3"/>
+                  <wp:cNvGraphicFramePr>
+                    <a:graphicFrameLocks noChangeAspect="1"/>
+                  </wp:cNvGraphicFramePr>
+                  <a:graphic>
+                    <a:graphicData uri="http://schemas.openxmlformats.org/drawingml/2006/picture">
+                      <pic:pic>
+                        <pic:nvPicPr>
+                          <pic:cNvPr id="0" name="icon_accurate.png"/>
+                          <pic:cNvPicPr/>
+                        </pic:nvPicPr>
+                        <pic:blipFill>
+                          <a:blip r:embed="rId11"/>
+                          <a:stretch>
+                            <a:fillRect/>
+                          </a:stretch>
+                        </pic:blipFill>
+                        <pic:spPr>
+                          <a:xfrm>
+                            <a:off x="0" y="0"/>
+                            <a:ext cx="378000" cy="378000"/>
+                          </a:xfrm>
+                          <a:prstGeom prst="rect"/>
+                        </pic:spPr>
+                      </pic:pic>
+                    </a:graphicData>
+                  </a:graphic>
+                </wp:inline>
+              </w:drawing>
+            </w:r>
+          </w:p>
+        </w:tc>
+        <w:tc>
+          <w:tcPr>
+            <w:tcW w:type="dxa" w:w="3005"/>
+            <w:tcMar>
+              <w:top w:w="255" w:type="dxa"/>
+              <w:bottom w:w="68" w:type="dxa"/>
+              <w:left w:w="170" w:type="dxa"/>
+              <w:right w:w="170" w:type="dxa"/>
+            </w:tcMar>
+          </w:tcPr>
+          <w:p>
+            <w:pPr>
+              <w:bidi/>
+              <w:spacing w:after="60"/>
+              <w:jc w:val="center"/>
+            </w:pPr>
+            <w:r>
+              <w:rPr>
+                <w:rFonts w:cs="Amiri"/>
+              </w:rPr>
+              <w:drawing>
+                <wp:inline xmlns:a="http://schemas.openxmlformats.org/drawingml/2006/main" xmlns:pic="http://schemas.openxmlformats.org/drawingml/2006/picture">
+                  <wp:extent cx="378000" cy="378000"/>
+                  <wp:docPr id="4" name="Picture 4"/>
+                  <wp:cNvGraphicFramePr>
+                    <a:graphicFrameLocks noChangeAspect="1"/>
+                  </wp:cNvGraphicFramePr>
+                  <a:graphic>
+                    <a:graphicData uri="http://schemas.openxmlformats.org/drawingml/2006/picture">
+                      <pic:pic>
+                        <pic:nvPicPr>
+                          <pic:cNvPr id="0" name="icon_reliable.png"/>
+                          <pic:cNvPicPr/>
+                        </pic:nvPicPr>
+                        <pic:blipFill>
+                          <a:blip r:embed="rId12"/>
+                          <a:stretch>
+                            <a:fillRect/>
+                          </a:stretch>
+                        </pic:blipFill>
+                        <pic:spPr>
+                          <a:xfrm>
+                            <a:off x="0" y="0"/>
+                            <a:ext cx="378000" cy="378000"/>
+                          </a:xfrm>
+                          <a:prstGeom prst="rect"/>
+                        </pic:spPr>
+                      </pic:pic>
+                    </a:graphicData>
+                  </a:graphic>
+                </wp:inline>
+              </w:drawing>
+            </w:r>
+          </w:p>
+        </w:tc>
+        <w:tc>
+          <w:tcPr>
+            <w:tcW w:type="dxa" w:w="3005"/>
+            <w:tcMar>
+              <w:top w:w="255" w:type="dxa"/>
+              <w:bottom w:w="68" w:type="dxa"/>
+              <w:left w:w="170" w:type="dxa"/>
+              <w:right w:w="170" w:type="dxa"/>
+            </w:tcMar>
+          </w:tcPr>
+          <w:p>
+            <w:pPr>
+              <w:bidi/>
+              <w:spacing w:after="60"/>
+              <w:jc w:val="center"/>
+            </w:pPr>
+            <w:r>
+              <w:rPr>
+                <w:rFonts w:cs="Amiri"/>
+              </w:rPr>
+              <w:drawing>
+                <wp:inline xmlns:a="http://schemas.openxmlformats.org/drawingml/2006/main" xmlns:pic="http://schemas.openxmlformats.org/drawingml/2006/picture">
+                  <wp:extent cx="378000" cy="378000"/>
+                  <wp:docPr id="5" name="Picture 5"/>
+                  <wp:cNvGraphicFramePr>
+                    <a:graphicFrameLocks noChangeAspect="1"/>
+                  </wp:cNvGraphicFramePr>
+                  <a:graphic>
+                    <a:graphicData uri="http://schemas.openxmlformats.org/drawingml/2006/picture">
+                      <pic:pic>
+                        <pic:nvPicPr>
+                          <pic:cNvPr id="0" name="icon_compliant.png"/>
+                          <pic:cNvPicPr/>
+                        </pic:nvPicPr>
+                        <pic:blipFill>
+                          <a:blip r:embed="rId13"/>
+                          <a:stretch>
+                            <a:fillRect/>
+                          </a:stretch>
+                        </pic:blipFill>
+                        <pic:spPr>
+                          <a:xfrm>
+                            <a:off x="0" y="0"/>
+                            <a:ext cx="378000" cy="378000"/>
+                          </a:xfrm>
+                          <a:prstGeom prst="rect"/>
+                        </pic:spPr>
+                      </pic:pic>
+                    </a:graphicData>
+                  </a:graphic>
+                </wp:inline>
+              </w:drawing>
+            </w:r>
+          </w:p>
+        </w:tc>
+        <w:tc>
+          <w:tcPr>
+            <w:tcW w:type="dxa" w:w="3005"/>
+            <w:tcMar>
+              <w:top w:w="255" w:type="dxa"/>
+              <w:bottom w:w="68" w:type="dxa"/>
+              <w:left w:w="170" w:type="dxa"/>
+              <w:right w:w="170" w:type="dxa"/>
+            </w:tcMar>
+          </w:tcPr>
+          <w:p>
+            <w:pPr>
+              <w:bidi/>
+              <w:spacing w:after="60"/>
+              <w:jc w:val="center"/>
+            </w:pPr>
+            <w:r>
+              <w:rPr>
+                <w:rFonts w:cs="Amiri"/>
+              </w:rPr>
+              <w:drawing>
+                <wp:inline xmlns:a="http://schemas.openxmlformats.org/drawingml/2006/main" xmlns:pic="http://schemas.openxmlformats.org/drawingml/2006/picture">
+                  <wp:extent cx="378000" cy="378000"/>
+                  <wp:docPr id="6" name="Picture 6"/>
+                  <wp:cNvGraphicFramePr>
+                    <a:graphicFrameLocks noChangeAspect="1"/>
+                  </wp:cNvGraphicFramePr>
+                  <a:graphic>
+                    <a:graphicData uri="http://schemas.openxmlformats.org/drawingml/2006/picture">
+                      <pic:pic>
+                        <pic:nvPicPr>
+                          <pic:cNvPr id="0" name="icon_sustainable.png"/>
+                          <pic:cNvPicPr/>
+                        </pic:nvPicPr>
+                        <pic:blipFill>
+                          <a:blip r:embed="rId14"/>
+                          <a:stretch>
+                            <a:fillRect/>
+                          </a:stretch>
+                        </pic:blipFill>
+                        <pic:spPr>
+                          <a:xfrm>
+                            <a:off x="0" y="0"/>
+                            <a:ext cx="378000" cy="378000"/>
+                          </a:xfrm>
+                          <a:prstGeom prst="rect"/>
+                        </pic:spPr>
+                      </pic:pic>
+                    </a:graphicData>
+                  </a:graphic>
+                </wp:inline>
+              </w:drawing>
+            </w:r>
+          </w:p>
+        </w:tc>
+      </w:tr>
+      <w:tr>
+        <w:tc>
+          <w:tcPr>
+            <w:tcW w:type="dxa" w:w="3005"/>
+            <w:tcMar>
+              <w:top w:w="0" w:type="dxa"/>
+              <w:bottom w:w="255" w:type="dxa"/>
+              <w:left w:w="170" w:type="dxa"/>
+              <w:right w:w="170" w:type="dxa"/>
+            </w:tcMar>
+          </w:tcPr>
+          <w:p>
+            <w:pPr>
+              <w:bidi/>
+              <w:spacing w:before="0" w:after="40"/>
+              <w:jc w:val="center"/>
+            </w:pPr>
+            <w:r>
+              <w:rPr>
+                <w:rFonts w:cs="Amiri"/>
+                <w:b/>
+                <w:i w:val="0"/>
+                <w:color w:val="2F7D32"/>
+                <w:sz w:val="19"/>
+                <w:szCs w:val="19"/>
+              </w:rPr>
+              <w:t>ACCURATE</w:t>
+            </w:r>
+          </w:p>
+          <w:p>
+            <w:pPr>
+              <w:bidi/>
+              <w:spacing w:before="0" w:after="0"/>
+              <w:jc w:val="center"/>
+            </w:pPr>
+            <w:r>
+              <w:rPr>
+                <w:rFonts w:cs="Amiri"/>
+                <w:b w:val="0"/>
+                <w:i w:val="0"/>
+                <w:color w:val="1F1F1F"/>
+                <w:sz w:val="16"/>
+                <w:szCs w:val="16"/>
+              </w:rPr>
+              <w:t>Precision monitoring</w:t>
+            </w:r>
+          </w:p>
+          <w:p>
+            <w:pPr>
+              <w:bidi/>
+              <w:spacing w:before="0" w:after="0"/>
+              <w:jc w:val="center"/>
+            </w:pPr>
+            <w:r>
+              <w:rPr>
+                <w:rFonts w:cs="Amiri"/>
+                <w:b w:val="0"/>
+                <w:i w:val="0"/>
+                <w:color w:val="1F1F1F"/>
+                <w:sz w:val="16"/>
+                <w:szCs w:val="16"/>
+              </w:rPr>
+              <w:t>with calibrated instruments</w:t>
+            </w:r>
+          </w:p>
+        </w:tc>
+        <w:tc>
+          <w:tcPr>
+            <w:tcW w:type="dxa" w:w="3005"/>
+            <w:tcMar>
+              <w:top w:w="0" w:type="dxa"/>
+              <w:bottom w:w="255" w:type="dxa"/>
+              <w:left w:w="170" w:type="dxa"/>
+              <w:right w:w="170" w:type="dxa"/>
+            </w:tcMar>
+          </w:tcPr>
+          <w:p>
+            <w:pPr>
+              <w:bidi/>
+              <w:spacing w:before="0" w:after="40"/>
+              <w:jc w:val="center"/>
+            </w:pPr>
+            <w:r>
+              <w:rPr>
+                <w:rFonts w:cs="Amiri"/>
+                <w:b/>
+                <w:i w:val="0"/>
+                <w:color w:val="2F7D32"/>
+                <w:sz w:val="19"/>
+                <w:szCs w:val="19"/>
+              </w:rPr>
+              <w:t>RELIABLE</w:t>
+            </w:r>
+          </w:p>
+          <w:p>
+            <w:pPr>
+              <w:bidi/>
+              <w:spacing w:before="0" w:after="0"/>
+              <w:jc w:val="center"/>
+            </w:pPr>
+            <w:r>
+              <w:rPr>
+                <w:rFonts w:cs="Amiri"/>
+                <w:b w:val="0"/>
+                <w:i w:val="0"/>
+                <w:color w:val="1F1F1F"/>
+                <w:sz w:val="16"/>
+                <w:szCs w:val="16"/>
+              </w:rPr>
+              <w:t>Data you can trust,</w:t>
+            </w:r>
+          </w:p>
+          <w:p>
+            <w:pPr>
+              <w:bidi/>
+              <w:spacing w:before="0" w:after="0"/>
+              <w:jc w:val="center"/>
+            </w:pPr>
+            <w:r>
+              <w:rPr>
+                <w:rFonts w:cs="Amiri"/>
+                <w:b w:val="0"/>
+                <w:i w:val="0"/>
+                <w:color w:val="1F1F1F"/>
+                <w:sz w:val="16"/>
+                <w:szCs w:val="16"/>
+              </w:rPr>
+              <w:t>anytime, anywhere</w:t>
+            </w:r>
+          </w:p>
+        </w:tc>
+        <w:tc>
+          <w:tcPr>
+            <w:tcW w:type="dxa" w:w="3005"/>
+            <w:tcMar>
+              <w:top w:w="0" w:type="dxa"/>
+              <w:bottom w:w="255" w:type="dxa"/>
+              <w:left w:w="170" w:type="dxa"/>
+              <w:right w:w="170" w:type="dxa"/>
+            </w:tcMar>
+          </w:tcPr>
+          <w:p>
+            <w:pPr>
+              <w:bidi/>
+              <w:spacing w:before="0" w:after="40"/>
+              <w:jc w:val="center"/>
+            </w:pPr>
+            <w:r>
+              <w:rPr>
+                <w:rFonts w:cs="Amiri"/>
+                <w:b/>
+                <w:i w:val="0"/>
+                <w:color w:val="2F7D32"/>
+                <w:sz w:val="19"/>
+                <w:szCs w:val="19"/>
+              </w:rPr>
+              <w:t>COMPLIANT</w:t>
+            </w:r>
+          </w:p>
+          <w:p>
+            <w:pPr>
+              <w:bidi/>
+              <w:spacing w:before="0" w:after="0"/>
+              <w:jc w:val="center"/>
+            </w:pPr>
+            <w:r>
+              <w:rPr>
+                <w:rFonts w:cs="Amiri"/>
+                <w:b w:val="0"/>
+                <w:i w:val="0"/>
+                <w:color w:val="1F1F1F"/>
+                <w:sz w:val="16"/>
+                <w:szCs w:val="16"/>
+              </w:rPr>
+              <w:t>Aligned with KSA NCEC</w:t>
+            </w:r>
+          </w:p>
+          <w:p>
+            <w:pPr>
+              <w:bidi/>
+              <w:spacing w:before="0" w:after="0"/>
+              <w:jc w:val="center"/>
+            </w:pPr>
+            <w:r>
+              <w:rPr>
+                <w:rFonts w:cs="Amiri"/>
+                <w:b w:val="0"/>
+                <w:i w:val="0"/>
+                <w:color w:val="1F1F1F"/>
+                <w:sz w:val="16"/>
+                <w:szCs w:val="16"/>
+              </w:rPr>
+              <w:t>&amp; international standards</w:t>
+            </w:r>
+          </w:p>
+        </w:tc>
+        <w:tc>
+          <w:tcPr>
+            <w:tcW w:type="dxa" w:w="3005"/>
+            <w:tcMar>
+              <w:top w:w="0" w:type="dxa"/>
+              <w:bottom w:w="255" w:type="dxa"/>
+              <w:left w:w="170" w:type="dxa"/>
+              <w:right w:w="170" w:type="dxa"/>
+            </w:tcMar>
+          </w:tcPr>
+          <w:p>
+            <w:pPr>
+              <w:bidi/>
+              <w:spacing w:before="0" w:after="40"/>
+              <w:jc w:val="center"/>
+            </w:pPr>
+            <w:r>
+              <w:rPr>
+                <w:rFonts w:cs="Amiri"/>
+                <w:b/>
+                <w:i w:val="0"/>
+                <w:color w:val="2F7D32"/>
+                <w:sz w:val="19"/>
+                <w:szCs w:val="19"/>
+              </w:rPr>
+              <w:t>SUSTAINABLE</w:t>
+            </w:r>
+          </w:p>
+          <w:p>
+            <w:pPr>
+              <w:bidi/>
+              <w:spacing w:before="0" w:after="0"/>
+              <w:jc w:val="center"/>
+            </w:pPr>
+            <w:r>
+              <w:rPr>
+                <w:rFonts w:cs="Amiri"/>
+                <w:b w:val="0"/>
+                <w:i w:val="0"/>
+                <w:color w:val="1F1F1F"/>
+                <w:sz w:val="16"/>
+                <w:szCs w:val="16"/>
+              </w:rPr>
+              <w:t>Supporting a cleaner</w:t>
+            </w:r>
+          </w:p>
+          <w:p>
+            <w:pPr>
+              <w:bidi/>
+              <w:spacing w:before="0" w:after="0"/>
+              <w:jc w:val="center"/>
+            </w:pPr>
+            <w:r>
+              <w:rPr>
+                <w:rFonts w:cs="Amiri"/>
+                <w:b w:val="0"/>
+                <w:i w:val="0"/>
+                <w:color w:val="1F1F1F"/>
+                <w:sz w:val="16"/>
+                <w:szCs w:val="16"/>
+              </w:rPr>
+              <w:t>and healthier future</w:t>
+            </w:r>
+          </w:p>
+        </w:tc>
+      </w:tr>
+    </w:tbl>
+    <w:tbl>
+      <w:tblPr>
+        <w:bidiVisual/>
+        <w:tblStyle w:val="TableGrid"/>
+        <w:tblW w:type="pct" w:w="5000"/>
+        <w:tblLook w:firstColumn="1" w:firstRow="1" w:lastColumn="0" w:lastRow="0" w:noHBand="0" w:noVBand="1" w:val="04A0"/>
+        <w:tblInd w:w="0" w:type="dxa"/>
+        <w:tblCellMar>
+          <w:top w:w="0" w:type="dxa"/>
+          <w:left w:w="0" w:type="dxa"/>
+          <w:bottom w:w="0" w:type="dxa"/>
+          <w:right w:w="0" w:type="dxa"/>
+        </w:tblCellMar>
+        <w:tblLayout w:type="fixed"/>
+      </w:tblPr>
+      <w:tblGrid>
+        <w:gridCol w:w="6010"/>
+        <w:gridCol w:w="6010"/>
+      </w:tblGrid>
+      <w:tr>
+        <w:tc>
+          <w:tcPr>
+            <w:tcW w:type="dxa" w:w="3402"/>
+            <w:tcMar>
+              <w:top w:w="96" w:type="dxa"/>
+              <w:bottom w:w="96" w:type="dxa"/>
+              <w:left w:w="850" w:type="dxa"/>
+              <w:right w:w="113" w:type="dxa"/>
+            </w:tcMar>
+            <w:shd w:val="clear" w:fill="0F3D6E"/>
+          </w:tcPr>
+          <w:p>
+            <w:pPr>
+              <w:bidi/>
+              <w:spacing w:before="0" w:after="0"/>
+              <w:jc w:val="right"/>
+            </w:pPr>
+            <w:r>
+              <w:rPr>
+                <w:rFonts w:cs="Amiri"/>
+                <w:b/>
+                <w:i w:val="0"/>
+                <w:color w:val="FFFFFF"/>
+                <w:sz w:val="19"/>
+                <w:szCs w:val="19"/>
+              </w:rPr>
+              <w:t>CLIENT</w:t>
+            </w:r>
+          </w:p>
+        </w:tc>
+        <w:tc>
+          <w:tcPr>
+            <w:tcW w:type="dxa" w:w="8617"/>
+            <w:tcMar>
+              <w:top w:w="96" w:type="dxa"/>
+              <w:bottom w:w="96" w:type="dxa"/>
+              <w:left w:w="255" w:type="dxa"/>
+              <w:right w:w="226" w:type="dxa"/>
+            </w:tcMar>
+          </w:tcPr>
+          <w:p>
+            <w:pPr>
+              <w:bidi/>
+              <w:spacing w:before="0" w:after="0"/>
+              <w:jc w:val="right"/>
+            </w:pPr>
+            <w:r>
+              <w:rPr>
+                <w:rFonts w:cs="Amiri"/>
+                <w:b w:val="0"/>
+                <w:i w:val="0"/>
+                <w:color w:val="1F1F1F"/>
+                <w:sz w:val="20"/>
+                <w:szCs w:val="20"/>
+              </w:rPr>
+              <w:t>{{ client }}</w:t>
+            </w:r>
+          </w:p>
+        </w:tc>
+      </w:tr>
+      <w:tr>
+        <w:tc>
+          <w:tcPr>
+            <w:tcW w:type="dxa" w:w="3402"/>
+            <w:tcMar>
+              <w:top w:w="96" w:type="dxa"/>
+              <w:bottom w:w="96" w:type="dxa"/>
+              <w:left w:w="850" w:type="dxa"/>
+              <w:right w:w="113" w:type="dxa"/>
+            </w:tcMar>
+            <w:shd w:val="clear" w:fill="0F3D6E"/>
+          </w:tcPr>
+          <w:p>
+            <w:pPr>
+              <w:bidi/>
+              <w:spacing w:before="0" w:after="0"/>
+              <w:jc w:val="right"/>
+            </w:pPr>
+            <w:r>
+              <w:rPr>
+                <w:rFonts w:cs="Amiri"/>
+                <w:b/>
+                <w:i w:val="0"/>
+                <w:color w:val="FFFFFF"/>
+                <w:sz w:val="19"/>
+                <w:szCs w:val="19"/>
+              </w:rPr>
+              <w:t>SITE</w:t>
+            </w:r>
+          </w:p>
+        </w:tc>
+        <w:tc>
+          <w:tcPr>
+            <w:tcW w:type="dxa" w:w="8617"/>
+            <w:tcMar>
+              <w:top w:w="96" w:type="dxa"/>
+              <w:bottom w:w="96" w:type="dxa"/>
+              <w:left w:w="255" w:type="dxa"/>
+              <w:right w:w="226" w:type="dxa"/>
+            </w:tcMar>
+          </w:tcPr>
+          <w:p>
+            <w:pPr>
+              <w:bidi/>
+              <w:spacing w:before="0" w:after="0"/>
+              <w:jc w:val="right"/>
+            </w:pPr>
+            <w:r>
+              <w:rPr>
+                <w:rFonts w:cs="Amiri"/>
+                <w:b w:val="0"/>
+                <w:i w:val="0"/>
+                <w:color w:val="1F1F1F"/>
+                <w:sz w:val="20"/>
+                <w:szCs w:val="20"/>
+              </w:rPr>
+              <w:t>{{ site_name }}</w:t>
+            </w:r>
+          </w:p>
+        </w:tc>
+      </w:tr>
+      <w:tr>
+        <w:tc>
+          <w:tcPr>
+            <w:tcW w:type="dxa" w:w="3402"/>
+            <w:tcMar>
+              <w:top w:w="96" w:type="dxa"/>
+              <w:bottom w:w="96" w:type="dxa"/>
+              <w:left w:w="850" w:type="dxa"/>
+              <w:right w:w="113" w:type="dxa"/>
+            </w:tcMar>
+            <w:shd w:val="clear" w:fill="0F3D6E"/>
+          </w:tcPr>
+          <w:p>
+            <w:pPr>
+              <w:bidi/>
+              <w:spacing w:before="0" w:after="0"/>
+              <w:jc w:val="right"/>
+            </w:pPr>
+            <w:r>
+              <w:rPr>
+                <w:rFonts w:cs="Amiri"/>
+                <w:b/>
+                <w:i w:val="0"/>
+                <w:color w:val="FFFFFF"/>
+                <w:sz w:val="19"/>
+                <w:szCs w:val="19"/>
+              </w:rPr>
+              <w:t>MONITORING PERIOD</w:t>
+            </w:r>
+          </w:p>
+        </w:tc>
+        <w:tc>
+          <w:tcPr>
+            <w:tcW w:type="dxa" w:w="8617"/>
+            <w:tcMar>
+              <w:top w:w="96" w:type="dxa"/>
+              <w:bottom w:w="96" w:type="dxa"/>
+              <w:left w:w="255" w:type="dxa"/>
+              <w:right w:w="226" w:type="dxa"/>
+            </w:tcMar>
+          </w:tcPr>
+          <w:p>
+            <w:pPr>
+              <w:bidi/>
+              <w:spacing w:before="0" w:after="0"/>
+              <w:jc w:val="right"/>
+            </w:pPr>
+            <w:r>
+              <w:rPr>
+                <w:rFonts w:cs="Amiri"/>
+                <w:b w:val="0"/>
+                <w:i w:val="0"/>
+                <w:color w:val="1F1F1F"/>
+                <w:sz w:val="20"/>
+                <w:szCs w:val="20"/>
+              </w:rPr>
+              <w:t>{{ monitoring_window_text }}</w:t>
+            </w:r>
+          </w:p>
+        </w:tc>
+      </w:tr>
+      <w:tr>
+        <w:tc>
+          <w:tcPr>
+            <w:tcW w:type="dxa" w:w="3402"/>
+            <w:tcMar>
+              <w:top w:w="96" w:type="dxa"/>
+              <w:bottom w:w="96" w:type="dxa"/>
+              <w:left w:w="850" w:type="dxa"/>
+              <w:right w:w="113" w:type="dxa"/>
+            </w:tcMar>
+            <w:shd w:val="clear" w:fill="0F3D6E"/>
+          </w:tcPr>
+          <w:p>
+            <w:pPr>
+              <w:bidi/>
+              <w:spacing w:before="0" w:after="0"/>
+              <w:jc w:val="right"/>
+            </w:pPr>
+            <w:r>
+              <w:rPr>
+                <w:rFonts w:cs="Amiri"/>
+                <w:b/>
+                <w:i w:val="0"/>
+                <w:color w:val="FFFFFF"/>
+                <w:sz w:val="19"/>
+                <w:szCs w:val="19"/>
+              </w:rPr>
+              <w:t>REPORT NUMBER</w:t>
+            </w:r>
+          </w:p>
+        </w:tc>
+        <w:tc>
+          <w:tcPr>
+            <w:tcW w:type="dxa" w:w="8617"/>
+            <w:tcMar>
+              <w:top w:w="96" w:type="dxa"/>
+              <w:bottom w:w="96" w:type="dxa"/>
+              <w:left w:w="255" w:type="dxa"/>
+              <w:right w:w="226" w:type="dxa"/>
+            </w:tcMar>
+          </w:tcPr>
+          <w:p>
+            <w:pPr>
+              <w:bidi/>
+              <w:spacing w:before="0" w:after="0"/>
+              <w:jc w:val="right"/>
+            </w:pPr>
+            <w:r>
+              <w:rPr>
+                <w:rFonts w:cs="Amiri"/>
+                <w:b w:val="0"/>
+                <w:i w:val="0"/>
+                <w:color w:val="1F1F1F"/>
+                <w:sz w:val="20"/>
+                <w:szCs w:val="20"/>
+              </w:rPr>
+              <w:t>{{ report_number }}</w:t>
+            </w:r>
+          </w:p>
+        </w:tc>
+      </w:tr>
+      <w:tr>
+        <w:tc>
+          <w:tcPr>
+            <w:tcW w:type="dxa" w:w="3402"/>
+            <w:tcMar>
+              <w:top w:w="96" w:type="dxa"/>
+              <w:bottom w:w="96" w:type="dxa"/>
+              <w:left w:w="850" w:type="dxa"/>
+              <w:right w:w="113" w:type="dxa"/>
+            </w:tcMar>
+            <w:shd w:val="clear" w:fill="0F3D6E"/>
+          </w:tcPr>
+          <w:p>
+            <w:pPr>
+              <w:bidi/>
+              <w:spacing w:before="0" w:after="0"/>
+              <w:jc w:val="right"/>
+            </w:pPr>
+            <w:r>
+              <w:rPr>
+                <w:rFonts w:cs="Amiri"/>
+                <w:b/>
+                <w:i w:val="0"/>
+                <w:color w:val="FFFFFF"/>
+                <w:sz w:val="19"/>
+                <w:szCs w:val="19"/>
+              </w:rPr>
+              <w:t>REVISION / DATE</w:t>
+            </w:r>
+          </w:p>
+        </w:tc>
+        <w:tc>
+          <w:tcPr>
+            <w:tcW w:type="dxa" w:w="8617"/>
+            <w:tcMar>
+              <w:top w:w="96" w:type="dxa"/>
+              <w:bottom w:w="96" w:type="dxa"/>
+              <w:left w:w="255" w:type="dxa"/>
+              <w:right w:w="226" w:type="dxa"/>
+            </w:tcMar>
+          </w:tcPr>
+          <w:p>
+            <w:pPr>
+              <w:bidi/>
+              <w:spacing w:before="0" w:after="0"/>
+              <w:jc w:val="right"/>
+            </w:pPr>
+            <w:r>
+              <w:rPr>
+                <w:rFonts w:cs="Amiri"/>
+                <w:b w:val="0"/>
+                <w:i w:val="0"/>
+                <w:color w:val="1F1F1F"/>
+                <w:sz w:val="20"/>
+                <w:szCs w:val="20"/>
+              </w:rPr>
+              <w:t>{{ revision }}   |   {{ reporting_date }}</w:t>
+            </w:r>
+          </w:p>
+        </w:tc>
+      </w:tr>
+    </w:tbl>
+    <w:tbl>
+      <w:tblPr>
+        <w:bidiVisual/>
+        <w:tblW w:type="pct" w:w="5000"/>
         <w:tblLook w:firstColumn="1" w:firstRow="1" w:lastColumn="0" w:lastRow="0" w:noHBand="0" w:noVBand="1" w:val="04A0"/>
         <w:tblInd w:w="0" w:type="dxa"/>
         <w:tblCellMar>
@@ -173,67 +1066,14 @@
       <w:tr>
         <w:tc>
           <w:tcPr>
-            <w:tcW w:type="dxa" w:w="11906"/>
-            <w:shd w:val="clear" w:fill="0F3D6E"/>
+            <w:tcW w:type="dxa" w:w="9026"/>
             <w:tcMar>
-              <w:top w:w="850" w:type="dxa"/>
-              <w:bottom w:w="850" w:type="dxa"/>
-              <w:left w:w="1020" w:type="dxa"/>
-              <w:right w:w="1020" w:type="dxa"/>
+              <w:top w:w="396" w:type="dxa"/>
+              <w:bottom w:w="340" w:type="dxa"/>
+              <w:left w:w="850" w:type="dxa"/>
+              <w:right w:w="850" w:type="dxa"/>
             </w:tcMar>
           </w:tcPr>
-          <w:p>
-            <w:pPr>
-              <w:bidi/>
-              <w:spacing w:before="0" w:after="200"/>
-              <w:jc w:val="right"/>
-            </w:pPr>
-            <w:r>
-              <w:rPr>
-                <w:rFonts w:cs="Amiri"/>
-                <w:b/>
-                <w:color w:val="8FC2E8"/>
-                <w:sz w:val="22"/>
-                <w:spacing w:val="60"/>
-                <w:szCs w:val="22"/>
-              </w:rPr>
-              <w:t>AMBIENT AIR QUALITY</w:t>
-            </w:r>
-          </w:p>
-          <w:p>
-            <w:pPr>
-              <w:bidi/>
-              <w:spacing w:before="0" w:after="40"/>
-              <w:jc w:val="right"/>
-            </w:pPr>
-            <w:r>
-              <w:rPr>
-                <w:rFonts w:cs="Amiri"/>
-                <w:b/>
-                <w:color w:val="FFFFFF"/>
-                <w:sz w:val="54"/>
-                <w:szCs w:val="54"/>
-              </w:rPr>
-              <w:t>AIR QUALITY</w:t>
-            </w:r>
-          </w:p>
-          <w:p>
-            <w:pPr>
-              <w:bidi/>
-              <w:spacing w:before="0" w:after="160"/>
-              <w:jc w:val="right"/>
-            </w:pPr>
-            <w:r>
-              <w:rPr>
-                <w:rFonts w:cs="Amiri"/>
-                <w:b/>
-                <w:color w:val="FFFFFF"/>
-                <w:sz w:val="54"/>
-                <w:szCs w:val="54"/>
-              </w:rPr>
-              <w:t>MONITORING REPORT</w:t>
-            </w:r>
-          </w:p>
           <w:p>
             <w:pPr>
               <w:bidi/>
@@ -244,11 +1084,84 @@
               <w:rPr>
                 <w:rFonts w:cs="Amiri"/>
                 <w:b/>
-                <w:color w:val="D6E7F5"/>
-                <w:sz w:val="26"/>
-                <w:szCs w:val="26"/>
-              </w:rPr>
-              <w:t>{{ project_name }}</w:t>
+                <w:i w:val="0"/>
+                <w:color w:val="2F7D32"/>
+                <w:sz w:val="19"/>
+                <w:szCs w:val="19"/>
+              </w:rPr>
+              <w:t>PREPARED BY</w:t>
+            </w:r>
+          </w:p>
+          <w:p>
+            <w:pPr>
+              <w:bidi/>
+              <w:spacing w:before="40" w:after="20"/>
+              <w:jc w:val="right"/>
+            </w:pPr>
+            <w:r>
+              <w:rPr>
+                <w:rFonts w:cs="Amiri"/>
+                <w:b/>
+                <w:i w:val="0"/>
+                <w:color w:val="0F3D6E"/>
+                <w:sz w:val="32"/>
+                <w:szCs w:val="32"/>
+              </w:rPr>
+              <w:t>{{ provider }}</w:t>
+            </w:r>
+          </w:p>
+          <w:p>
+            <w:pPr>
+              <w:bidi/>
+              <w:spacing w:before="0" w:after="120"/>
+              <w:jc w:val="right"/>
+            </w:pPr>
+            <w:r>
+              <w:rPr>
+                <w:rFonts w:cs="Amiri"/>
+                <w:b w:val="0"/>
+                <w:i w:val="0"/>
+                <w:color w:val="2F7D32"/>
+                <w:sz w:val="20"/>
+                <w:szCs w:val="20"/>
+              </w:rPr>
+              <w:t>Environmental Consultant</w:t>
+            </w:r>
+          </w:p>
+          <w:p>
+            <w:pPr>
+              <w:bidi/>
+              <w:spacing w:before="0" w:after="20"/>
+              <w:jc w:val="right"/>
+            </w:pPr>
+            <w:r>
+              <w:rPr>
+                <w:rFonts w:cs="Amiri"/>
+                <w:b w:val="0"/>
+                <w:i/>
+                <w:color w:val="6B6B6B"/>
+                <w:sz w:val="17"/>
+                <w:szCs w:val="17"/>
+              </w:rPr>
+              <w:t>Accredited by the National Center for Environmental Compliance (NCEC)</w:t>
+            </w:r>
+          </w:p>
+          <w:p>
+            <w:pPr>
+              <w:bidi/>
+              <w:spacing w:before="0" w:after="0"/>
+              <w:jc w:val="right"/>
+            </w:pPr>
+            <w:r>
+              <w:rPr>
+                <w:rFonts w:cs="Amiri"/>
+                <w:b w:val="0"/>
+                <w:i/>
+                <w:color w:val="6B6B6B"/>
+                <w:sz w:val="17"/>
+                <w:szCs w:val="17"/>
+              </w:rPr>
+              <w:t>Reported to KSA NCEC 2020 ambient air quality standards</w:t>
             </w:r>
           </w:p>
         </w:tc>
@@ -258,7 +1171,6 @@
       <w:tblPr>
         <w:bidiVisual/>
         <w:tblW w:type="pct" w:w="5000"/>
-        <w:tblLayout w:type="fixed"/>
         <w:tblLook w:firstColumn="1" w:firstRow="1" w:lastColumn="0" w:lastRow="0" w:noHBand="0" w:noVBand="1" w:val="04A0"/>
         <w:tblInd w:w="0" w:type="dxa"/>
         <w:tblCellMar>
@@ -275,567 +1187,49 @@
       <w:tr>
         <w:tc>
           <w:tcPr>
-            <w:tcW w:type="dxa" w:w="11906"/>
-            <w:shd w:val="clear" w:fill="2F9E63"/>
+            <w:tcW w:type="dxa" w:w="9026"/>
+            <w:shd w:val="clear" w:fill="0F3D6E"/>
             <w:tcMar>
-              <w:top w:w="0" w:type="dxa"/>
-              <w:bottom w:w="0" w:type="dxa"/>
-              <w:left w:w="0" w:type="dxa"/>
-              <w:right w:w="0" w:type="dxa"/>
+              <w:top w:w="283" w:type="dxa"/>
+              <w:bottom w:w="283" w:type="dxa"/>
+              <w:left w:w="850" w:type="dxa"/>
+              <w:right w:w="850" w:type="dxa"/>
             </w:tcMar>
           </w:tcPr>
           <w:p>
             <w:pPr>
               <w:bidi/>
-              <w:spacing w:after="0"/>
-            </w:pPr>
-            <w:r>
-              <w:rPr>
-                <w:rFonts w:cs="Amiri"/>
-                <w:sz w:val="10"/>
-                <w:szCs w:val="10"/>
-              </w:rPr>
-              <w:t xml:space="preserve"> </w:t>
-            </w:r>
-          </w:p>
-        </w:tc>
-      </w:tr>
-    </w:tbl>
-    <w:tbl>
-      <w:tblPr>
-        <w:bidiVisual/>
-        <w:tblW w:type="pct" w:w="5000"/>
-        <w:tblLayout w:type="fixed"/>
-        <w:tblLook w:firstColumn="1" w:firstRow="1" w:lastColumn="0" w:lastRow="0" w:noHBand="0" w:noVBand="1" w:val="04A0"/>
-        <w:tblInd w:w="0" w:type="dxa"/>
-        <w:tblCellMar>
-          <w:top w:w="0" w:type="dxa"/>
-          <w:left w:w="0" w:type="dxa"/>
-          <w:bottom w:w="0" w:type="dxa"/>
-          <w:right w:w="0" w:type="dxa"/>
-        </w:tblCellMar>
-        <w:tblLayout w:type="fixed"/>
-      </w:tblPr>
-      <w:tblGrid>
-        <w:gridCol w:w="12020"/>
-      </w:tblGrid>
-      <w:tr>
-        <w:tc>
-          <w:tcPr>
-            <w:tcW w:type="dxa" w:w="11906"/>
-            <w:shd w:val="clear" w:fill="C9A227"/>
-            <w:tcMar>
-              <w:top w:w="0" w:type="dxa"/>
-              <w:bottom w:w="0" w:type="dxa"/>
-              <w:left w:w="0" w:type="dxa"/>
-              <w:right w:w="0" w:type="dxa"/>
-            </w:tcMar>
-          </w:tcPr>
-          <w:p>
-            <w:pPr>
-              <w:bidi/>
-              <w:spacing w:after="0"/>
-            </w:pPr>
-            <w:r>
-              <w:rPr>
-                <w:rFonts w:cs="Amiri"/>
-                <w:sz w:val="4"/>
-                <w:szCs w:val="4"/>
-              </w:rPr>
-              <w:t xml:space="preserve"> </w:t>
-            </w:r>
-          </w:p>
-        </w:tc>
-      </w:tr>
-    </w:tbl>
-    <w:tbl>
-      <w:tblPr>
-        <w:bidiVisual/>
-        <w:tblW w:type="pct" w:w="5000"/>
-        <w:tblLayout w:type="fixed"/>
-        <w:tblLook w:firstColumn="1" w:firstRow="1" w:lastColumn="0" w:lastRow="0" w:noHBand="0" w:noVBand="1" w:val="04A0"/>
-        <w:tblInd w:w="0" w:type="dxa"/>
-        <w:tblCellMar>
-          <w:top w:w="0" w:type="dxa"/>
-          <w:left w:w="0" w:type="dxa"/>
-          <w:bottom w:w="0" w:type="dxa"/>
-          <w:right w:w="0" w:type="dxa"/>
-        </w:tblCellMar>
-        <w:tblLayout w:type="fixed"/>
-      </w:tblPr>
-      <w:tblGrid>
-        <w:gridCol w:w="12020"/>
-      </w:tblGrid>
-      <w:tr>
-        <w:tc>
-          <w:tcPr>
-            <w:tcW w:type="dxa" w:w="11906"/>
-            <w:tcMar>
-              <w:top w:w="453" w:type="dxa"/>
-              <w:bottom w:w="170" w:type="dxa"/>
-              <w:left w:w="1020" w:type="dxa"/>
-              <w:right w:w="1020" w:type="dxa"/>
-            </w:tcMar>
-          </w:tcPr>
-          <w:p>
-            <w:pPr>
-              <w:bidi/>
-              <w:spacing w:after="200"/>
-            </w:pPr>
-            <w:r>
-              <w:rPr>
-                <w:rFonts w:cs="Amiri"/>
-                <w:sz w:val="2"/>
-                <w:szCs w:val="2"/>
-              </w:rPr>
-              <w:t>{%p if cover_photo %}</w:t>
-            </w:r>
-          </w:p>
-          <w:p>
-            <w:pPr>
-              <w:bidi/>
-              <w:jc w:val="center"/>
-            </w:pPr>
-            <w:r>
-              <w:rPr>
-                <w:rFonts w:cs="Amiri"/>
-              </w:rPr>
-              <w:t>{{ cover_photo }}</w:t>
-            </w:r>
-          </w:p>
-          <w:p>
-            <w:pPr>
-              <w:bidi/>
-            </w:pPr>
-            <w:r>
-              <w:rPr>
-                <w:rFonts w:cs="Amiri"/>
-                <w:sz w:val="2"/>
-                <w:szCs w:val="2"/>
-              </w:rPr>
-              <w:t>{%p endif %}</w:t>
-            </w:r>
-          </w:p>
-          <w:tbl>
-            <w:tblPr>
-              <w:bidiVisual/>
-              <w:tblStyle w:val="TableGrid"/>
-              <w:tblW w:type="auto" w:w="0"/>
-              <w:tblLook w:firstColumn="1" w:firstRow="1" w:lastColumn="0" w:lastRow="0" w:noHBand="0" w:noVBand="1" w:val="04A0"/>
-            </w:tblPr>
-            <w:tblGrid>
-              <w:gridCol w:w="5953"/>
-              <w:gridCol w:w="5953"/>
-            </w:tblGrid>
-            <w:tr>
-              <w:tc>
-                <w:tcPr>
-                  <w:tcW w:type="dxa" w:w="2835"/>
-                  <w:tcMar>
-                    <w:top w:w="68" w:type="dxa"/>
-                    <w:bottom w:w="68" w:type="dxa"/>
-                    <w:left w:w="141" w:type="dxa"/>
-                    <w:right w:w="85" w:type="dxa"/>
-                  </w:tcMar>
-                  <w:shd w:val="clear" w:fill="E8F1F9"/>
-                </w:tcPr>
-                <w:p>
-                  <w:pPr>
-                    <w:bidi/>
-                  </w:pPr>
-                  <w:r>
-                    <w:rPr>
-                      <w:rFonts w:cs="Amiri"/>
-                      <w:b/>
-                      <w:color w:val="0F3D6E"/>
-                      <w:sz w:val="17"/>
-                      <w:szCs w:val="17"/>
-                    </w:rPr>
-                    <w:t>CLIENT</w:t>
-                  </w:r>
-                </w:p>
-              </w:tc>
-              <w:tc>
-                <w:tcPr>
-                  <w:tcW w:type="dxa" w:w="7030"/>
-                  <w:tcMar>
-                    <w:top w:w="68" w:type="dxa"/>
-                    <w:bottom w:w="68" w:type="dxa"/>
-                    <w:left w:w="141" w:type="dxa"/>
-                    <w:right w:w="85" w:type="dxa"/>
-                  </w:tcMar>
-                </w:tcPr>
-                <w:p>
-                  <w:pPr>
-                    <w:bidi/>
-                  </w:pPr>
-                  <w:r>
-                    <w:rPr>
-                      <w:rFonts w:cs="Amiri"/>
-                      <w:color w:val="1F1F1F"/>
-                      <w:sz w:val="20"/>
-                      <w:szCs w:val="20"/>
-                    </w:rPr>
-                    <w:t>{{ client }}</w:t>
-                  </w:r>
-                </w:p>
-              </w:tc>
-            </w:tr>
-            <w:tr>
-              <w:tc>
-                <w:tcPr>
-                  <w:tcW w:type="dxa" w:w="2835"/>
-                  <w:tcMar>
-                    <w:top w:w="68" w:type="dxa"/>
-                    <w:bottom w:w="68" w:type="dxa"/>
-                    <w:left w:w="141" w:type="dxa"/>
-                    <w:right w:w="85" w:type="dxa"/>
-                  </w:tcMar>
-                  <w:shd w:val="clear" w:fill="E8F1F9"/>
-                </w:tcPr>
-                <w:p>
-                  <w:pPr>
-                    <w:bidi/>
-                  </w:pPr>
-                  <w:r>
-                    <w:rPr>
-                      <w:rFonts w:cs="Amiri"/>
-                      <w:b/>
-                      <w:color w:val="0F3D6E"/>
-                      <w:sz w:val="17"/>
-                      <w:szCs w:val="17"/>
-                    </w:rPr>
-                    <w:t>SITE</w:t>
-                  </w:r>
-                </w:p>
-              </w:tc>
-              <w:tc>
-                <w:tcPr>
-                  <w:tcW w:type="dxa" w:w="7030"/>
-                  <w:tcMar>
-                    <w:top w:w="68" w:type="dxa"/>
-                    <w:bottom w:w="68" w:type="dxa"/>
-                    <w:left w:w="141" w:type="dxa"/>
-                    <w:right w:w="85" w:type="dxa"/>
-                  </w:tcMar>
-                </w:tcPr>
-                <w:p>
-                  <w:pPr>
-                    <w:bidi/>
-                  </w:pPr>
-                  <w:r>
-                    <w:rPr>
-                      <w:rFonts w:cs="Amiri"/>
-                      <w:color w:val="1F1F1F"/>
-                      <w:sz w:val="20"/>
-                      <w:szCs w:val="20"/>
-                    </w:rPr>
-                    <w:t>{{ site_name }}</w:t>
-                  </w:r>
-                </w:p>
-              </w:tc>
-            </w:tr>
-            <w:tr>
-              <w:tc>
-                <w:tcPr>
-                  <w:tcW w:type="dxa" w:w="2835"/>
-                  <w:tcMar>
-                    <w:top w:w="68" w:type="dxa"/>
-                    <w:bottom w:w="68" w:type="dxa"/>
-                    <w:left w:w="141" w:type="dxa"/>
-                    <w:right w:w="85" w:type="dxa"/>
-                  </w:tcMar>
-                  <w:shd w:val="clear" w:fill="E8F1F9"/>
-                </w:tcPr>
-                <w:p>
-                  <w:pPr>
-                    <w:bidi/>
-                  </w:pPr>
-                  <w:r>
-                    <w:rPr>
-                      <w:rFonts w:cs="Amiri"/>
-                      <w:b/>
-                      <w:color w:val="0F3D6E"/>
-                      <w:sz w:val="17"/>
-                      <w:szCs w:val="17"/>
-                    </w:rPr>
-                    <w:t>MONITORING PERIOD</w:t>
-                  </w:r>
-                </w:p>
-              </w:tc>
-              <w:tc>
-                <w:tcPr>
-                  <w:tcW w:type="dxa" w:w="7030"/>
-                  <w:tcMar>
-                    <w:top w:w="68" w:type="dxa"/>
-                    <w:bottom w:w="68" w:type="dxa"/>
-                    <w:left w:w="141" w:type="dxa"/>
-                    <w:right w:w="85" w:type="dxa"/>
-                  </w:tcMar>
-                </w:tcPr>
-                <w:p>
-                  <w:pPr>
-                    <w:bidi/>
-                  </w:pPr>
-                  <w:r>
-                    <w:rPr>
-                      <w:rFonts w:cs="Amiri"/>
-                      <w:color w:val="1F1F1F"/>
-                      <w:sz w:val="20"/>
-                      <w:szCs w:val="20"/>
-                    </w:rPr>
-                    <w:t>{{ monitoring_window_text }}</w:t>
-                  </w:r>
-                </w:p>
-              </w:tc>
-            </w:tr>
-            <w:tr>
-              <w:tc>
-                <w:tcPr>
-                  <w:tcW w:type="dxa" w:w="2835"/>
-                  <w:tcMar>
-                    <w:top w:w="68" w:type="dxa"/>
-                    <w:bottom w:w="68" w:type="dxa"/>
-                    <w:left w:w="141" w:type="dxa"/>
-                    <w:right w:w="85" w:type="dxa"/>
-                  </w:tcMar>
-                  <w:shd w:val="clear" w:fill="E8F1F9"/>
-                </w:tcPr>
-                <w:p>
-                  <w:pPr>
-                    <w:bidi/>
-                  </w:pPr>
-                  <w:r>
-                    <w:rPr>
-                      <w:rFonts w:cs="Amiri"/>
-                      <w:b/>
-                      <w:color w:val="0F3D6E"/>
-                      <w:sz w:val="17"/>
-                      <w:szCs w:val="17"/>
-                    </w:rPr>
-                    <w:t>REPORT NUMBER</w:t>
-                  </w:r>
-                </w:p>
-              </w:tc>
-              <w:tc>
-                <w:tcPr>
-                  <w:tcW w:type="dxa" w:w="7030"/>
-                  <w:tcMar>
-                    <w:top w:w="68" w:type="dxa"/>
-                    <w:bottom w:w="68" w:type="dxa"/>
-                    <w:left w:w="141" w:type="dxa"/>
-                    <w:right w:w="85" w:type="dxa"/>
-                  </w:tcMar>
-                </w:tcPr>
-                <w:p>
-                  <w:pPr>
-                    <w:bidi/>
-                  </w:pPr>
-                  <w:r>
-                    <w:rPr>
-                      <w:rFonts w:cs="Amiri"/>
-                      <w:color w:val="1F1F1F"/>
-                      <w:sz w:val="20"/>
-                      <w:szCs w:val="20"/>
-                    </w:rPr>
-                    <w:t>{{ report_number }}</w:t>
-                  </w:r>
-                </w:p>
-              </w:tc>
-            </w:tr>
-            <w:tr>
-              <w:tc>
-                <w:tcPr>
-                  <w:tcW w:type="dxa" w:w="2835"/>
-                  <w:tcMar>
-                    <w:top w:w="68" w:type="dxa"/>
-                    <w:bottom w:w="68" w:type="dxa"/>
-                    <w:left w:w="141" w:type="dxa"/>
-                    <w:right w:w="85" w:type="dxa"/>
-                  </w:tcMar>
-                  <w:shd w:val="clear" w:fill="E8F1F9"/>
-                </w:tcPr>
-                <w:p>
-                  <w:pPr>
-                    <w:bidi/>
-                  </w:pPr>
-                  <w:r>
-                    <w:rPr>
-                      <w:rFonts w:cs="Amiri"/>
-                      <w:b/>
-                      <w:color w:val="0F3D6E"/>
-                      <w:sz w:val="17"/>
-                      <w:szCs w:val="17"/>
-                    </w:rPr>
-                    <w:t>REVISION / DATE</w:t>
-                  </w:r>
-                </w:p>
-              </w:tc>
-              <w:tc>
-                <w:tcPr>
-                  <w:tcW w:type="dxa" w:w="7030"/>
-                  <w:tcMar>
-                    <w:top w:w="68" w:type="dxa"/>
-                    <w:bottom w:w="68" w:type="dxa"/>
-                    <w:left w:w="141" w:type="dxa"/>
-                    <w:right w:w="85" w:type="dxa"/>
-                  </w:tcMar>
-                </w:tcPr>
-                <w:p>
-                  <w:pPr>
-                    <w:bidi/>
-                  </w:pPr>
-                  <w:r>
-                    <w:rPr>
-                      <w:rFonts w:cs="Amiri"/>
-                      <w:color w:val="1F1F1F"/>
-                      <w:sz w:val="20"/>
-                      <w:szCs w:val="20"/>
-                    </w:rPr>
-                    <w:t>{{ revision }}   |   {{ reporting_date }}</w:t>
-                  </w:r>
-                </w:p>
-              </w:tc>
-            </w:tr>
-          </w:tbl>
-          <w:p>
-            <w:pPr>
-              <w:bidi/>
-            </w:pPr>
-          </w:p>
-          <w:p>
-            <w:pPr>
-              <w:bidi/>
-              <w:spacing w:before="200" w:after="40"/>
+              <w:spacing w:before="0" w:after="0"/>
+              <w:jc w:val="right"/>
             </w:pPr>
             <w:r>
               <w:rPr>
                 <w:rFonts w:cs="Amiri"/>
                 <w:b/>
-                <w:color w:val="8A8A8A"/>
+                <w:i w:val="0"/>
+                <w:color w:val="FFFFFF"/>
+                <w:sz w:val="21"/>
+                <w:szCs w:val="21"/>
+              </w:rPr>
+              <w:t>{{ provider_legal_name }}</w:t>
+            </w:r>
+          </w:p>
+          <w:p>
+            <w:pPr>
+              <w:bidi/>
+              <w:spacing w:before="60" w:after="0"/>
+              <w:jc w:val="right"/>
+            </w:pPr>
+            <w:r>
+              <w:rPr>
+                <w:rFonts w:cs="Amiri"/>
+                <w:b w:val="0"/>
+                <w:i w:val="0"/>
+                <w:color w:val="C5DAEC"/>
                 <w:sz w:val="17"/>
                 <w:szCs w:val="17"/>
               </w:rPr>
-              <w:t>PREPARED BY</w:t>
-            </w:r>
-          </w:p>
-          <w:p>
-            <w:pPr>
-              <w:bidi/>
-            </w:pPr>
-            <w:r>
-              <w:rPr>
-                <w:rFonts w:cs="Amiri"/>
-                <w:b/>
-                <w:color w:val="0F3D6E"/>
-                <w:sz w:val="26"/>
-                <w:szCs w:val="26"/>
-              </w:rPr>
-              <w:t>{{ provider }}</w:t>
-            </w:r>
-          </w:p>
-          <w:p>
-            <w:pPr>
-              <w:bidi/>
-            </w:pPr>
-            <w:r>
-              <w:rPr>
-                <w:rFonts w:cs="Amiri"/>
-                <w:i/>
-                <w:color w:val="6B6B6B"/>
-                <w:sz w:val="17"/>
-                <w:szCs w:val="17"/>
-              </w:rPr>
-              <w:t>Accredited by the National Center for Environmental Compliance (NCEC)  ·  Reported to KSA NCEC 2020 ambient air quality standards</w:t>
-            </w:r>
-          </w:p>
-        </w:tc>
-      </w:tr>
-    </w:tbl>
-    <w:tbl>
-      <w:tblPr>
-        <w:bidiVisual/>
-        <w:tblW w:type="pct" w:w="5000"/>
-        <w:tblLayout w:type="fixed"/>
-        <w:tblLook w:firstColumn="1" w:firstRow="1" w:lastColumn="0" w:lastRow="0" w:noHBand="0" w:noVBand="1" w:val="04A0"/>
-        <w:tblInd w:w="0" w:type="dxa"/>
-        <w:tblCellMar>
-          <w:top w:w="0" w:type="dxa"/>
-          <w:left w:w="0" w:type="dxa"/>
-          <w:bottom w:w="0" w:type="dxa"/>
-          <w:right w:w="0" w:type="dxa"/>
-        </w:tblCellMar>
-        <w:tblLayout w:type="fixed"/>
-      </w:tblPr>
-      <w:tblGrid>
-        <w:gridCol w:w="12020"/>
-      </w:tblGrid>
-      <w:tr>
-        <w:tc>
-          <w:tcPr>
-            <w:tcW w:type="dxa" w:w="11906"/>
-            <w:shd w:val="clear" w:fill="0F3D6E"/>
-            <w:tcMar>
-              <w:top w:w="226" w:type="dxa"/>
-              <w:bottom w:w="226" w:type="dxa"/>
-              <w:left w:w="1020" w:type="dxa"/>
-              <w:right w:w="1020" w:type="dxa"/>
-            </w:tcMar>
-          </w:tcPr>
-          <w:p>
-            <w:pPr>
-              <w:bidi/>
-            </w:pPr>
-          </w:p>
-          <w:p>
-            <w:pPr>
-              <w:bidi/>
-              <w:spacing w:before="0" w:after="20"/>
-              <w:jc w:val="right"/>
-            </w:pPr>
-            <w:r>
-              <w:rPr>
-                <w:rFonts w:cs="Amiri"/>
-                <w:b/>
-                <w:color w:val="FFFFFF"/>
-                <w:sz w:val="19"/>
-                <w:szCs w:val="19"/>
-              </w:rPr>
-              <w:t>{{ provider_legal_name }}</w:t>
-            </w:r>
-          </w:p>
-          <w:p>
-            <w:pPr>
-              <w:bidi/>
-              <w:spacing w:before="0" w:after="20"/>
-              <w:jc w:val="right"/>
-            </w:pPr>
-            <w:r>
-              <w:rPr>
-                <w:rFonts w:cs="Amiri"/>
-                <w:b w:val="0"/>
-                <w:color w:val="BFD9EF"/>
-                <w:sz w:val="17"/>
-                <w:szCs w:val="17"/>
-              </w:rPr>
-              <w:t>Tel. {{ provider_tel }}   |   Fax {{ provider_fax }}   |   {{ provider_email }}</w:t>
-            </w:r>
-          </w:p>
-          <w:p>
-            <w:pPr>
-              <w:bidi/>
-              <w:spacing w:before="0" w:after="0"/>
-              <w:jc w:val="right"/>
-            </w:pPr>
-            <w:r>
-              <w:rPr>
-                <w:rFonts w:cs="Amiri"/>
-                <w:b w:val="0"/>
-                <w:color w:val="BFD9EF"/>
-                <w:sz w:val="17"/>
-                <w:szCs w:val="17"/>
-              </w:rPr>
-              <w:t>{{ provider_address }}</w:t>
+              <w:t>Tel. {{ provider_tel }}    |    Fax {{ provider_fax }}    |    {{ provider_email }}    |    {{ provider_address }}</w:t>
             </w:r>
           </w:p>
         </w:tc>
@@ -845,10 +1239,10 @@
       <w:pPr>
         <w:bidi/>
         <w:sectPr>
-          <w:headerReference w:type="default" r:id="rId13"/>
-          <w:footerReference w:type="default" r:id="rId14"/>
-          <w:headerReference w:type="first" r:id="rId15"/>
-          <w:footerReference w:type="first" r:id="rId16"/>
+          <w:headerReference w:type="default" r:id="rId17"/>
+          <w:footerReference w:type="default" r:id="rId18"/>
+          <w:headerReference w:type="first" r:id="rId19"/>
+          <w:footerReference w:type="first" r:id="rId20"/>
           <w:pgSz w:w="11906" w:h="16838"/>
           <w:pgMar w:top="0" w:right="0" w:bottom="0" w:left="0" w:header="720" w:footer="720" w:gutter="0"/>
           <w:cols w:space="720"/>
@@ -16083,8 +16477,8 @@
       </w:r>
     </w:p>
     <w:sectPr>
-      <w:headerReference w:type="default" r:id="rId11"/>
-      <w:footerReference w:type="default" r:id="rId12"/>
+      <w:headerReference w:type="default" r:id="rId15"/>
+      <w:footerReference w:type="default" r:id="rId16"/>
       <w:pgSz w:w="11906" w:h="16838"/>
       <w:pgMar w:top="1814" w:right="1247" w:bottom="1247" w:left="1247" w:header="720" w:footer="720" w:gutter="0"/>
       <w:cols w:space="720"/>

--- a/backend/report/master_template_ar.docx
+++ b/backend/report/master_template_ar.docx
@@ -17,17 +17,16 @@
         <w:tblLayout w:type="fixed"/>
       </w:tblPr>
       <w:tblGrid>
-        <w:gridCol w:w="4006"/>
-        <w:gridCol w:w="4006"/>
-        <w:gridCol w:w="4006"/>
+        <w:gridCol w:w="6010"/>
+        <w:gridCol w:w="6010"/>
       </w:tblGrid>
       <w:tr>
         <w:tc>
           <w:tcPr>
-            <w:tcW w:type="dxa" w:w="3969"/>
+            <w:tcW w:type="dxa" w:w="6803"/>
             <w:tcMar>
-              <w:top w:w="425" w:type="dxa"/>
-              <w:bottom w:w="255" w:type="dxa"/>
+              <w:top w:w="481" w:type="dxa"/>
+              <w:bottom w:w="340" w:type="dxa"/>
               <w:left w:w="850" w:type="dxa"/>
               <w:right w:w="113" w:type="dxa"/>
             </w:tcMar>
@@ -42,7 +41,7 @@
               </w:rPr>
               <w:drawing>
                 <wp:inline xmlns:a="http://schemas.openxmlformats.org/drawingml/2006/main" xmlns:pic="http://schemas.openxmlformats.org/drawingml/2006/picture">
-                  <wp:extent cx="1096556" cy="486000"/>
+                  <wp:extent cx="1665138" cy="737999"/>
                   <wp:docPr id="1" name="Picture 1"/>
                   <wp:cNvGraphicFramePr>
                     <a:graphicFrameLocks noChangeAspect="1"/>
@@ -63,7 +62,7 @@
                         <pic:spPr>
                           <a:xfrm>
                             <a:off x="0" y="0"/>
-                            <a:ext cx="1096556" cy="486000"/>
+                            <a:ext cx="1665138" cy="737999"/>
                           </a:xfrm>
                           <a:prstGeom prst="rect"/>
                         </pic:spPr>
@@ -77,57 +76,10 @@
         </w:tc>
         <w:tc>
           <w:tcPr>
-            <w:tcW w:type="dxa" w:w="4876"/>
+            <w:tcW w:type="dxa" w:w="5216"/>
             <w:tcMar>
-              <w:top w:w="538" w:type="dxa"/>
-              <w:bottom w:w="255" w:type="dxa"/>
-              <w:left w:w="226" w:type="dxa"/>
-              <w:right w:w="113" w:type="dxa"/>
-            </w:tcMar>
-          </w:tcPr>
-          <w:p>
-            <w:pPr>
-              <w:bidi/>
-              <w:spacing w:before="0" w:after="0"/>
-              <w:jc w:val="right"/>
-            </w:pPr>
-            <w:r>
-              <w:rPr>
-                <w:rFonts w:cs="Amiri"/>
-                <w:b w:val="0"/>
-                <w:i/>
-                <w:color w:val="0F3D6E"/>
-                <w:sz w:val="22"/>
-                <w:szCs w:val="22"/>
-              </w:rPr>
-              <w:t>Science for a</w:t>
-            </w:r>
-          </w:p>
-          <w:p>
-            <w:pPr>
-              <w:bidi/>
-              <w:spacing w:before="0" w:after="0"/>
-              <w:jc w:val="right"/>
-            </w:pPr>
-            <w:r>
-              <w:rPr>
-                <w:rFonts w:cs="Amiri"/>
-                <w:b w:val="0"/>
-                <w:i/>
-                <w:color w:val="0F3D6E"/>
-                <w:sz w:val="22"/>
-                <w:szCs w:val="22"/>
-              </w:rPr>
-              <w:t>Cleaner Tomorrow</w:t>
-            </w:r>
-          </w:p>
-        </w:tc>
-        <w:tc>
-          <w:tcPr>
-            <w:tcW w:type="dxa" w:w="3061"/>
-            <w:tcMar>
-              <w:top w:w="425" w:type="dxa"/>
-              <w:bottom w:w="255" w:type="dxa"/>
+              <w:top w:w="481" w:type="dxa"/>
+              <w:bottom w:w="340" w:type="dxa"/>
               <w:left w:w="113" w:type="dxa"/>
               <w:right w:w="850" w:type="dxa"/>
             </w:tcMar>
@@ -143,7 +95,7 @@
               </w:rPr>
               <w:drawing>
                 <wp:inline xmlns:a="http://schemas.openxmlformats.org/drawingml/2006/main" xmlns:pic="http://schemas.openxmlformats.org/drawingml/2006/picture">
-                  <wp:extent cx="486000" cy="486000"/>
+                  <wp:extent cx="737999" cy="737999"/>
                   <wp:docPr id="2" name="Picture 2"/>
                   <wp:cNvGraphicFramePr>
                     <a:graphicFrameLocks noChangeAspect="1"/>
@@ -164,7 +116,7 @@
                         <pic:spPr>
                           <a:xfrm>
                             <a:off x="0" y="0"/>
-                            <a:ext cx="486000" cy="486000"/>
+                            <a:ext cx="737999" cy="737999"/>
                           </a:xfrm>
                           <a:prstGeom prst="rect"/>
                         </pic:spPr>
@@ -724,7 +676,6 @@
     <w:tbl>
       <w:tblPr>
         <w:bidiVisual/>
-        <w:tblStyle w:val="TableGrid"/>
         <w:tblW w:type="pct" w:w="5000"/>
         <w:tblLook w:firstColumn="1" w:firstRow="1" w:lastColumn="0" w:lastRow="0" w:noHBand="0" w:noVBand="1" w:val="04A0"/>
         <w:tblInd w:w="0" w:type="dxa"/>
@@ -737,311 +688,345 @@
         <w:tblLayout w:type="fixed"/>
       </w:tblPr>
       <w:tblGrid>
-        <w:gridCol w:w="6010"/>
-        <w:gridCol w:w="6010"/>
+        <w:gridCol w:w="12020"/>
       </w:tblGrid>
       <w:tr>
         <w:tc>
           <w:tcPr>
-            <w:tcW w:type="dxa" w:w="3402"/>
+            <w:tcW w:type="dxa" w:w="9026"/>
             <w:tcMar>
-              <w:top w:w="96" w:type="dxa"/>
-              <w:bottom w:w="96" w:type="dxa"/>
+              <w:top w:w="198" w:type="dxa"/>
+              <w:bottom w:w="198" w:type="dxa"/>
               <w:left w:w="850" w:type="dxa"/>
-              <w:right w:w="113" w:type="dxa"/>
+              <w:right w:w="850" w:type="dxa"/>
             </w:tcMar>
-            <w:shd w:val="clear" w:fill="0F3D6E"/>
-          </w:tcPr>
-          <w:p>
-            <w:pPr>
-              <w:bidi/>
-              <w:spacing w:before="0" w:after="0"/>
-              <w:jc w:val="right"/>
-            </w:pPr>
-            <w:r>
-              <w:rPr>
-                <w:rFonts w:cs="Amiri"/>
-                <w:b/>
-                <w:i w:val="0"/>
-                <w:color w:val="FFFFFF"/>
-                <w:sz w:val="19"/>
-                <w:szCs w:val="19"/>
-              </w:rPr>
-              <w:t>CLIENT</w:t>
-            </w:r>
-          </w:p>
-        </w:tc>
-        <w:tc>
-          <w:tcPr>
-            <w:tcW w:type="dxa" w:w="8617"/>
-            <w:tcMar>
-              <w:top w:w="96" w:type="dxa"/>
-              <w:bottom w:w="96" w:type="dxa"/>
-              <w:left w:w="255" w:type="dxa"/>
-              <w:right w:w="226" w:type="dxa"/>
-            </w:tcMar>
-          </w:tcPr>
-          <w:p>
-            <w:pPr>
-              <w:bidi/>
-              <w:spacing w:before="0" w:after="0"/>
-              <w:jc w:val="right"/>
-            </w:pPr>
-            <w:r>
-              <w:rPr>
-                <w:rFonts w:cs="Amiri"/>
-                <w:b w:val="0"/>
-                <w:i w:val="0"/>
-                <w:color w:val="1F1F1F"/>
-                <w:sz w:val="20"/>
-                <w:szCs w:val="20"/>
-              </w:rPr>
-              <w:t>{{ client }}</w:t>
-            </w:r>
-          </w:p>
-        </w:tc>
-      </w:tr>
-      <w:tr>
-        <w:tc>
-          <w:tcPr>
-            <w:tcW w:type="dxa" w:w="3402"/>
-            <w:tcMar>
-              <w:top w:w="96" w:type="dxa"/>
-              <w:bottom w:w="96" w:type="dxa"/>
-              <w:left w:w="850" w:type="dxa"/>
-              <w:right w:w="113" w:type="dxa"/>
-            </w:tcMar>
-            <w:shd w:val="clear" w:fill="0F3D6E"/>
-          </w:tcPr>
-          <w:p>
-            <w:pPr>
-              <w:bidi/>
-              <w:spacing w:before="0" w:after="0"/>
-              <w:jc w:val="right"/>
-            </w:pPr>
-            <w:r>
-              <w:rPr>
-                <w:rFonts w:cs="Amiri"/>
-                <w:b/>
-                <w:i w:val="0"/>
-                <w:color w:val="FFFFFF"/>
-                <w:sz w:val="19"/>
-                <w:szCs w:val="19"/>
-              </w:rPr>
-              <w:t>SITE</w:t>
-            </w:r>
-          </w:p>
-        </w:tc>
-        <w:tc>
-          <w:tcPr>
-            <w:tcW w:type="dxa" w:w="8617"/>
-            <w:tcMar>
-              <w:top w:w="96" w:type="dxa"/>
-              <w:bottom w:w="96" w:type="dxa"/>
-              <w:left w:w="255" w:type="dxa"/>
-              <w:right w:w="226" w:type="dxa"/>
-            </w:tcMar>
-          </w:tcPr>
-          <w:p>
-            <w:pPr>
-              <w:bidi/>
-              <w:spacing w:before="0" w:after="0"/>
-              <w:jc w:val="right"/>
-            </w:pPr>
-            <w:r>
-              <w:rPr>
-                <w:rFonts w:cs="Amiri"/>
-                <w:b w:val="0"/>
-                <w:i w:val="0"/>
-                <w:color w:val="1F1F1F"/>
-                <w:sz w:val="20"/>
-                <w:szCs w:val="20"/>
-              </w:rPr>
-              <w:t>{{ site_name }}</w:t>
-            </w:r>
-          </w:p>
-        </w:tc>
-      </w:tr>
-      <w:tr>
-        <w:tc>
-          <w:tcPr>
-            <w:tcW w:type="dxa" w:w="3402"/>
-            <w:tcMar>
-              <w:top w:w="96" w:type="dxa"/>
-              <w:bottom w:w="96" w:type="dxa"/>
-              <w:left w:w="850" w:type="dxa"/>
-              <w:right w:w="113" w:type="dxa"/>
-            </w:tcMar>
-            <w:shd w:val="clear" w:fill="0F3D6E"/>
-          </w:tcPr>
-          <w:p>
-            <w:pPr>
-              <w:bidi/>
-              <w:spacing w:before="0" w:after="0"/>
-              <w:jc w:val="right"/>
-            </w:pPr>
-            <w:r>
-              <w:rPr>
-                <w:rFonts w:cs="Amiri"/>
-                <w:b/>
-                <w:i w:val="0"/>
-                <w:color w:val="FFFFFF"/>
-                <w:sz w:val="19"/>
-                <w:szCs w:val="19"/>
-              </w:rPr>
-              <w:t>MONITORING PERIOD</w:t>
-            </w:r>
-          </w:p>
-        </w:tc>
-        <w:tc>
-          <w:tcPr>
-            <w:tcW w:type="dxa" w:w="8617"/>
-            <w:tcMar>
-              <w:top w:w="96" w:type="dxa"/>
-              <w:bottom w:w="96" w:type="dxa"/>
-              <w:left w:w="255" w:type="dxa"/>
-              <w:right w:w="226" w:type="dxa"/>
-            </w:tcMar>
-          </w:tcPr>
-          <w:p>
-            <w:pPr>
-              <w:bidi/>
-              <w:spacing w:before="0" w:after="0"/>
-              <w:jc w:val="right"/>
-            </w:pPr>
-            <w:r>
-              <w:rPr>
-                <w:rFonts w:cs="Amiri"/>
-                <w:b w:val="0"/>
-                <w:i w:val="0"/>
-                <w:color w:val="1F1F1F"/>
-                <w:sz w:val="20"/>
-                <w:szCs w:val="20"/>
-              </w:rPr>
-              <w:t>{{ monitoring_window_text }}</w:t>
-            </w:r>
-          </w:p>
-        </w:tc>
-      </w:tr>
-      <w:tr>
-        <w:tc>
-          <w:tcPr>
-            <w:tcW w:type="dxa" w:w="3402"/>
-            <w:tcMar>
-              <w:top w:w="96" w:type="dxa"/>
-              <w:bottom w:w="96" w:type="dxa"/>
-              <w:left w:w="850" w:type="dxa"/>
-              <w:right w:w="113" w:type="dxa"/>
-            </w:tcMar>
-            <w:shd w:val="clear" w:fill="0F3D6E"/>
-          </w:tcPr>
-          <w:p>
-            <w:pPr>
-              <w:bidi/>
-              <w:spacing w:before="0" w:after="0"/>
-              <w:jc w:val="right"/>
-            </w:pPr>
-            <w:r>
-              <w:rPr>
-                <w:rFonts w:cs="Amiri"/>
-                <w:b/>
-                <w:i w:val="0"/>
-                <w:color w:val="FFFFFF"/>
-                <w:sz w:val="19"/>
-                <w:szCs w:val="19"/>
-              </w:rPr>
-              <w:t>REPORT NUMBER</w:t>
-            </w:r>
-          </w:p>
-        </w:tc>
-        <w:tc>
-          <w:tcPr>
-            <w:tcW w:type="dxa" w:w="8617"/>
-            <w:tcMar>
-              <w:top w:w="96" w:type="dxa"/>
-              <w:bottom w:w="96" w:type="dxa"/>
-              <w:left w:w="255" w:type="dxa"/>
-              <w:right w:w="226" w:type="dxa"/>
-            </w:tcMar>
-          </w:tcPr>
-          <w:p>
-            <w:pPr>
-              <w:bidi/>
-              <w:spacing w:before="0" w:after="0"/>
-              <w:jc w:val="right"/>
-            </w:pPr>
-            <w:r>
-              <w:rPr>
-                <w:rFonts w:cs="Amiri"/>
-                <w:b w:val="0"/>
-                <w:i w:val="0"/>
-                <w:color w:val="1F1F1F"/>
-                <w:sz w:val="20"/>
-                <w:szCs w:val="20"/>
-              </w:rPr>
-              <w:t>{{ report_number }}</w:t>
-            </w:r>
-          </w:p>
-        </w:tc>
-      </w:tr>
-      <w:tr>
-        <w:tc>
-          <w:tcPr>
-            <w:tcW w:type="dxa" w:w="3402"/>
-            <w:tcMar>
-              <w:top w:w="96" w:type="dxa"/>
-              <w:bottom w:w="96" w:type="dxa"/>
-              <w:left w:w="850" w:type="dxa"/>
-              <w:right w:w="113" w:type="dxa"/>
-            </w:tcMar>
-            <w:shd w:val="clear" w:fill="0F3D6E"/>
-          </w:tcPr>
-          <w:p>
-            <w:pPr>
-              <w:bidi/>
-              <w:spacing w:before="0" w:after="0"/>
-              <w:jc w:val="right"/>
-            </w:pPr>
-            <w:r>
-              <w:rPr>
-                <w:rFonts w:cs="Amiri"/>
-                <w:b/>
-                <w:i w:val="0"/>
-                <w:color w:val="FFFFFF"/>
-                <w:sz w:val="19"/>
-                <w:szCs w:val="19"/>
-              </w:rPr>
-              <w:t>REVISION / DATE</w:t>
-            </w:r>
-          </w:p>
-        </w:tc>
-        <w:tc>
-          <w:tcPr>
-            <w:tcW w:type="dxa" w:w="8617"/>
-            <w:tcMar>
-              <w:top w:w="96" w:type="dxa"/>
-              <w:bottom w:w="96" w:type="dxa"/>
-              <w:left w:w="255" w:type="dxa"/>
-              <w:right w:w="226" w:type="dxa"/>
-            </w:tcMar>
-          </w:tcPr>
-          <w:p>
-            <w:pPr>
-              <w:bidi/>
-              <w:spacing w:before="0" w:after="0"/>
-              <w:jc w:val="right"/>
-            </w:pPr>
-            <w:r>
-              <w:rPr>
-                <w:rFonts w:cs="Amiri"/>
-                <w:b w:val="0"/>
-                <w:i w:val="0"/>
-                <w:color w:val="1F1F1F"/>
-                <w:sz w:val="20"/>
-                <w:szCs w:val="20"/>
-              </w:rPr>
-              <w:t>{{ revision }}   |   {{ reporting_date }}</w:t>
-            </w:r>
+          </w:tcPr>
+          <w:p>
+            <w:pPr>
+              <w:bidi/>
+            </w:pPr>
+          </w:p>
+          <w:tbl>
+            <w:tblPr>
+              <w:bidiVisual/>
+              <w:tblStyle w:val="TableGrid"/>
+              <w:tblW w:type="pct" w:w="5000"/>
+              <w:tblLook w:firstColumn="1" w:firstRow="1" w:lastColumn="0" w:lastRow="0" w:noHBand="0" w:noVBand="1" w:val="04A0"/>
+            </w:tblPr>
+            <w:tblGrid>
+              <w:gridCol w:w="4513"/>
+              <w:gridCol w:w="4513"/>
+            </w:tblGrid>
+            <w:tr>
+              <w:tc>
+                <w:tcPr>
+                  <w:tcW w:type="dxa" w:w="3061"/>
+                  <w:tcMar>
+                    <w:top w:w="96" w:type="dxa"/>
+                    <w:bottom w:w="96" w:type="dxa"/>
+                    <w:left w:w="226" w:type="dxa"/>
+                    <w:right w:w="113" w:type="dxa"/>
+                  </w:tcMar>
+                  <w:shd w:val="clear" w:fill="0F3D6E"/>
+                </w:tcPr>
+                <w:p>
+                  <w:pPr>
+                    <w:bidi/>
+                    <w:spacing w:before="0" w:after="0"/>
+                    <w:jc w:val="right"/>
+                  </w:pPr>
+                  <w:r>
+                    <w:rPr>
+                      <w:rFonts w:cs="Amiri"/>
+                      <w:b/>
+                      <w:i w:val="0"/>
+                      <w:color w:val="FFFFFF"/>
+                      <w:sz w:val="19"/>
+                      <w:szCs w:val="19"/>
+                    </w:rPr>
+                    <w:t>CLIENT</w:t>
+                  </w:r>
+                </w:p>
+              </w:tc>
+              <w:tc>
+                <w:tcPr>
+                  <w:tcW w:type="dxa" w:w="7257"/>
+                  <w:tcMar>
+                    <w:top w:w="96" w:type="dxa"/>
+                    <w:bottom w:w="96" w:type="dxa"/>
+                    <w:left w:w="255" w:type="dxa"/>
+                    <w:right w:w="226" w:type="dxa"/>
+                  </w:tcMar>
+                </w:tcPr>
+                <w:p>
+                  <w:pPr>
+                    <w:bidi/>
+                    <w:spacing w:before="0" w:after="0"/>
+                    <w:jc w:val="right"/>
+                  </w:pPr>
+                  <w:r>
+                    <w:rPr>
+                      <w:rFonts w:cs="Amiri"/>
+                      <w:b w:val="0"/>
+                      <w:i w:val="0"/>
+                      <w:color w:val="1F1F1F"/>
+                      <w:sz w:val="20"/>
+                      <w:szCs w:val="20"/>
+                    </w:rPr>
+                    <w:t>{{ client }}</w:t>
+                  </w:r>
+                </w:p>
+              </w:tc>
+            </w:tr>
+            <w:tr>
+              <w:tc>
+                <w:tcPr>
+                  <w:tcW w:type="dxa" w:w="3061"/>
+                  <w:tcMar>
+                    <w:top w:w="96" w:type="dxa"/>
+                    <w:bottom w:w="96" w:type="dxa"/>
+                    <w:left w:w="226" w:type="dxa"/>
+                    <w:right w:w="113" w:type="dxa"/>
+                  </w:tcMar>
+                  <w:shd w:val="clear" w:fill="0F3D6E"/>
+                </w:tcPr>
+                <w:p>
+                  <w:pPr>
+                    <w:bidi/>
+                    <w:spacing w:before="0" w:after="0"/>
+                    <w:jc w:val="right"/>
+                  </w:pPr>
+                  <w:r>
+                    <w:rPr>
+                      <w:rFonts w:cs="Amiri"/>
+                      <w:b/>
+                      <w:i w:val="0"/>
+                      <w:color w:val="FFFFFF"/>
+                      <w:sz w:val="19"/>
+                      <w:szCs w:val="19"/>
+                    </w:rPr>
+                    <w:t>SITE</w:t>
+                  </w:r>
+                </w:p>
+              </w:tc>
+              <w:tc>
+                <w:tcPr>
+                  <w:tcW w:type="dxa" w:w="7257"/>
+                  <w:tcMar>
+                    <w:top w:w="96" w:type="dxa"/>
+                    <w:bottom w:w="96" w:type="dxa"/>
+                    <w:left w:w="255" w:type="dxa"/>
+                    <w:right w:w="226" w:type="dxa"/>
+                  </w:tcMar>
+                </w:tcPr>
+                <w:p>
+                  <w:pPr>
+                    <w:bidi/>
+                    <w:spacing w:before="0" w:after="0"/>
+                    <w:jc w:val="right"/>
+                  </w:pPr>
+                  <w:r>
+                    <w:rPr>
+                      <w:rFonts w:cs="Amiri"/>
+                      <w:b w:val="0"/>
+                      <w:i w:val="0"/>
+                      <w:color w:val="1F1F1F"/>
+                      <w:sz w:val="20"/>
+                      <w:szCs w:val="20"/>
+                    </w:rPr>
+                    <w:t>{{ site_name }}</w:t>
+                  </w:r>
+                </w:p>
+              </w:tc>
+            </w:tr>
+            <w:tr>
+              <w:tc>
+                <w:tcPr>
+                  <w:tcW w:type="dxa" w:w="3061"/>
+                  <w:tcMar>
+                    <w:top w:w="96" w:type="dxa"/>
+                    <w:bottom w:w="96" w:type="dxa"/>
+                    <w:left w:w="226" w:type="dxa"/>
+                    <w:right w:w="113" w:type="dxa"/>
+                  </w:tcMar>
+                  <w:shd w:val="clear" w:fill="0F3D6E"/>
+                </w:tcPr>
+                <w:p>
+                  <w:pPr>
+                    <w:bidi/>
+                    <w:spacing w:before="0" w:after="0"/>
+                    <w:jc w:val="right"/>
+                  </w:pPr>
+                  <w:r>
+                    <w:rPr>
+                      <w:rFonts w:cs="Amiri"/>
+                      <w:b/>
+                      <w:i w:val="0"/>
+                      <w:color w:val="FFFFFF"/>
+                      <w:sz w:val="19"/>
+                      <w:szCs w:val="19"/>
+                    </w:rPr>
+                    <w:t>MONITORING PERIOD</w:t>
+                  </w:r>
+                </w:p>
+              </w:tc>
+              <w:tc>
+                <w:tcPr>
+                  <w:tcW w:type="dxa" w:w="7257"/>
+                  <w:tcMar>
+                    <w:top w:w="96" w:type="dxa"/>
+                    <w:bottom w:w="96" w:type="dxa"/>
+                    <w:left w:w="255" w:type="dxa"/>
+                    <w:right w:w="226" w:type="dxa"/>
+                  </w:tcMar>
+                </w:tcPr>
+                <w:p>
+                  <w:pPr>
+                    <w:bidi/>
+                    <w:spacing w:before="0" w:after="0"/>
+                    <w:jc w:val="right"/>
+                  </w:pPr>
+                  <w:r>
+                    <w:rPr>
+                      <w:rFonts w:cs="Amiri"/>
+                      <w:b w:val="0"/>
+                      <w:i w:val="0"/>
+                      <w:color w:val="1F1F1F"/>
+                      <w:sz w:val="20"/>
+                      <w:szCs w:val="20"/>
+                    </w:rPr>
+                    <w:t>{{ monitoring_window_text }}</w:t>
+                  </w:r>
+                </w:p>
+              </w:tc>
+            </w:tr>
+            <w:tr>
+              <w:tc>
+                <w:tcPr>
+                  <w:tcW w:type="dxa" w:w="3061"/>
+                  <w:tcMar>
+                    <w:top w:w="96" w:type="dxa"/>
+                    <w:bottom w:w="96" w:type="dxa"/>
+                    <w:left w:w="226" w:type="dxa"/>
+                    <w:right w:w="113" w:type="dxa"/>
+                  </w:tcMar>
+                  <w:shd w:val="clear" w:fill="0F3D6E"/>
+                </w:tcPr>
+                <w:p>
+                  <w:pPr>
+                    <w:bidi/>
+                    <w:spacing w:before="0" w:after="0"/>
+                    <w:jc w:val="right"/>
+                  </w:pPr>
+                  <w:r>
+                    <w:rPr>
+                      <w:rFonts w:cs="Amiri"/>
+                      <w:b/>
+                      <w:i w:val="0"/>
+                      <w:color w:val="FFFFFF"/>
+                      <w:sz w:val="19"/>
+                      <w:szCs w:val="19"/>
+                    </w:rPr>
+                    <w:t>REPORT NUMBER</w:t>
+                  </w:r>
+                </w:p>
+              </w:tc>
+              <w:tc>
+                <w:tcPr>
+                  <w:tcW w:type="dxa" w:w="7257"/>
+                  <w:tcMar>
+                    <w:top w:w="96" w:type="dxa"/>
+                    <w:bottom w:w="96" w:type="dxa"/>
+                    <w:left w:w="255" w:type="dxa"/>
+                    <w:right w:w="226" w:type="dxa"/>
+                  </w:tcMar>
+                </w:tcPr>
+                <w:p>
+                  <w:pPr>
+                    <w:bidi/>
+                    <w:spacing w:before="0" w:after="0"/>
+                    <w:jc w:val="right"/>
+                  </w:pPr>
+                  <w:r>
+                    <w:rPr>
+                      <w:rFonts w:cs="Amiri"/>
+                      <w:b w:val="0"/>
+                      <w:i w:val="0"/>
+                      <w:color w:val="1F1F1F"/>
+                      <w:sz w:val="20"/>
+                      <w:szCs w:val="20"/>
+                    </w:rPr>
+                    <w:t>{{ report_number }}</w:t>
+                  </w:r>
+                </w:p>
+              </w:tc>
+            </w:tr>
+            <w:tr>
+              <w:tc>
+                <w:tcPr>
+                  <w:tcW w:type="dxa" w:w="3061"/>
+                  <w:tcMar>
+                    <w:top w:w="96" w:type="dxa"/>
+                    <w:bottom w:w="96" w:type="dxa"/>
+                    <w:left w:w="226" w:type="dxa"/>
+                    <w:right w:w="113" w:type="dxa"/>
+                  </w:tcMar>
+                  <w:shd w:val="clear" w:fill="0F3D6E"/>
+                </w:tcPr>
+                <w:p>
+                  <w:pPr>
+                    <w:bidi/>
+                    <w:spacing w:before="0" w:after="0"/>
+                    <w:jc w:val="right"/>
+                  </w:pPr>
+                  <w:r>
+                    <w:rPr>
+                      <w:rFonts w:cs="Amiri"/>
+                      <w:b/>
+                      <w:i w:val="0"/>
+                      <w:color w:val="FFFFFF"/>
+                      <w:sz w:val="19"/>
+                      <w:szCs w:val="19"/>
+                    </w:rPr>
+                    <w:t>REVISION / DATE</w:t>
+                  </w:r>
+                </w:p>
+              </w:tc>
+              <w:tc>
+                <w:tcPr>
+                  <w:tcW w:type="dxa" w:w="7257"/>
+                  <w:tcMar>
+                    <w:top w:w="96" w:type="dxa"/>
+                    <w:bottom w:w="96" w:type="dxa"/>
+                    <w:left w:w="255" w:type="dxa"/>
+                    <w:right w:w="226" w:type="dxa"/>
+                  </w:tcMar>
+                </w:tcPr>
+                <w:p>
+                  <w:pPr>
+                    <w:bidi/>
+                    <w:spacing w:before="0" w:after="0"/>
+                    <w:jc w:val="right"/>
+                  </w:pPr>
+                  <w:r>
+                    <w:rPr>
+                      <w:rFonts w:cs="Amiri"/>
+                      <w:b w:val="0"/>
+                      <w:i w:val="0"/>
+                      <w:color w:val="1F1F1F"/>
+                      <w:sz w:val="20"/>
+                      <w:szCs w:val="20"/>
+                    </w:rPr>
+                    <w:t>{{ revision }}   |   {{ reporting_date }}</w:t>
+                  </w:r>
+                </w:p>
+              </w:tc>
+            </w:tr>
+          </w:tbl>
+          <w:p>
+            <w:pPr>
+              <w:bidi/>
+            </w:pPr>
           </w:p>
         </w:tc>
       </w:tr>

--- a/backend/report/master_template_ar.docx
+++ b/backend/report/master_template_ar.docx
@@ -17,13 +17,13 @@
         <w:tblLayout w:type="fixed"/>
       </w:tblPr>
       <w:tblGrid>
-        <w:gridCol w:w="6010"/>
-        <w:gridCol w:w="6010"/>
+        <w:gridCol w:w="5953"/>
+        <w:gridCol w:w="5953"/>
       </w:tblGrid>
       <w:tr>
         <w:tc>
           <w:tcPr>
-            <w:tcW w:type="dxa" w:w="6803"/>
+            <w:tcW w:type="dxa" w:w="6520"/>
             <w:tcMar>
               <w:top w:w="481" w:type="dxa"/>
               <w:bottom w:w="340" w:type="dxa"/>
@@ -76,7 +76,7 @@
         </w:tc>
         <w:tc>
           <w:tcPr>
-            <w:tcW w:type="dxa" w:w="5216"/>
+            <w:tcW w:type="dxa" w:w="5386"/>
             <w:tcMar>
               <w:top w:w="481" w:type="dxa"/>
               <w:bottom w:w="340" w:type="dxa"/>
@@ -145,7 +145,7 @@
         <w:tblLayout w:type="fixed"/>
       </w:tblPr>
       <w:tblGrid>
-        <w:gridCol w:w="12020"/>
+        <w:gridCol w:w="11907"/>
       </w:tblGrid>
       <w:tr>
         <w:tc>
@@ -183,492 +183,525 @@
         <w:tblLayout w:type="fixed"/>
       </w:tblPr>
       <w:tblGrid>
-        <w:gridCol w:w="3005"/>
-        <w:gridCol w:w="3005"/>
-        <w:gridCol w:w="3005"/>
-        <w:gridCol w:w="3005"/>
+        <w:gridCol w:w="11907"/>
       </w:tblGrid>
       <w:tr>
         <w:tc>
           <w:tcPr>
-            <w:tcW w:type="dxa" w:w="3005"/>
+            <w:tcW w:type="dxa" w:w="9026"/>
             <w:tcMar>
-              <w:top w:w="255" w:type="dxa"/>
-              <w:bottom w:w="68" w:type="dxa"/>
-              <w:left w:w="170" w:type="dxa"/>
-              <w:right w:w="170" w:type="dxa"/>
+              <w:top w:w="170" w:type="dxa"/>
+              <w:bottom w:w="141" w:type="dxa"/>
+              <w:left w:w="737" w:type="dxa"/>
+              <w:right w:w="737" w:type="dxa"/>
             </w:tcMar>
           </w:tcPr>
           <w:p>
             <w:pPr>
               <w:bidi/>
-              <w:spacing w:after="60"/>
-              <w:jc w:val="center"/>
             </w:pPr>
-            <w:r>
-              <w:rPr>
-                <w:rFonts w:cs="Amiri"/>
-              </w:rPr>
-              <w:drawing>
-                <wp:inline xmlns:a="http://schemas.openxmlformats.org/drawingml/2006/main" xmlns:pic="http://schemas.openxmlformats.org/drawingml/2006/picture">
-                  <wp:extent cx="378000" cy="378000"/>
-                  <wp:docPr id="3" name="Picture 3"/>
-                  <wp:cNvGraphicFramePr>
-                    <a:graphicFrameLocks noChangeAspect="1"/>
-                  </wp:cNvGraphicFramePr>
-                  <a:graphic>
-                    <a:graphicData uri="http://schemas.openxmlformats.org/drawingml/2006/picture">
-                      <pic:pic>
-                        <pic:nvPicPr>
-                          <pic:cNvPr id="0" name="icon_accurate.png"/>
-                          <pic:cNvPicPr/>
-                        </pic:nvPicPr>
-                        <pic:blipFill>
-                          <a:blip r:embed="rId11"/>
-                          <a:stretch>
-                            <a:fillRect/>
-                          </a:stretch>
-                        </pic:blipFill>
-                        <pic:spPr>
-                          <a:xfrm>
-                            <a:off x="0" y="0"/>
-                            <a:ext cx="378000" cy="378000"/>
-                          </a:xfrm>
-                          <a:prstGeom prst="rect"/>
-                        </pic:spPr>
-                      </pic:pic>
-                    </a:graphicData>
-                  </a:graphic>
-                </wp:inline>
-              </w:drawing>
-            </w:r>
           </w:p>
-        </w:tc>
-        <w:tc>
-          <w:tcPr>
-            <w:tcW w:type="dxa" w:w="3005"/>
-            <w:tcMar>
-              <w:top w:w="255" w:type="dxa"/>
-              <w:bottom w:w="68" w:type="dxa"/>
-              <w:left w:w="170" w:type="dxa"/>
-              <w:right w:w="170" w:type="dxa"/>
-            </w:tcMar>
-          </w:tcPr>
+          <w:tbl>
+            <w:tblPr>
+              <w:bidiVisual/>
+              <w:tblW w:type="pct" w:w="5000"/>
+              <w:tblLook w:firstColumn="1" w:firstRow="1" w:lastColumn="0" w:lastRow="0" w:noHBand="0" w:noVBand="1" w:val="04A0"/>
+            </w:tblPr>
+            <w:tblGrid>
+              <w:gridCol w:w="2256"/>
+              <w:gridCol w:w="2256"/>
+              <w:gridCol w:w="2256"/>
+              <w:gridCol w:w="2256"/>
+            </w:tblGrid>
+            <w:tr>
+              <w:tc>
+                <w:tcPr>
+                  <w:tcW w:type="dxa" w:w="2608"/>
+                  <w:tcMar>
+                    <w:top w:w="226" w:type="dxa"/>
+                    <w:bottom w:w="56" w:type="dxa"/>
+                    <w:left w:w="85" w:type="dxa"/>
+                    <w:right w:w="85" w:type="dxa"/>
+                  </w:tcMar>
+                </w:tcPr>
+                <w:p>
+                  <w:pPr>
+                    <w:bidi/>
+                    <w:spacing w:after="60"/>
+                    <w:jc w:val="center"/>
+                  </w:pPr>
+                  <w:r>
+                    <w:rPr>
+                      <w:rFonts w:cs="Amiri"/>
+                    </w:rPr>
+                    <w:drawing>
+                      <wp:inline xmlns:a="http://schemas.openxmlformats.org/drawingml/2006/main" xmlns:pic="http://schemas.openxmlformats.org/drawingml/2006/picture">
+                        <wp:extent cx="378000" cy="378000"/>
+                        <wp:docPr id="3" name="Picture 3"/>
+                        <wp:cNvGraphicFramePr>
+                          <a:graphicFrameLocks noChangeAspect="1"/>
+                        </wp:cNvGraphicFramePr>
+                        <a:graphic>
+                          <a:graphicData uri="http://schemas.openxmlformats.org/drawingml/2006/picture">
+                            <pic:pic>
+                              <pic:nvPicPr>
+                                <pic:cNvPr id="0" name="icon_accurate.png"/>
+                                <pic:cNvPicPr/>
+                              </pic:nvPicPr>
+                              <pic:blipFill>
+                                <a:blip r:embed="rId11"/>
+                                <a:stretch>
+                                  <a:fillRect/>
+                                </a:stretch>
+                              </pic:blipFill>
+                              <pic:spPr>
+                                <a:xfrm>
+                                  <a:off x="0" y="0"/>
+                                  <a:ext cx="378000" cy="378000"/>
+                                </a:xfrm>
+                                <a:prstGeom prst="rect"/>
+                              </pic:spPr>
+                            </pic:pic>
+                          </a:graphicData>
+                        </a:graphic>
+                      </wp:inline>
+                    </w:drawing>
+                  </w:r>
+                </w:p>
+              </w:tc>
+              <w:tc>
+                <w:tcPr>
+                  <w:tcW w:type="dxa" w:w="2608"/>
+                  <w:tcMar>
+                    <w:top w:w="226" w:type="dxa"/>
+                    <w:bottom w:w="56" w:type="dxa"/>
+                    <w:left w:w="85" w:type="dxa"/>
+                    <w:right w:w="85" w:type="dxa"/>
+                  </w:tcMar>
+                </w:tcPr>
+                <w:p>
+                  <w:pPr>
+                    <w:bidi/>
+                    <w:spacing w:after="60"/>
+                    <w:jc w:val="center"/>
+                  </w:pPr>
+                  <w:r>
+                    <w:rPr>
+                      <w:rFonts w:cs="Amiri"/>
+                    </w:rPr>
+                    <w:drawing>
+                      <wp:inline xmlns:a="http://schemas.openxmlformats.org/drawingml/2006/main" xmlns:pic="http://schemas.openxmlformats.org/drawingml/2006/picture">
+                        <wp:extent cx="378000" cy="378000"/>
+                        <wp:docPr id="4" name="Picture 4"/>
+                        <wp:cNvGraphicFramePr>
+                          <a:graphicFrameLocks noChangeAspect="1"/>
+                        </wp:cNvGraphicFramePr>
+                        <a:graphic>
+                          <a:graphicData uri="http://schemas.openxmlformats.org/drawingml/2006/picture">
+                            <pic:pic>
+                              <pic:nvPicPr>
+                                <pic:cNvPr id="0" name="icon_reliable.png"/>
+                                <pic:cNvPicPr/>
+                              </pic:nvPicPr>
+                              <pic:blipFill>
+                                <a:blip r:embed="rId12"/>
+                                <a:stretch>
+                                  <a:fillRect/>
+                                </a:stretch>
+                              </pic:blipFill>
+                              <pic:spPr>
+                                <a:xfrm>
+                                  <a:off x="0" y="0"/>
+                                  <a:ext cx="378000" cy="378000"/>
+                                </a:xfrm>
+                                <a:prstGeom prst="rect"/>
+                              </pic:spPr>
+                            </pic:pic>
+                          </a:graphicData>
+                        </a:graphic>
+                      </wp:inline>
+                    </w:drawing>
+                  </w:r>
+                </w:p>
+              </w:tc>
+              <w:tc>
+                <w:tcPr>
+                  <w:tcW w:type="dxa" w:w="2608"/>
+                  <w:tcMar>
+                    <w:top w:w="226" w:type="dxa"/>
+                    <w:bottom w:w="56" w:type="dxa"/>
+                    <w:left w:w="85" w:type="dxa"/>
+                    <w:right w:w="85" w:type="dxa"/>
+                  </w:tcMar>
+                </w:tcPr>
+                <w:p>
+                  <w:pPr>
+                    <w:bidi/>
+                    <w:spacing w:after="60"/>
+                    <w:jc w:val="center"/>
+                  </w:pPr>
+                  <w:r>
+                    <w:rPr>
+                      <w:rFonts w:cs="Amiri"/>
+                    </w:rPr>
+                    <w:drawing>
+                      <wp:inline xmlns:a="http://schemas.openxmlformats.org/drawingml/2006/main" xmlns:pic="http://schemas.openxmlformats.org/drawingml/2006/picture">
+                        <wp:extent cx="378000" cy="378000"/>
+                        <wp:docPr id="5" name="Picture 5"/>
+                        <wp:cNvGraphicFramePr>
+                          <a:graphicFrameLocks noChangeAspect="1"/>
+                        </wp:cNvGraphicFramePr>
+                        <a:graphic>
+                          <a:graphicData uri="http://schemas.openxmlformats.org/drawingml/2006/picture">
+                            <pic:pic>
+                              <pic:nvPicPr>
+                                <pic:cNvPr id="0" name="icon_compliant.png"/>
+                                <pic:cNvPicPr/>
+                              </pic:nvPicPr>
+                              <pic:blipFill>
+                                <a:blip r:embed="rId13"/>
+                                <a:stretch>
+                                  <a:fillRect/>
+                                </a:stretch>
+                              </pic:blipFill>
+                              <pic:spPr>
+                                <a:xfrm>
+                                  <a:off x="0" y="0"/>
+                                  <a:ext cx="378000" cy="378000"/>
+                                </a:xfrm>
+                                <a:prstGeom prst="rect"/>
+                              </pic:spPr>
+                            </pic:pic>
+                          </a:graphicData>
+                        </a:graphic>
+                      </wp:inline>
+                    </w:drawing>
+                  </w:r>
+                </w:p>
+              </w:tc>
+              <w:tc>
+                <w:tcPr>
+                  <w:tcW w:type="dxa" w:w="2608"/>
+                  <w:tcMar>
+                    <w:top w:w="226" w:type="dxa"/>
+                    <w:bottom w:w="56" w:type="dxa"/>
+                    <w:left w:w="85" w:type="dxa"/>
+                    <w:right w:w="85" w:type="dxa"/>
+                  </w:tcMar>
+                </w:tcPr>
+                <w:p>
+                  <w:pPr>
+                    <w:bidi/>
+                    <w:spacing w:after="60"/>
+                    <w:jc w:val="center"/>
+                  </w:pPr>
+                  <w:r>
+                    <w:rPr>
+                      <w:rFonts w:cs="Amiri"/>
+                    </w:rPr>
+                    <w:drawing>
+                      <wp:inline xmlns:a="http://schemas.openxmlformats.org/drawingml/2006/main" xmlns:pic="http://schemas.openxmlformats.org/drawingml/2006/picture">
+                        <wp:extent cx="378000" cy="378000"/>
+                        <wp:docPr id="6" name="Picture 6"/>
+                        <wp:cNvGraphicFramePr>
+                          <a:graphicFrameLocks noChangeAspect="1"/>
+                        </wp:cNvGraphicFramePr>
+                        <a:graphic>
+                          <a:graphicData uri="http://schemas.openxmlformats.org/drawingml/2006/picture">
+                            <pic:pic>
+                              <pic:nvPicPr>
+                                <pic:cNvPr id="0" name="icon_sustainable.png"/>
+                                <pic:cNvPicPr/>
+                              </pic:nvPicPr>
+                              <pic:blipFill>
+                                <a:blip r:embed="rId14"/>
+                                <a:stretch>
+                                  <a:fillRect/>
+                                </a:stretch>
+                              </pic:blipFill>
+                              <pic:spPr>
+                                <a:xfrm>
+                                  <a:off x="0" y="0"/>
+                                  <a:ext cx="378000" cy="378000"/>
+                                </a:xfrm>
+                                <a:prstGeom prst="rect"/>
+                              </pic:spPr>
+                            </pic:pic>
+                          </a:graphicData>
+                        </a:graphic>
+                      </wp:inline>
+                    </w:drawing>
+                  </w:r>
+                </w:p>
+              </w:tc>
+            </w:tr>
+            <w:tr>
+              <w:tc>
+                <w:tcPr>
+                  <w:tcW w:type="dxa" w:w="2608"/>
+                  <w:tcMar>
+                    <w:top w:w="0" w:type="dxa"/>
+                    <w:bottom w:w="226" w:type="dxa"/>
+                    <w:left w:w="85" w:type="dxa"/>
+                    <w:right w:w="85" w:type="dxa"/>
+                  </w:tcMar>
+                </w:tcPr>
+                <w:p>
+                  <w:pPr>
+                    <w:bidi/>
+                    <w:spacing w:before="0" w:after="40"/>
+                    <w:jc w:val="center"/>
+                  </w:pPr>
+                  <w:r>
+                    <w:rPr>
+                      <w:rFonts w:cs="Amiri"/>
+                      <w:b/>
+                      <w:i w:val="0"/>
+                      <w:color w:val="2F7D32"/>
+                      <w:sz w:val="19"/>
+                      <w:szCs w:val="19"/>
+                    </w:rPr>
+                    <w:t>ACCURATE</w:t>
+                  </w:r>
+                </w:p>
+                <w:p>
+                  <w:pPr>
+                    <w:bidi/>
+                    <w:spacing w:before="0" w:after="0"/>
+                    <w:jc w:val="center"/>
+                  </w:pPr>
+                  <w:r>
+                    <w:rPr>
+                      <w:rFonts w:cs="Amiri"/>
+                      <w:b w:val="0"/>
+                      <w:i w:val="0"/>
+                      <w:color w:val="1F1F1F"/>
+                      <w:sz w:val="16"/>
+                      <w:szCs w:val="16"/>
+                    </w:rPr>
+                    <w:t>Precision monitoring</w:t>
+                  </w:r>
+                </w:p>
+                <w:p>
+                  <w:pPr>
+                    <w:bidi/>
+                    <w:spacing w:before="0" w:after="0"/>
+                    <w:jc w:val="center"/>
+                  </w:pPr>
+                  <w:r>
+                    <w:rPr>
+                      <w:rFonts w:cs="Amiri"/>
+                      <w:b w:val="0"/>
+                      <w:i w:val="0"/>
+                      <w:color w:val="1F1F1F"/>
+                      <w:sz w:val="16"/>
+                      <w:szCs w:val="16"/>
+                    </w:rPr>
+                    <w:t>with calibrated instruments</w:t>
+                  </w:r>
+                </w:p>
+              </w:tc>
+              <w:tc>
+                <w:tcPr>
+                  <w:tcW w:type="dxa" w:w="2608"/>
+                  <w:tcMar>
+                    <w:top w:w="0" w:type="dxa"/>
+                    <w:bottom w:w="226" w:type="dxa"/>
+                    <w:left w:w="85" w:type="dxa"/>
+                    <w:right w:w="85" w:type="dxa"/>
+                  </w:tcMar>
+                </w:tcPr>
+                <w:p>
+                  <w:pPr>
+                    <w:bidi/>
+                    <w:spacing w:before="0" w:after="40"/>
+                    <w:jc w:val="center"/>
+                  </w:pPr>
+                  <w:r>
+                    <w:rPr>
+                      <w:rFonts w:cs="Amiri"/>
+                      <w:b/>
+                      <w:i w:val="0"/>
+                      <w:color w:val="2F7D32"/>
+                      <w:sz w:val="19"/>
+                      <w:szCs w:val="19"/>
+                    </w:rPr>
+                    <w:t>RELIABLE</w:t>
+                  </w:r>
+                </w:p>
+                <w:p>
+                  <w:pPr>
+                    <w:bidi/>
+                    <w:spacing w:before="0" w:after="0"/>
+                    <w:jc w:val="center"/>
+                  </w:pPr>
+                  <w:r>
+                    <w:rPr>
+                      <w:rFonts w:cs="Amiri"/>
+                      <w:b w:val="0"/>
+                      <w:i w:val="0"/>
+                      <w:color w:val="1F1F1F"/>
+                      <w:sz w:val="16"/>
+                      <w:szCs w:val="16"/>
+                    </w:rPr>
+                    <w:t>Data you can trust,</w:t>
+                  </w:r>
+                </w:p>
+                <w:p>
+                  <w:pPr>
+                    <w:bidi/>
+                    <w:spacing w:before="0" w:after="0"/>
+                    <w:jc w:val="center"/>
+                  </w:pPr>
+                  <w:r>
+                    <w:rPr>
+                      <w:rFonts w:cs="Amiri"/>
+                      <w:b w:val="0"/>
+                      <w:i w:val="0"/>
+                      <w:color w:val="1F1F1F"/>
+                      <w:sz w:val="16"/>
+                      <w:szCs w:val="16"/>
+                    </w:rPr>
+                    <w:t>anytime, anywhere</w:t>
+                  </w:r>
+                </w:p>
+              </w:tc>
+              <w:tc>
+                <w:tcPr>
+                  <w:tcW w:type="dxa" w:w="2608"/>
+                  <w:tcMar>
+                    <w:top w:w="0" w:type="dxa"/>
+                    <w:bottom w:w="226" w:type="dxa"/>
+                    <w:left w:w="85" w:type="dxa"/>
+                    <w:right w:w="85" w:type="dxa"/>
+                  </w:tcMar>
+                </w:tcPr>
+                <w:p>
+                  <w:pPr>
+                    <w:bidi/>
+                    <w:spacing w:before="0" w:after="40"/>
+                    <w:jc w:val="center"/>
+                  </w:pPr>
+                  <w:r>
+                    <w:rPr>
+                      <w:rFonts w:cs="Amiri"/>
+                      <w:b/>
+                      <w:i w:val="0"/>
+                      <w:color w:val="2F7D32"/>
+                      <w:sz w:val="19"/>
+                      <w:szCs w:val="19"/>
+                    </w:rPr>
+                    <w:t>COMPLIANT</w:t>
+                  </w:r>
+                </w:p>
+                <w:p>
+                  <w:pPr>
+                    <w:bidi/>
+                    <w:spacing w:before="0" w:after="0"/>
+                    <w:jc w:val="center"/>
+                  </w:pPr>
+                  <w:r>
+                    <w:rPr>
+                      <w:rFonts w:cs="Amiri"/>
+                      <w:b w:val="0"/>
+                      <w:i w:val="0"/>
+                      <w:color w:val="1F1F1F"/>
+                      <w:sz w:val="16"/>
+                      <w:szCs w:val="16"/>
+                    </w:rPr>
+                    <w:t>Aligned with KSA NCEC</w:t>
+                  </w:r>
+                </w:p>
+                <w:p>
+                  <w:pPr>
+                    <w:bidi/>
+                    <w:spacing w:before="0" w:after="0"/>
+                    <w:jc w:val="center"/>
+                  </w:pPr>
+                  <w:r>
+                    <w:rPr>
+                      <w:rFonts w:cs="Amiri"/>
+                      <w:b w:val="0"/>
+                      <w:i w:val="0"/>
+                      <w:color w:val="1F1F1F"/>
+                      <w:sz w:val="16"/>
+                      <w:szCs w:val="16"/>
+                    </w:rPr>
+                    <w:t>&amp; international standards</w:t>
+                  </w:r>
+                </w:p>
+              </w:tc>
+              <w:tc>
+                <w:tcPr>
+                  <w:tcW w:type="dxa" w:w="2608"/>
+                  <w:tcMar>
+                    <w:top w:w="0" w:type="dxa"/>
+                    <w:bottom w:w="226" w:type="dxa"/>
+                    <w:left w:w="85" w:type="dxa"/>
+                    <w:right w:w="85" w:type="dxa"/>
+                  </w:tcMar>
+                </w:tcPr>
+                <w:p>
+                  <w:pPr>
+                    <w:bidi/>
+                    <w:spacing w:before="0" w:after="40"/>
+                    <w:jc w:val="center"/>
+                  </w:pPr>
+                  <w:r>
+                    <w:rPr>
+                      <w:rFonts w:cs="Amiri"/>
+                      <w:b/>
+                      <w:i w:val="0"/>
+                      <w:color w:val="2F7D32"/>
+                      <w:sz w:val="19"/>
+                      <w:szCs w:val="19"/>
+                    </w:rPr>
+                    <w:t>SUSTAINABLE</w:t>
+                  </w:r>
+                </w:p>
+                <w:p>
+                  <w:pPr>
+                    <w:bidi/>
+                    <w:spacing w:before="0" w:after="0"/>
+                    <w:jc w:val="center"/>
+                  </w:pPr>
+                  <w:r>
+                    <w:rPr>
+                      <w:rFonts w:cs="Amiri"/>
+                      <w:b w:val="0"/>
+                      <w:i w:val="0"/>
+                      <w:color w:val="1F1F1F"/>
+                      <w:sz w:val="16"/>
+                      <w:szCs w:val="16"/>
+                    </w:rPr>
+                    <w:t>Supporting a cleaner</w:t>
+                  </w:r>
+                </w:p>
+                <w:p>
+                  <w:pPr>
+                    <w:bidi/>
+                    <w:spacing w:before="0" w:after="0"/>
+                    <w:jc w:val="center"/>
+                  </w:pPr>
+                  <w:r>
+                    <w:rPr>
+                      <w:rFonts w:cs="Amiri"/>
+                      <w:b w:val="0"/>
+                      <w:i w:val="0"/>
+                      <w:color w:val="1F1F1F"/>
+                      <w:sz w:val="16"/>
+                      <w:szCs w:val="16"/>
+                    </w:rPr>
+                    <w:t>and healthier future</w:t>
+                  </w:r>
+                </w:p>
+              </w:tc>
+            </w:tr>
+          </w:tbl>
           <w:p>
             <w:pPr>
               <w:bidi/>
-              <w:spacing w:after="60"/>
-              <w:jc w:val="center"/>
             </w:pPr>
-            <w:r>
-              <w:rPr>
-                <w:rFonts w:cs="Amiri"/>
-              </w:rPr>
-              <w:drawing>
-                <wp:inline xmlns:a="http://schemas.openxmlformats.org/drawingml/2006/main" xmlns:pic="http://schemas.openxmlformats.org/drawingml/2006/picture">
-                  <wp:extent cx="378000" cy="378000"/>
-                  <wp:docPr id="4" name="Picture 4"/>
-                  <wp:cNvGraphicFramePr>
-                    <a:graphicFrameLocks noChangeAspect="1"/>
-                  </wp:cNvGraphicFramePr>
-                  <a:graphic>
-                    <a:graphicData uri="http://schemas.openxmlformats.org/drawingml/2006/picture">
-                      <pic:pic>
-                        <pic:nvPicPr>
-                          <pic:cNvPr id="0" name="icon_reliable.png"/>
-                          <pic:cNvPicPr/>
-                        </pic:nvPicPr>
-                        <pic:blipFill>
-                          <a:blip r:embed="rId12"/>
-                          <a:stretch>
-                            <a:fillRect/>
-                          </a:stretch>
-                        </pic:blipFill>
-                        <pic:spPr>
-                          <a:xfrm>
-                            <a:off x="0" y="0"/>
-                            <a:ext cx="378000" cy="378000"/>
-                          </a:xfrm>
-                          <a:prstGeom prst="rect"/>
-                        </pic:spPr>
-                      </pic:pic>
-                    </a:graphicData>
-                  </a:graphic>
-                </wp:inline>
-              </w:drawing>
-            </w:r>
-          </w:p>
-        </w:tc>
-        <w:tc>
-          <w:tcPr>
-            <w:tcW w:type="dxa" w:w="3005"/>
-            <w:tcMar>
-              <w:top w:w="255" w:type="dxa"/>
-              <w:bottom w:w="68" w:type="dxa"/>
-              <w:left w:w="170" w:type="dxa"/>
-              <w:right w:w="170" w:type="dxa"/>
-            </w:tcMar>
-          </w:tcPr>
-          <w:p>
-            <w:pPr>
-              <w:bidi/>
-              <w:spacing w:after="60"/>
-              <w:jc w:val="center"/>
-            </w:pPr>
-            <w:r>
-              <w:rPr>
-                <w:rFonts w:cs="Amiri"/>
-              </w:rPr>
-              <w:drawing>
-                <wp:inline xmlns:a="http://schemas.openxmlformats.org/drawingml/2006/main" xmlns:pic="http://schemas.openxmlformats.org/drawingml/2006/picture">
-                  <wp:extent cx="378000" cy="378000"/>
-                  <wp:docPr id="5" name="Picture 5"/>
-                  <wp:cNvGraphicFramePr>
-                    <a:graphicFrameLocks noChangeAspect="1"/>
-                  </wp:cNvGraphicFramePr>
-                  <a:graphic>
-                    <a:graphicData uri="http://schemas.openxmlformats.org/drawingml/2006/picture">
-                      <pic:pic>
-                        <pic:nvPicPr>
-                          <pic:cNvPr id="0" name="icon_compliant.png"/>
-                          <pic:cNvPicPr/>
-                        </pic:nvPicPr>
-                        <pic:blipFill>
-                          <a:blip r:embed="rId13"/>
-                          <a:stretch>
-                            <a:fillRect/>
-                          </a:stretch>
-                        </pic:blipFill>
-                        <pic:spPr>
-                          <a:xfrm>
-                            <a:off x="0" y="0"/>
-                            <a:ext cx="378000" cy="378000"/>
-                          </a:xfrm>
-                          <a:prstGeom prst="rect"/>
-                        </pic:spPr>
-                      </pic:pic>
-                    </a:graphicData>
-                  </a:graphic>
-                </wp:inline>
-              </w:drawing>
-            </w:r>
-          </w:p>
-        </w:tc>
-        <w:tc>
-          <w:tcPr>
-            <w:tcW w:type="dxa" w:w="3005"/>
-            <w:tcMar>
-              <w:top w:w="255" w:type="dxa"/>
-              <w:bottom w:w="68" w:type="dxa"/>
-              <w:left w:w="170" w:type="dxa"/>
-              <w:right w:w="170" w:type="dxa"/>
-            </w:tcMar>
-          </w:tcPr>
-          <w:p>
-            <w:pPr>
-              <w:bidi/>
-              <w:spacing w:after="60"/>
-              <w:jc w:val="center"/>
-            </w:pPr>
-            <w:r>
-              <w:rPr>
-                <w:rFonts w:cs="Amiri"/>
-              </w:rPr>
-              <w:drawing>
-                <wp:inline xmlns:a="http://schemas.openxmlformats.org/drawingml/2006/main" xmlns:pic="http://schemas.openxmlformats.org/drawingml/2006/picture">
-                  <wp:extent cx="378000" cy="378000"/>
-                  <wp:docPr id="6" name="Picture 6"/>
-                  <wp:cNvGraphicFramePr>
-                    <a:graphicFrameLocks noChangeAspect="1"/>
-                  </wp:cNvGraphicFramePr>
-                  <a:graphic>
-                    <a:graphicData uri="http://schemas.openxmlformats.org/drawingml/2006/picture">
-                      <pic:pic>
-                        <pic:nvPicPr>
-                          <pic:cNvPr id="0" name="icon_sustainable.png"/>
-                          <pic:cNvPicPr/>
-                        </pic:nvPicPr>
-                        <pic:blipFill>
-                          <a:blip r:embed="rId14"/>
-                          <a:stretch>
-                            <a:fillRect/>
-                          </a:stretch>
-                        </pic:blipFill>
-                        <pic:spPr>
-                          <a:xfrm>
-                            <a:off x="0" y="0"/>
-                            <a:ext cx="378000" cy="378000"/>
-                          </a:xfrm>
-                          <a:prstGeom prst="rect"/>
-                        </pic:spPr>
-                      </pic:pic>
-                    </a:graphicData>
-                  </a:graphic>
-                </wp:inline>
-              </w:drawing>
-            </w:r>
-          </w:p>
-        </w:tc>
-      </w:tr>
-      <w:tr>
-        <w:tc>
-          <w:tcPr>
-            <w:tcW w:type="dxa" w:w="3005"/>
-            <w:tcMar>
-              <w:top w:w="0" w:type="dxa"/>
-              <w:bottom w:w="255" w:type="dxa"/>
-              <w:left w:w="170" w:type="dxa"/>
-              <w:right w:w="170" w:type="dxa"/>
-            </w:tcMar>
-          </w:tcPr>
-          <w:p>
-            <w:pPr>
-              <w:bidi/>
-              <w:spacing w:before="0" w:after="40"/>
-              <w:jc w:val="center"/>
-            </w:pPr>
-            <w:r>
-              <w:rPr>
-                <w:rFonts w:cs="Amiri"/>
-                <w:b/>
-                <w:i w:val="0"/>
-                <w:color w:val="2F7D32"/>
-                <w:sz w:val="19"/>
-                <w:szCs w:val="19"/>
-              </w:rPr>
-              <w:t>ACCURATE</w:t>
-            </w:r>
-          </w:p>
-          <w:p>
-            <w:pPr>
-              <w:bidi/>
-              <w:spacing w:before="0" w:after="0"/>
-              <w:jc w:val="center"/>
-            </w:pPr>
-            <w:r>
-              <w:rPr>
-                <w:rFonts w:cs="Amiri"/>
-                <w:b w:val="0"/>
-                <w:i w:val="0"/>
-                <w:color w:val="1F1F1F"/>
-                <w:sz w:val="16"/>
-                <w:szCs w:val="16"/>
-              </w:rPr>
-              <w:t>Precision monitoring</w:t>
-            </w:r>
-          </w:p>
-          <w:p>
-            <w:pPr>
-              <w:bidi/>
-              <w:spacing w:before="0" w:after="0"/>
-              <w:jc w:val="center"/>
-            </w:pPr>
-            <w:r>
-              <w:rPr>
-                <w:rFonts w:cs="Amiri"/>
-                <w:b w:val="0"/>
-                <w:i w:val="0"/>
-                <w:color w:val="1F1F1F"/>
-                <w:sz w:val="16"/>
-                <w:szCs w:val="16"/>
-              </w:rPr>
-              <w:t>with calibrated instruments</w:t>
-            </w:r>
-          </w:p>
-        </w:tc>
-        <w:tc>
-          <w:tcPr>
-            <w:tcW w:type="dxa" w:w="3005"/>
-            <w:tcMar>
-              <w:top w:w="0" w:type="dxa"/>
-              <w:bottom w:w="255" w:type="dxa"/>
-              <w:left w:w="170" w:type="dxa"/>
-              <w:right w:w="170" w:type="dxa"/>
-            </w:tcMar>
-          </w:tcPr>
-          <w:p>
-            <w:pPr>
-              <w:bidi/>
-              <w:spacing w:before="0" w:after="40"/>
-              <w:jc w:val="center"/>
-            </w:pPr>
-            <w:r>
-              <w:rPr>
-                <w:rFonts w:cs="Amiri"/>
-                <w:b/>
-                <w:i w:val="0"/>
-                <w:color w:val="2F7D32"/>
-                <w:sz w:val="19"/>
-                <w:szCs w:val="19"/>
-              </w:rPr>
-              <w:t>RELIABLE</w:t>
-            </w:r>
-          </w:p>
-          <w:p>
-            <w:pPr>
-              <w:bidi/>
-              <w:spacing w:before="0" w:after="0"/>
-              <w:jc w:val="center"/>
-            </w:pPr>
-            <w:r>
-              <w:rPr>
-                <w:rFonts w:cs="Amiri"/>
-                <w:b w:val="0"/>
-                <w:i w:val="0"/>
-                <w:color w:val="1F1F1F"/>
-                <w:sz w:val="16"/>
-                <w:szCs w:val="16"/>
-              </w:rPr>
-              <w:t>Data you can trust,</w:t>
-            </w:r>
-          </w:p>
-          <w:p>
-            <w:pPr>
-              <w:bidi/>
-              <w:spacing w:before="0" w:after="0"/>
-              <w:jc w:val="center"/>
-            </w:pPr>
-            <w:r>
-              <w:rPr>
-                <w:rFonts w:cs="Amiri"/>
-                <w:b w:val="0"/>
-                <w:i w:val="0"/>
-                <w:color w:val="1F1F1F"/>
-                <w:sz w:val="16"/>
-                <w:szCs w:val="16"/>
-              </w:rPr>
-              <w:t>anytime, anywhere</w:t>
-            </w:r>
-          </w:p>
-        </w:tc>
-        <w:tc>
-          <w:tcPr>
-            <w:tcW w:type="dxa" w:w="3005"/>
-            <w:tcMar>
-              <w:top w:w="0" w:type="dxa"/>
-              <w:bottom w:w="255" w:type="dxa"/>
-              <w:left w:w="170" w:type="dxa"/>
-              <w:right w:w="170" w:type="dxa"/>
-            </w:tcMar>
-          </w:tcPr>
-          <w:p>
-            <w:pPr>
-              <w:bidi/>
-              <w:spacing w:before="0" w:after="40"/>
-              <w:jc w:val="center"/>
-            </w:pPr>
-            <w:r>
-              <w:rPr>
-                <w:rFonts w:cs="Amiri"/>
-                <w:b/>
-                <w:i w:val="0"/>
-                <w:color w:val="2F7D32"/>
-                <w:sz w:val="19"/>
-                <w:szCs w:val="19"/>
-              </w:rPr>
-              <w:t>COMPLIANT</w:t>
-            </w:r>
-          </w:p>
-          <w:p>
-            <w:pPr>
-              <w:bidi/>
-              <w:spacing w:before="0" w:after="0"/>
-              <w:jc w:val="center"/>
-            </w:pPr>
-            <w:r>
-              <w:rPr>
-                <w:rFonts w:cs="Amiri"/>
-                <w:b w:val="0"/>
-                <w:i w:val="0"/>
-                <w:color w:val="1F1F1F"/>
-                <w:sz w:val="16"/>
-                <w:szCs w:val="16"/>
-              </w:rPr>
-              <w:t>Aligned with KSA NCEC</w:t>
-            </w:r>
-          </w:p>
-          <w:p>
-            <w:pPr>
-              <w:bidi/>
-              <w:spacing w:before="0" w:after="0"/>
-              <w:jc w:val="center"/>
-            </w:pPr>
-            <w:r>
-              <w:rPr>
-                <w:rFonts w:cs="Amiri"/>
-                <w:b w:val="0"/>
-                <w:i w:val="0"/>
-                <w:color w:val="1F1F1F"/>
-                <w:sz w:val="16"/>
-                <w:szCs w:val="16"/>
-              </w:rPr>
-              <w:t>&amp; international standards</w:t>
-            </w:r>
-          </w:p>
-        </w:tc>
-        <w:tc>
-          <w:tcPr>
-            <w:tcW w:type="dxa" w:w="3005"/>
-            <w:tcMar>
-              <w:top w:w="0" w:type="dxa"/>
-              <w:bottom w:w="255" w:type="dxa"/>
-              <w:left w:w="170" w:type="dxa"/>
-              <w:right w:w="170" w:type="dxa"/>
-            </w:tcMar>
-          </w:tcPr>
-          <w:p>
-            <w:pPr>
-              <w:bidi/>
-              <w:spacing w:before="0" w:after="40"/>
-              <w:jc w:val="center"/>
-            </w:pPr>
-            <w:r>
-              <w:rPr>
-                <w:rFonts w:cs="Amiri"/>
-                <w:b/>
-                <w:i w:val="0"/>
-                <w:color w:val="2F7D32"/>
-                <w:sz w:val="19"/>
-                <w:szCs w:val="19"/>
-              </w:rPr>
-              <w:t>SUSTAINABLE</w:t>
-            </w:r>
-          </w:p>
-          <w:p>
-            <w:pPr>
-              <w:bidi/>
-              <w:spacing w:before="0" w:after="0"/>
-              <w:jc w:val="center"/>
-            </w:pPr>
-            <w:r>
-              <w:rPr>
-                <w:rFonts w:cs="Amiri"/>
-                <w:b w:val="0"/>
-                <w:i w:val="0"/>
-                <w:color w:val="1F1F1F"/>
-                <w:sz w:val="16"/>
-                <w:szCs w:val="16"/>
-              </w:rPr>
-              <w:t>Supporting a cleaner</w:t>
-            </w:r>
-          </w:p>
-          <w:p>
-            <w:pPr>
-              <w:bidi/>
-              <w:spacing w:before="0" w:after="0"/>
-              <w:jc w:val="center"/>
-            </w:pPr>
-            <w:r>
-              <w:rPr>
-                <w:rFonts w:cs="Amiri"/>
-                <w:b w:val="0"/>
-                <w:i w:val="0"/>
-                <w:color w:val="1F1F1F"/>
-                <w:sz w:val="16"/>
-                <w:szCs w:val="16"/>
-              </w:rPr>
-              <w:t>and healthier future</w:t>
-            </w:r>
           </w:p>
         </w:tc>
       </w:tr>
@@ -688,7 +721,7 @@
         <w:tblLayout w:type="fixed"/>
       </w:tblPr>
       <w:tblGrid>
-        <w:gridCol w:w="12020"/>
+        <w:gridCol w:w="11907"/>
       </w:tblGrid>
       <w:tr>
         <w:tc>
@@ -720,7 +753,7 @@
             <w:tr>
               <w:tc>
                 <w:tcPr>
-                  <w:tcW w:type="dxa" w:w="3061"/>
+                  <w:tcW w:type="dxa" w:w="2948"/>
                   <w:tcMar>
                     <w:top w:w="96" w:type="dxa"/>
                     <w:bottom w:w="96" w:type="dxa"/>
@@ -781,7 +814,7 @@
             <w:tr>
               <w:tc>
                 <w:tcPr>
-                  <w:tcW w:type="dxa" w:w="3061"/>
+                  <w:tcW w:type="dxa" w:w="2948"/>
                   <w:tcMar>
                     <w:top w:w="96" w:type="dxa"/>
                     <w:bottom w:w="96" w:type="dxa"/>
@@ -842,7 +875,7 @@
             <w:tr>
               <w:tc>
                 <w:tcPr>
-                  <w:tcW w:type="dxa" w:w="3061"/>
+                  <w:tcW w:type="dxa" w:w="2948"/>
                   <w:tcMar>
                     <w:top w:w="96" w:type="dxa"/>
                     <w:bottom w:w="96" w:type="dxa"/>
@@ -903,7 +936,7 @@
             <w:tr>
               <w:tc>
                 <w:tcPr>
-                  <w:tcW w:type="dxa" w:w="3061"/>
+                  <w:tcW w:type="dxa" w:w="2948"/>
                   <w:tcMar>
                     <w:top w:w="96" w:type="dxa"/>
                     <w:bottom w:w="96" w:type="dxa"/>
@@ -964,7 +997,7 @@
             <w:tr>
               <w:tc>
                 <w:tcPr>
-                  <w:tcW w:type="dxa" w:w="3061"/>
+                  <w:tcW w:type="dxa" w:w="2948"/>
                   <w:tcMar>
                     <w:top w:w="96" w:type="dxa"/>
                     <w:bottom w:w="96" w:type="dxa"/>
@@ -1046,7 +1079,7 @@
         <w:tblLayout w:type="fixed"/>
       </w:tblPr>
       <w:tblGrid>
-        <w:gridCol w:w="12020"/>
+        <w:gridCol w:w="11907"/>
       </w:tblGrid>
       <w:tr>
         <w:tc>
@@ -1167,7 +1200,7 @@
         <w:tblLayout w:type="fixed"/>
       </w:tblPr>
       <w:tblGrid>
-        <w:gridCol w:w="12020"/>
+        <w:gridCol w:w="11907"/>
       </w:tblGrid>
       <w:tr>
         <w:tc>

--- a/backend/report/master_template_ar.docx
+++ b/backend/report/master_template_ar.docx
@@ -3693,6 +3693,99 @@
           <w:rtl/>
         </w:rPr>
         <w:t>{{ capture_sentence }} وقد نُفذت فحوصات ضمان ومراقبة الجودة (QA/QC) وفقاً لطرق وكالة حماية البيئة الأمريكية (EPA) ذات الصلة لكل عنصر ضمن الجدول الزمني المطلوب. كما اتُبعت إرشادات USEPA لمعالجة البيانات في جمع بيانات رصد جودة الهواء المحيط والأرصاد الجوية المستمرة والتحقق منها واعتمادها في هذا التقرير.</w:t>
+      </w:r>
+    </w:p>
+    <w:p>
+      <w:pPr>
+        <w:bidi/>
+        <w:spacing w:after="80"/>
+        <w:jc w:val="right"/>
+      </w:pPr>
+    </w:p>
+    <w:p>
+      <w:pPr>
+        <w:bidi/>
+        <w:spacing w:after="40"/>
+        <w:jc w:val="right"/>
+      </w:pPr>
+      <w:r>
+        <w:rPr>
+          <w:rFonts w:cs="Amiri"/>
+          <w:b/>
+          <w:i w:val="0"/>
+          <w:color w:val="0F3D6E"/>
+          <w:sz w:val="22"/>
+          <w:szCs w:val="22"/>
+        </w:rPr>
+        <w:t>Key finding</w:t>
+      </w:r>
+    </w:p>
+    <w:p>
+      <w:pPr>
+        <w:bidi/>
+        <w:spacing w:after="160"/>
+        <w:jc w:val="both"/>
+      </w:pPr>
+      <w:r>
+        <w:rPr>
+          <w:rFonts w:cs="Amiri"/>
+          <w:b w:val="0"/>
+          <w:i w:val="0"/>
+          <w:sz w:val="22"/>
+          <w:szCs w:val="22"/>
+        </w:rPr>
+        <w:t>{{ headline_finding }}</w:t>
+      </w:r>
+    </w:p>
+    <w:p>
+      <w:pPr>
+        <w:bidi/>
+        <w:spacing w:after="0"/>
+        <w:jc w:val="right"/>
+      </w:pPr>
+      <w:r>
+        <w:rPr>
+          <w:rFonts w:cs="Amiri"/>
+          <w:b w:val="0"/>
+          <w:i w:val="0"/>
+          <w:sz w:val="2"/>
+          <w:szCs w:val="2"/>
+        </w:rPr>
+        <w:t>{%p if site_geometry_text %}</w:t>
+      </w:r>
+    </w:p>
+    <w:p>
+      <w:pPr>
+        <w:bidi/>
+        <w:spacing w:after="160"/>
+        <w:jc w:val="both"/>
+      </w:pPr>
+      <w:r>
+        <w:rPr>
+          <w:rFonts w:cs="Amiri"/>
+          <w:b w:val="0"/>
+          <w:i w:val="0"/>
+          <w:sz w:val="22"/>
+          <w:szCs w:val="22"/>
+        </w:rPr>
+        <w:t>{{ site_geometry_text }}</w:t>
+      </w:r>
+    </w:p>
+    <w:p>
+      <w:pPr>
+        <w:bidi/>
+        <w:spacing w:after="0"/>
+        <w:jc w:val="right"/>
+      </w:pPr>
+      <w:r>
+        <w:rPr>
+          <w:rFonts w:cs="Amiri"/>
+          <w:b w:val="0"/>
+          <w:i w:val="0"/>
+          <w:sz w:val="2"/>
+          <w:szCs w:val="2"/>
+        </w:rPr>
+        <w:t>{%p endif %}</w:t>
       </w:r>
     </w:p>
     <w:p>
@@ -7477,6 +7570,577 @@
           <w:i w:val="0"/>
           <w:sz w:val="22"/>
           <w:szCs w:val="22"/>
+        </w:rPr>
+        <w:t>Table 6 summarises the compliance status of every monitored pollutant against the applicable NCEC 2020 limits. Detailed results for each pollutant follow in the sections below.</w:t>
+      </w:r>
+    </w:p>
+    <w:p>
+      <w:pPr>
+        <w:bidi/>
+        <w:pStyle w:val="Caption"/>
+        <w:jc w:val="right"/>
+      </w:pPr>
+      <w:r>
+        <w:rPr>
+          <w:rFonts w:cs="Amiri"/>
+          <w:b/>
+          <w:i w:val="0"/>
+          <w:color w:val="0F3D6E"/>
+          <w:sz w:val="20"/>
+          <w:szCs w:val="20"/>
+          <w:rtl/>
+        </w:rPr>
+        <w:t xml:space="preserve">جدول </w:t>
+      </w:r>
+      <w:r>
+        <w:rPr>
+          <w:rFonts w:cs="Amiri"/>
+          <w:b/>
+          <w:i w:val="0"/>
+          <w:color w:val="0F3D6E"/>
+          <w:sz w:val="20"/>
+          <w:szCs w:val="20"/>
+        </w:rPr>
+        <w:fldChar w:fldCharType="begin"/>
+        <w:instrText xml:space="preserve"> SEQ Table \* ARABIC </w:instrText>
+        <w:fldChar w:fldCharType="separate"/>
+        <w:t> </w:t>
+        <w:fldChar w:fldCharType="end"/>
+      </w:r>
+      <w:r>
+        <w:rPr>
+          <w:rFonts w:cs="Amiri"/>
+          <w:b/>
+          <w:color w:val="1F1F1F"/>
+          <w:sz w:val="20"/>
+          <w:szCs w:val="20"/>
+        </w:rPr>
+        <w:t>: Compliance Summary against NCEC 2020 Standards</w:t>
+      </w:r>
+    </w:p>
+    <w:tbl>
+      <w:tblPr>
+        <w:bidiVisual/>
+        <w:tblStyle w:val="TableGrid"/>
+        <w:tblW w:type="auto" w:w="0"/>
+        <w:tblLook w:firstColumn="1" w:firstRow="1" w:lastColumn="0" w:lastRow="0" w:noHBand="0" w:noVBand="1" w:val="04A0"/>
+      </w:tblPr>
+      <w:tblGrid>
+        <w:gridCol w:w="1569"/>
+        <w:gridCol w:w="1569"/>
+        <w:gridCol w:w="1569"/>
+        <w:gridCol w:w="1569"/>
+        <w:gridCol w:w="1569"/>
+        <w:gridCol w:w="1569"/>
+      </w:tblGrid>
+      <w:tr>
+        <w:tc>
+          <w:tcPr>
+            <w:tcW w:type="dxa" w:w="1569"/>
+            <w:shd w:val="clear" w:fill="0F3D6E"/>
+          </w:tcPr>
+          <w:p>
+            <w:pPr>
+              <w:bidi/>
+              <w:jc w:val="center"/>
+            </w:pPr>
+            <w:r>
+              <w:rPr>
+                <w:rFonts w:cs="Amiri"/>
+                <w:color w:val="FFFFFF"/>
+              </w:rPr>
+            </w:r>
+            <w:r>
+              <w:rPr>
+                <w:rFonts w:cs="Amiri"/>
+                <w:b/>
+                <w:i w:val="0"/>
+                <w:color w:val="FFFFFF"/>
+                <w:sz w:val="17"/>
+                <w:szCs w:val="17"/>
+              </w:rPr>
+              <w:t>POLLUTANT</w:t>
+            </w:r>
+          </w:p>
+        </w:tc>
+        <w:tc>
+          <w:tcPr>
+            <w:tcW w:type="dxa" w:w="1569"/>
+            <w:shd w:val="clear" w:fill="0F3D6E"/>
+          </w:tcPr>
+          <w:p>
+            <w:pPr>
+              <w:bidi/>
+              <w:jc w:val="center"/>
+            </w:pPr>
+            <w:r>
+              <w:rPr>
+                <w:rFonts w:cs="Amiri"/>
+                <w:color w:val="FFFFFF"/>
+              </w:rPr>
+            </w:r>
+            <w:r>
+              <w:rPr>
+                <w:rFonts w:cs="Amiri"/>
+                <w:b/>
+                <w:i w:val="0"/>
+                <w:color w:val="FFFFFF"/>
+                <w:sz w:val="17"/>
+                <w:szCs w:val="17"/>
+              </w:rPr>
+              <w:t>AVERAGING PERIOD</w:t>
+            </w:r>
+          </w:p>
+        </w:tc>
+        <w:tc>
+          <w:tcPr>
+            <w:tcW w:type="dxa" w:w="1569"/>
+            <w:shd w:val="clear" w:fill="0F3D6E"/>
+          </w:tcPr>
+          <w:p>
+            <w:pPr>
+              <w:bidi/>
+              <w:jc w:val="center"/>
+            </w:pPr>
+            <w:r>
+              <w:rPr>
+                <w:rFonts w:cs="Amiri"/>
+                <w:color w:val="FFFFFF"/>
+              </w:rPr>
+            </w:r>
+            <w:r>
+              <w:rPr>
+                <w:rFonts w:cs="Amiri"/>
+                <w:b/>
+                <w:i w:val="0"/>
+                <w:color w:val="FFFFFF"/>
+                <w:sz w:val="17"/>
+                <w:szCs w:val="17"/>
+              </w:rPr>
+              <w:t>MEASURED µg/m³</w:t>
+            </w:r>
+          </w:p>
+        </w:tc>
+        <w:tc>
+          <w:tcPr>
+            <w:tcW w:type="dxa" w:w="1569"/>
+            <w:shd w:val="clear" w:fill="0F3D6E"/>
+          </w:tcPr>
+          <w:p>
+            <w:pPr>
+              <w:bidi/>
+              <w:jc w:val="center"/>
+            </w:pPr>
+            <w:r>
+              <w:rPr>
+                <w:rFonts w:cs="Amiri"/>
+                <w:color w:val="FFFFFF"/>
+              </w:rPr>
+            </w:r>
+            <w:r>
+              <w:rPr>
+                <w:rFonts w:cs="Amiri"/>
+                <w:b/>
+                <w:i w:val="0"/>
+                <w:color w:val="FFFFFF"/>
+                <w:sz w:val="17"/>
+                <w:szCs w:val="17"/>
+              </w:rPr>
+              <w:t>NCEC LIMIT µg/m³</w:t>
+            </w:r>
+          </w:p>
+        </w:tc>
+        <w:tc>
+          <w:tcPr>
+            <w:tcW w:type="dxa" w:w="1569"/>
+            <w:shd w:val="clear" w:fill="0F3D6E"/>
+          </w:tcPr>
+          <w:p>
+            <w:pPr>
+              <w:bidi/>
+              <w:jc w:val="center"/>
+            </w:pPr>
+            <w:r>
+              <w:rPr>
+                <w:rFonts w:cs="Amiri"/>
+                <w:color w:val="FFFFFF"/>
+              </w:rPr>
+            </w:r>
+            <w:r>
+              <w:rPr>
+                <w:rFonts w:cs="Amiri"/>
+                <w:b/>
+                <w:i w:val="0"/>
+                <w:color w:val="FFFFFF"/>
+                <w:sz w:val="17"/>
+                <w:szCs w:val="17"/>
+              </w:rPr>
+              <w:t>% OF LIMIT</w:t>
+            </w:r>
+          </w:p>
+        </w:tc>
+        <w:tc>
+          <w:tcPr>
+            <w:tcW w:type="dxa" w:w="1569"/>
+            <w:shd w:val="clear" w:fill="0F3D6E"/>
+          </w:tcPr>
+          <w:p>
+            <w:pPr>
+              <w:bidi/>
+              <w:jc w:val="center"/>
+            </w:pPr>
+            <w:r>
+              <w:rPr>
+                <w:rFonts w:cs="Amiri"/>
+                <w:color w:val="FFFFFF"/>
+              </w:rPr>
+            </w:r>
+            <w:r>
+              <w:rPr>
+                <w:rFonts w:cs="Amiri"/>
+                <w:b/>
+                <w:i w:val="0"/>
+                <w:color w:val="FFFFFF"/>
+                <w:sz w:val="17"/>
+                <w:szCs w:val="17"/>
+              </w:rPr>
+              <w:t>STATUS</w:t>
+            </w:r>
+          </w:p>
+        </w:tc>
+      </w:tr>
+      <w:tr>
+        <w:tc>
+          <w:tcPr>
+            <w:tcW w:type="dxa" w:w="1569"/>
+          </w:tcPr>
+          <w:p>
+            <w:pPr>
+              <w:bidi/>
+            </w:pPr>
+            <w:r>
+              <w:rPr>
+                <w:rFonts w:cs="Amiri"/>
+              </w:rPr>
+              <w:t>{%tr for r in compliance_rows %}</w:t>
+            </w:r>
+          </w:p>
+        </w:tc>
+        <w:tc>
+          <w:tcPr>
+            <w:tcW w:type="dxa" w:w="1569"/>
+          </w:tcPr>
+          <w:p>
+            <w:pPr>
+              <w:bidi/>
+            </w:pPr>
+          </w:p>
+        </w:tc>
+        <w:tc>
+          <w:tcPr>
+            <w:tcW w:type="dxa" w:w="1569"/>
+          </w:tcPr>
+          <w:p>
+            <w:pPr>
+              <w:bidi/>
+            </w:pPr>
+          </w:p>
+        </w:tc>
+        <w:tc>
+          <w:tcPr>
+            <w:tcW w:type="dxa" w:w="1569"/>
+          </w:tcPr>
+          <w:p>
+            <w:pPr>
+              <w:bidi/>
+            </w:pPr>
+          </w:p>
+        </w:tc>
+        <w:tc>
+          <w:tcPr>
+            <w:tcW w:type="dxa" w:w="1569"/>
+          </w:tcPr>
+          <w:p>
+            <w:pPr>
+              <w:bidi/>
+            </w:pPr>
+          </w:p>
+        </w:tc>
+        <w:tc>
+          <w:tcPr>
+            <w:tcW w:type="dxa" w:w="1569"/>
+          </w:tcPr>
+          <w:p>
+            <w:pPr>
+              <w:bidi/>
+            </w:pPr>
+          </w:p>
+        </w:tc>
+      </w:tr>
+      <w:tr>
+        <w:tc>
+          <w:tcPr>
+            <w:tcW w:type="dxa" w:w="1569"/>
+          </w:tcPr>
+          <w:p>
+            <w:pPr>
+              <w:bidi/>
+              <w:jc w:val="right"/>
+            </w:pPr>
+            <w:r>
+              <w:rPr>
+                <w:rFonts w:cs="Amiri"/>
+              </w:rPr>
+            </w:r>
+            <w:r>
+              <w:rPr>
+                <w:rFonts w:cs="Amiri"/>
+                <w:b w:val="0"/>
+                <w:i w:val="0"/>
+                <w:sz w:val="18"/>
+                <w:szCs w:val="18"/>
+              </w:rPr>
+              <w:t>{{ r.pollutant }}</w:t>
+            </w:r>
+          </w:p>
+        </w:tc>
+        <w:tc>
+          <w:tcPr>
+            <w:tcW w:type="dxa" w:w="1569"/>
+          </w:tcPr>
+          <w:p>
+            <w:pPr>
+              <w:bidi/>
+              <w:jc w:val="center"/>
+            </w:pPr>
+            <w:r>
+              <w:rPr>
+                <w:rFonts w:cs="Amiri"/>
+              </w:rPr>
+            </w:r>
+            <w:r>
+              <w:rPr>
+                <w:rFonts w:cs="Amiri"/>
+                <w:b w:val="0"/>
+                <w:i w:val="0"/>
+                <w:sz w:val="18"/>
+                <w:szCs w:val="18"/>
+              </w:rPr>
+              <w:t>{{ r.period }}</w:t>
+            </w:r>
+          </w:p>
+        </w:tc>
+        <w:tc>
+          <w:tcPr>
+            <w:tcW w:type="dxa" w:w="1569"/>
+          </w:tcPr>
+          <w:p>
+            <w:pPr>
+              <w:bidi/>
+              <w:jc w:val="center"/>
+            </w:pPr>
+            <w:r>
+              <w:rPr>
+                <w:rFonts w:cs="Amiri"/>
+              </w:rPr>
+            </w:r>
+            <w:r>
+              <w:rPr>
+                <w:rFonts w:cs="Amiri"/>
+                <w:b w:val="0"/>
+                <w:i w:val="0"/>
+                <w:sz w:val="18"/>
+                <w:szCs w:val="18"/>
+              </w:rPr>
+              <w:t>{{ r.measured }}</w:t>
+            </w:r>
+          </w:p>
+        </w:tc>
+        <w:tc>
+          <w:tcPr>
+            <w:tcW w:type="dxa" w:w="1569"/>
+          </w:tcPr>
+          <w:p>
+            <w:pPr>
+              <w:bidi/>
+              <w:jc w:val="center"/>
+            </w:pPr>
+            <w:r>
+              <w:rPr>
+                <w:rFonts w:cs="Amiri"/>
+              </w:rPr>
+            </w:r>
+            <w:r>
+              <w:rPr>
+                <w:rFonts w:cs="Amiri"/>
+                <w:b w:val="0"/>
+                <w:i w:val="0"/>
+                <w:sz w:val="18"/>
+                <w:szCs w:val="18"/>
+              </w:rPr>
+              <w:t>{{ r.limit }}</w:t>
+            </w:r>
+          </w:p>
+        </w:tc>
+        <w:tc>
+          <w:tcPr>
+            <w:tcW w:type="dxa" w:w="1569"/>
+          </w:tcPr>
+          <w:p>
+            <w:pPr>
+              <w:bidi/>
+              <w:jc w:val="center"/>
+            </w:pPr>
+            <w:r>
+              <w:rPr>
+                <w:rFonts w:cs="Amiri"/>
+              </w:rPr>
+            </w:r>
+            <w:r>
+              <w:rPr>
+                <w:rFonts w:cs="Amiri"/>
+                <w:b w:val="0"/>
+                <w:i w:val="0"/>
+                <w:sz w:val="18"/>
+                <w:szCs w:val="18"/>
+              </w:rPr>
+              <w:t>{{ r.pct_of_limit }}</w:t>
+            </w:r>
+          </w:p>
+        </w:tc>
+        <w:tc>
+          <w:tcPr>
+            <w:tcW w:type="dxa" w:w="1569"/>
+          </w:tcPr>
+          <w:p>
+            <w:pPr>
+              <w:bidi/>
+              <w:jc w:val="center"/>
+            </w:pPr>
+            <w:r>
+              <w:rPr>
+                <w:rFonts w:cs="Amiri"/>
+              </w:rPr>
+            </w:r>
+            <w:r>
+              <w:rPr>
+                <w:rFonts w:cs="Amiri"/>
+                <w:b w:val="0"/>
+                <w:i w:val="0"/>
+                <w:sz w:val="18"/>
+                <w:szCs w:val="18"/>
+              </w:rPr>
+              <w:t>{{ r.verdict }}</w:t>
+            </w:r>
+          </w:p>
+        </w:tc>
+      </w:tr>
+      <w:tr>
+        <w:tc>
+          <w:tcPr>
+            <w:tcW w:type="dxa" w:w="1569"/>
+          </w:tcPr>
+          <w:p>
+            <w:pPr>
+              <w:bidi/>
+            </w:pPr>
+            <w:r>
+              <w:rPr>
+                <w:rFonts w:cs="Amiri"/>
+              </w:rPr>
+              <w:t>{%tr endfor %}</w:t>
+            </w:r>
+          </w:p>
+        </w:tc>
+        <w:tc>
+          <w:tcPr>
+            <w:tcW w:type="dxa" w:w="1569"/>
+          </w:tcPr>
+          <w:p>
+            <w:pPr>
+              <w:bidi/>
+            </w:pPr>
+          </w:p>
+        </w:tc>
+        <w:tc>
+          <w:tcPr>
+            <w:tcW w:type="dxa" w:w="1569"/>
+          </w:tcPr>
+          <w:p>
+            <w:pPr>
+              <w:bidi/>
+            </w:pPr>
+          </w:p>
+        </w:tc>
+        <w:tc>
+          <w:tcPr>
+            <w:tcW w:type="dxa" w:w="1569"/>
+          </w:tcPr>
+          <w:p>
+            <w:pPr>
+              <w:bidi/>
+            </w:pPr>
+          </w:p>
+        </w:tc>
+        <w:tc>
+          <w:tcPr>
+            <w:tcW w:type="dxa" w:w="1569"/>
+          </w:tcPr>
+          <w:p>
+            <w:pPr>
+              <w:bidi/>
+            </w:pPr>
+          </w:p>
+        </w:tc>
+        <w:tc>
+          <w:tcPr>
+            <w:tcW w:type="dxa" w:w="1569"/>
+          </w:tcPr>
+          <w:p>
+            <w:pPr>
+              <w:bidi/>
+            </w:pPr>
+          </w:p>
+        </w:tc>
+      </w:tr>
+    </w:tbl>
+    <w:p>
+      <w:pPr>
+        <w:bidi/>
+        <w:spacing w:after="120"/>
+        <w:jc w:val="right"/>
+      </w:pPr>
+      <w:r>
+        <w:rPr>
+          <w:rFonts w:cs="Amiri"/>
+          <w:b w:val="0"/>
+          <w:i/>
+          <w:sz w:val="18"/>
+          <w:szCs w:val="18"/>
+        </w:rPr>
+        <w:t>Measured values are the maximum recorded for each averaging period. N/R* denotes a parameter for which data capture did not meet the 75% requirement.</w:t>
+      </w:r>
+    </w:p>
+    <w:p>
+      <w:pPr>
+        <w:bidi/>
+        <w:spacing w:after="120"/>
+        <w:jc w:val="right"/>
+      </w:pPr>
+    </w:p>
+    <w:p>
+      <w:pPr>
+        <w:bidi/>
+        <w:spacing w:after="120"/>
+        <w:jc w:val="both"/>
+      </w:pPr>
+      <w:r>
+        <w:rPr>
+          <w:rFonts w:cs="Amiri"/>
+          <w:b w:val="0"/>
+          <w:i w:val="0"/>
+          <w:sz w:val="22"/>
+          <w:szCs w:val="22"/>
           <w:rtl/>
         </w:rPr>
         <w:t>تقارن الجداول من 6 إلى 13 نتائج الرصد لمحطة AAQMS خلال الفترة {{ monitoring_window_text }} في الموقع. وتُوضح النتائج على النحو التالي:</w:t>
@@ -16040,6 +16704,147 @@
           <w:rtl/>
         </w:rPr>
         <w:t>كان اتجاه الرياح السائد في الموقع {{ met.prevailing }}.</w:t>
+      </w:r>
+    </w:p>
+    <w:p>
+      <w:pPr>
+        <w:bidi/>
+        <w:pStyle w:val="Heading1"/>
+      </w:pPr>
+      <w:r>
+        <w:rPr>
+          <w:rFonts w:cs="Amiri"/>
+          <w:color w:val="1F1F1F"/>
+        </w:rPr>
+        <w:t>7. Recommendations</w:t>
+      </w:r>
+    </w:p>
+    <w:p>
+      <w:pPr>
+        <w:bidi/>
+        <w:spacing w:after="120"/>
+        <w:jc w:val="both"/>
+      </w:pPr>
+      <w:r>
+        <w:rPr>
+          <w:rFonts w:cs="Amiri"/>
+          <w:b w:val="0"/>
+          <w:i w:val="0"/>
+          <w:sz w:val="22"/>
+          <w:szCs w:val="22"/>
+        </w:rPr>
+        <w:t>The following recommendations arise from the results of this survey.</w:t>
+      </w:r>
+    </w:p>
+    <w:p>
+      <w:pPr>
+        <w:bidi/>
+      </w:pPr>
+      <w:r>
+        <w:rPr>
+          <w:rFonts w:cs="Amiri"/>
+        </w:rPr>
+        <w:t>{%p for r in recommendations %}</w:t>
+      </w:r>
+    </w:p>
+    <w:p>
+      <w:pPr>
+        <w:bidi/>
+        <w:pStyle w:val="ListBullet"/>
+      </w:pPr>
+      <w:r>
+        <w:rPr>
+          <w:rFonts w:cs="Amiri"/>
+        </w:rPr>
+        <w:t>{{ r }}</w:t>
+      </w:r>
+    </w:p>
+    <w:p>
+      <w:pPr>
+        <w:bidi/>
+      </w:pPr>
+      <w:r>
+        <w:rPr>
+          <w:rFonts w:cs="Amiri"/>
+        </w:rPr>
+        <w:t>{%p endfor %}</w:t>
+      </w:r>
+    </w:p>
+    <w:p>
+      <w:pPr>
+        <w:bidi/>
+        <w:pStyle w:val="Heading1"/>
+      </w:pPr>
+      <w:r>
+        <w:rPr>
+          <w:rFonts w:cs="Amiri"/>
+          <w:color w:val="1F1F1F"/>
+        </w:rPr>
+        <w:t>8. Measurement Uncertainty</w:t>
+      </w:r>
+    </w:p>
+    <w:p>
+      <w:pPr>
+        <w:bidi/>
+        <w:spacing w:after="120"/>
+        <w:jc w:val="both"/>
+      </w:pPr>
+      <w:r>
+        <w:rPr>
+          <w:rFonts w:cs="Amiri"/>
+          <w:b w:val="0"/>
+          <w:i w:val="0"/>
+          <w:sz w:val="22"/>
+          <w:szCs w:val="22"/>
+        </w:rPr>
+        <w:t>{{ uncertainty_text }}</w:t>
+      </w:r>
+    </w:p>
+    <w:p>
+      <w:pPr>
+        <w:bidi/>
+        <w:pStyle w:val="Heading1"/>
+      </w:pPr>
+      <w:r>
+        <w:rPr>
+          <w:rFonts w:cs="Amiri"/>
+          <w:color w:val="1F1F1F"/>
+        </w:rPr>
+        <w:t>9. Limitations</w:t>
+      </w:r>
+    </w:p>
+    <w:p>
+      <w:pPr>
+        <w:bidi/>
+      </w:pPr>
+      <w:r>
+        <w:rPr>
+          <w:rFonts w:cs="Amiri"/>
+        </w:rPr>
+        <w:t>{%p for l in limitations %}</w:t>
+      </w:r>
+    </w:p>
+    <w:p>
+      <w:pPr>
+        <w:bidi/>
+        <w:pStyle w:val="ListBullet"/>
+      </w:pPr>
+      <w:r>
+        <w:rPr>
+          <w:rFonts w:cs="Amiri"/>
+        </w:rPr>
+        <w:t>{{ l }}</w:t>
+      </w:r>
+    </w:p>
+    <w:p>
+      <w:pPr>
+        <w:bidi/>
+      </w:pPr>
+      <w:r>
+        <w:rPr>
+          <w:rFonts w:cs="Amiri"/>
+        </w:rPr>
+        <w:t>{%p endfor %}</w:t>
       </w:r>
     </w:p>
     <w:p>

--- a/backend/report/master_template_ar.docx
+++ b/backend/report/master_template_ar.docx
@@ -25,8 +25,8 @@
           <w:tcPr>
             <w:tcW w:type="dxa" w:w="6520"/>
             <w:tcMar>
-              <w:top w:w="481" w:type="dxa"/>
-              <w:bottom w:w="340" w:type="dxa"/>
+              <w:top w:w="311" w:type="dxa"/>
+              <w:bottom w:w="226" w:type="dxa"/>
               <w:left w:w="850" w:type="dxa"/>
               <w:right w:w="113" w:type="dxa"/>
             </w:tcMar>
@@ -78,8 +78,8 @@
           <w:tcPr>
             <w:tcW w:type="dxa" w:w="5386"/>
             <w:tcMar>
-              <w:top w:w="481" w:type="dxa"/>
-              <w:bottom w:w="340" w:type="dxa"/>
+              <w:top w:w="311" w:type="dxa"/>
+              <w:bottom w:w="226" w:type="dxa"/>
               <w:left w:w="113" w:type="dxa"/>
               <w:right w:w="850" w:type="dxa"/>
             </w:tcMar>
@@ -218,8 +218,8 @@
                 <w:tcPr>
                   <w:tcW w:type="dxa" w:w="2608"/>
                   <w:tcMar>
-                    <w:top w:w="226" w:type="dxa"/>
-                    <w:bottom w:w="56" w:type="dxa"/>
+                    <w:top w:w="158" w:type="dxa"/>
+                    <w:bottom w:w="34" w:type="dxa"/>
                     <w:left w:w="85" w:type="dxa"/>
                     <w:right w:w="85" w:type="dxa"/>
                   </w:tcMar>
@@ -236,7 +236,7 @@
                     </w:rPr>
                     <w:drawing>
                       <wp:inline xmlns:a="http://schemas.openxmlformats.org/drawingml/2006/main" xmlns:pic="http://schemas.openxmlformats.org/drawingml/2006/picture">
-                        <wp:extent cx="378000" cy="378000"/>
+                        <wp:extent cx="324000" cy="324000"/>
                         <wp:docPr id="3" name="Picture 3"/>
                         <wp:cNvGraphicFramePr>
                           <a:graphicFrameLocks noChangeAspect="1"/>
@@ -257,7 +257,7 @@
                               <pic:spPr>
                                 <a:xfrm>
                                   <a:off x="0" y="0"/>
-                                  <a:ext cx="378000" cy="378000"/>
+                                  <a:ext cx="324000" cy="324000"/>
                                 </a:xfrm>
                                 <a:prstGeom prst="rect"/>
                               </pic:spPr>
@@ -273,8 +273,8 @@
                 <w:tcPr>
                   <w:tcW w:type="dxa" w:w="2608"/>
                   <w:tcMar>
-                    <w:top w:w="226" w:type="dxa"/>
-                    <w:bottom w:w="56" w:type="dxa"/>
+                    <w:top w:w="158" w:type="dxa"/>
+                    <w:bottom w:w="34" w:type="dxa"/>
                     <w:left w:w="85" w:type="dxa"/>
                     <w:right w:w="85" w:type="dxa"/>
                   </w:tcMar>
@@ -291,7 +291,7 @@
                     </w:rPr>
                     <w:drawing>
                       <wp:inline xmlns:a="http://schemas.openxmlformats.org/drawingml/2006/main" xmlns:pic="http://schemas.openxmlformats.org/drawingml/2006/picture">
-                        <wp:extent cx="378000" cy="378000"/>
+                        <wp:extent cx="324000" cy="324000"/>
                         <wp:docPr id="4" name="Picture 4"/>
                         <wp:cNvGraphicFramePr>
                           <a:graphicFrameLocks noChangeAspect="1"/>
@@ -312,7 +312,7 @@
                               <pic:spPr>
                                 <a:xfrm>
                                   <a:off x="0" y="0"/>
-                                  <a:ext cx="378000" cy="378000"/>
+                                  <a:ext cx="324000" cy="324000"/>
                                 </a:xfrm>
                                 <a:prstGeom prst="rect"/>
                               </pic:spPr>
@@ -328,8 +328,8 @@
                 <w:tcPr>
                   <w:tcW w:type="dxa" w:w="2608"/>
                   <w:tcMar>
-                    <w:top w:w="226" w:type="dxa"/>
-                    <w:bottom w:w="56" w:type="dxa"/>
+                    <w:top w:w="158" w:type="dxa"/>
+                    <w:bottom w:w="34" w:type="dxa"/>
                     <w:left w:w="85" w:type="dxa"/>
                     <w:right w:w="85" w:type="dxa"/>
                   </w:tcMar>
@@ -346,7 +346,7 @@
                     </w:rPr>
                     <w:drawing>
                       <wp:inline xmlns:a="http://schemas.openxmlformats.org/drawingml/2006/main" xmlns:pic="http://schemas.openxmlformats.org/drawingml/2006/picture">
-                        <wp:extent cx="378000" cy="378000"/>
+                        <wp:extent cx="324000" cy="324000"/>
                         <wp:docPr id="5" name="Picture 5"/>
                         <wp:cNvGraphicFramePr>
                           <a:graphicFrameLocks noChangeAspect="1"/>
@@ -367,7 +367,7 @@
                               <pic:spPr>
                                 <a:xfrm>
                                   <a:off x="0" y="0"/>
-                                  <a:ext cx="378000" cy="378000"/>
+                                  <a:ext cx="324000" cy="324000"/>
                                 </a:xfrm>
                                 <a:prstGeom prst="rect"/>
                               </pic:spPr>
@@ -383,8 +383,8 @@
                 <w:tcPr>
                   <w:tcW w:type="dxa" w:w="2608"/>
                   <w:tcMar>
-                    <w:top w:w="226" w:type="dxa"/>
-                    <w:bottom w:w="56" w:type="dxa"/>
+                    <w:top w:w="158" w:type="dxa"/>
+                    <w:bottom w:w="34" w:type="dxa"/>
                     <w:left w:w="85" w:type="dxa"/>
                     <w:right w:w="85" w:type="dxa"/>
                   </w:tcMar>
@@ -401,7 +401,7 @@
                     </w:rPr>
                     <w:drawing>
                       <wp:inline xmlns:a="http://schemas.openxmlformats.org/drawingml/2006/main" xmlns:pic="http://schemas.openxmlformats.org/drawingml/2006/picture">
-                        <wp:extent cx="378000" cy="378000"/>
+                        <wp:extent cx="324000" cy="324000"/>
                         <wp:docPr id="6" name="Picture 6"/>
                         <wp:cNvGraphicFramePr>
                           <a:graphicFrameLocks noChangeAspect="1"/>
@@ -422,7 +422,7 @@
                               <pic:spPr>
                                 <a:xfrm>
                                   <a:off x="0" y="0"/>
-                                  <a:ext cx="378000" cy="378000"/>
+                                  <a:ext cx="324000" cy="324000"/>
                                 </a:xfrm>
                                 <a:prstGeom prst="rect"/>
                               </pic:spPr>
@@ -441,7 +441,7 @@
                   <w:tcW w:type="dxa" w:w="2608"/>
                   <w:tcMar>
                     <w:top w:w="0" w:type="dxa"/>
-                    <w:bottom w:w="226" w:type="dxa"/>
+                    <w:bottom w:w="147" w:type="dxa"/>
                     <w:left w:w="85" w:type="dxa"/>
                     <w:right w:w="85" w:type="dxa"/>
                   </w:tcMar>
@@ -506,7 +506,7 @@
                   <w:tcW w:type="dxa" w:w="2608"/>
                   <w:tcMar>
                     <w:top w:w="0" w:type="dxa"/>
-                    <w:bottom w:w="226" w:type="dxa"/>
+                    <w:bottom w:w="147" w:type="dxa"/>
                     <w:left w:w="85" w:type="dxa"/>
                     <w:right w:w="85" w:type="dxa"/>
                   </w:tcMar>
@@ -571,7 +571,7 @@
                   <w:tcW w:type="dxa" w:w="2608"/>
                   <w:tcMar>
                     <w:top w:w="0" w:type="dxa"/>
-                    <w:bottom w:w="226" w:type="dxa"/>
+                    <w:bottom w:w="147" w:type="dxa"/>
                     <w:left w:w="85" w:type="dxa"/>
                     <w:right w:w="85" w:type="dxa"/>
                   </w:tcMar>
@@ -636,7 +636,7 @@
                   <w:tcW w:type="dxa" w:w="2608"/>
                   <w:tcMar>
                     <w:top w:w="0" w:type="dxa"/>
-                    <w:bottom w:w="226" w:type="dxa"/>
+                    <w:bottom w:w="147" w:type="dxa"/>
                     <w:left w:w="85" w:type="dxa"/>
                     <w:right w:w="85" w:type="dxa"/>
                   </w:tcMar>
@@ -728,8 +728,8 @@
           <w:tcPr>
             <w:tcW w:type="dxa" w:w="9026"/>
             <w:tcMar>
-              <w:top w:w="198" w:type="dxa"/>
-              <w:bottom w:w="198" w:type="dxa"/>
+              <w:top w:w="124" w:type="dxa"/>
+              <w:bottom w:w="124" w:type="dxa"/>
               <w:left w:w="850" w:type="dxa"/>
               <w:right w:w="850" w:type="dxa"/>
             </w:tcMar>
@@ -769,8 +769,8 @@
                 <w:tcPr>
                   <w:tcW w:type="dxa" w:w="2948"/>
                   <w:tcMar>
-                    <w:top w:w="96" w:type="dxa"/>
-                    <w:bottom w:w="96" w:type="dxa"/>
+                    <w:top w:w="68" w:type="dxa"/>
+                    <w:bottom w:w="68" w:type="dxa"/>
                     <w:left w:w="226" w:type="dxa"/>
                     <w:right w:w="113" w:type="dxa"/>
                   </w:tcMar>
@@ -799,8 +799,8 @@
                 <w:tcPr>
                   <w:tcW w:type="dxa" w:w="7257"/>
                   <w:tcMar>
-                    <w:top w:w="96" w:type="dxa"/>
-                    <w:bottom w:w="96" w:type="dxa"/>
+                    <w:top w:w="68" w:type="dxa"/>
+                    <w:bottom w:w="68" w:type="dxa"/>
                     <w:left w:w="255" w:type="dxa"/>
                     <w:right w:w="226" w:type="dxa"/>
                   </w:tcMar>
@@ -830,8 +830,8 @@
                 <w:tcPr>
                   <w:tcW w:type="dxa" w:w="2948"/>
                   <w:tcMar>
-                    <w:top w:w="96" w:type="dxa"/>
-                    <w:bottom w:w="96" w:type="dxa"/>
+                    <w:top w:w="68" w:type="dxa"/>
+                    <w:bottom w:w="68" w:type="dxa"/>
                     <w:left w:w="226" w:type="dxa"/>
                     <w:right w:w="113" w:type="dxa"/>
                   </w:tcMar>
@@ -860,8 +860,8 @@
                 <w:tcPr>
                   <w:tcW w:type="dxa" w:w="7257"/>
                   <w:tcMar>
-                    <w:top w:w="96" w:type="dxa"/>
-                    <w:bottom w:w="96" w:type="dxa"/>
+                    <w:top w:w="68" w:type="dxa"/>
+                    <w:bottom w:w="68" w:type="dxa"/>
                     <w:left w:w="255" w:type="dxa"/>
                     <w:right w:w="226" w:type="dxa"/>
                   </w:tcMar>
@@ -891,8 +891,8 @@
                 <w:tcPr>
                   <w:tcW w:type="dxa" w:w="2948"/>
                   <w:tcMar>
-                    <w:top w:w="96" w:type="dxa"/>
-                    <w:bottom w:w="96" w:type="dxa"/>
+                    <w:top w:w="68" w:type="dxa"/>
+                    <w:bottom w:w="68" w:type="dxa"/>
                     <w:left w:w="226" w:type="dxa"/>
                     <w:right w:w="113" w:type="dxa"/>
                   </w:tcMar>
@@ -921,8 +921,8 @@
                 <w:tcPr>
                   <w:tcW w:type="dxa" w:w="7257"/>
                   <w:tcMar>
-                    <w:top w:w="96" w:type="dxa"/>
-                    <w:bottom w:w="96" w:type="dxa"/>
+                    <w:top w:w="68" w:type="dxa"/>
+                    <w:bottom w:w="68" w:type="dxa"/>
                     <w:left w:w="255" w:type="dxa"/>
                     <w:right w:w="226" w:type="dxa"/>
                   </w:tcMar>
@@ -952,8 +952,8 @@
                 <w:tcPr>
                   <w:tcW w:type="dxa" w:w="2948"/>
                   <w:tcMar>
-                    <w:top w:w="96" w:type="dxa"/>
-                    <w:bottom w:w="96" w:type="dxa"/>
+                    <w:top w:w="68" w:type="dxa"/>
+                    <w:bottom w:w="68" w:type="dxa"/>
                     <w:left w:w="226" w:type="dxa"/>
                     <w:right w:w="113" w:type="dxa"/>
                   </w:tcMar>
@@ -982,8 +982,8 @@
                 <w:tcPr>
                   <w:tcW w:type="dxa" w:w="7257"/>
                   <w:tcMar>
-                    <w:top w:w="96" w:type="dxa"/>
-                    <w:bottom w:w="96" w:type="dxa"/>
+                    <w:top w:w="68" w:type="dxa"/>
+                    <w:bottom w:w="68" w:type="dxa"/>
                     <w:left w:w="255" w:type="dxa"/>
                     <w:right w:w="226" w:type="dxa"/>
                   </w:tcMar>
@@ -1013,8 +1013,8 @@
                 <w:tcPr>
                   <w:tcW w:type="dxa" w:w="2948"/>
                   <w:tcMar>
-                    <w:top w:w="96" w:type="dxa"/>
-                    <w:bottom w:w="96" w:type="dxa"/>
+                    <w:top w:w="68" w:type="dxa"/>
+                    <w:bottom w:w="68" w:type="dxa"/>
                     <w:left w:w="226" w:type="dxa"/>
                     <w:right w:w="113" w:type="dxa"/>
                   </w:tcMar>
@@ -1043,8 +1043,8 @@
                 <w:tcPr>
                   <w:tcW w:type="dxa" w:w="7257"/>
                   <w:tcMar>
-                    <w:top w:w="96" w:type="dxa"/>
-                    <w:bottom w:w="96" w:type="dxa"/>
+                    <w:top w:w="68" w:type="dxa"/>
+                    <w:bottom w:w="68" w:type="dxa"/>
                     <w:left w:w="255" w:type="dxa"/>
                     <w:right w:w="226" w:type="dxa"/>
                   </w:tcMar>
@@ -1100,8 +1100,8 @@
           <w:tcPr>
             <w:tcW w:type="dxa" w:w="9026"/>
             <w:tcMar>
-              <w:top w:w="396" w:type="dxa"/>
-              <w:bottom w:w="340" w:type="dxa"/>
+              <w:top w:w="255" w:type="dxa"/>
+              <w:bottom w:w="198" w:type="dxa"/>
               <w:left w:w="850" w:type="dxa"/>
               <w:right w:w="850" w:type="dxa"/>
             </w:tcMar>
@@ -1136,8 +1136,8 @@
                 <w:b/>
                 <w:i w:val="0"/>
                 <w:color w:val="0F3D6E"/>
-                <w:sz w:val="32"/>
-                <w:szCs w:val="32"/>
+                <w:sz w:val="30"/>
+                <w:szCs w:val="30"/>
               </w:rPr>
               <w:t>{{ provider }}</w:t>
             </w:r>
@@ -1222,8 +1222,8 @@
             <w:tcW w:type="dxa" w:w="9026"/>
             <w:shd w:val="clear" w:fill="0F3D6E"/>
             <w:tcMar>
-              <w:top w:w="283" w:type="dxa"/>
-              <w:bottom w:w="283" w:type="dxa"/>
+              <w:top w:w="192" w:type="dxa"/>
+              <w:bottom w:w="192" w:type="dxa"/>
               <w:left w:w="850" w:type="dxa"/>
               <w:right w:w="850" w:type="dxa"/>
             </w:tcMar>
@@ -2212,8 +2212,23 @@
     <w:tbl>
       <w:tblPr>
         <w:bidiVisual/>
+        <w:tblStyle w:val="TableGrid"/>
         <w:tblW w:type="auto" w:w="0"/>
         <w:tblLook w:firstColumn="1" w:firstRow="1" w:lastColumn="0" w:lastRow="0" w:noHBand="0" w:noVBand="1" w:val="04A0"/>
+        <w:tblBorders>
+          <w:top w:val="single" w:sz="4" w:color="D9E1E8"/>
+          <w:left w:val="single" w:sz="4" w:color="D9E1E8"/>
+          <w:bottom w:val="single" w:sz="4" w:color="D9E1E8"/>
+          <w:right w:val="single" w:sz="4" w:color="D9E1E8"/>
+          <w:insideH w:val="single" w:sz="4" w:color="D9E1E8"/>
+          <w:insideV w:val="single" w:sz="4" w:color="D9E1E8"/>
+        </w:tblBorders>
+        <w:tblCellMar>
+          <w:top w:w="56" w:type="dxa"/>
+          <w:bottom w:w="56" w:type="dxa"/>
+          <w:left w:w="90" w:type="dxa"/>
+          <w:right w:w="90" w:type="dxa"/>
+        </w:tblCellMar>
       </w:tblPr>
       <w:tblGrid>
         <w:gridCol w:w="4649"/>
@@ -2223,15 +2238,20 @@
         <w:tc>
           <w:tcPr>
             <w:tcW w:type="dxa" w:w="4649"/>
-          </w:tcPr>
-          <w:p>
-            <w:pPr>
-              <w:bidi/>
-              <w:jc w:val="right"/>
-            </w:pPr>
-            <w:r>
-              <w:rPr>
-                <w:rFonts w:cs="Amiri"/>
+            <w:shd w:val="clear" w:fill="0F3D6E"/>
+          </w:tcPr>
+          <w:p>
+            <w:pPr>
+              <w:bidi/>
+              <w:spacing w:before="40" w:after="40"/>
+              <w:jc w:val="center"/>
+            </w:pPr>
+            <w:r>
+              <w:rPr>
+                <w:rFonts w:cs="Amiri"/>
+                <w:b/>
+                <w:color w:val="FFFFFF"/>
+                <w:spacing w:val="8"/>
               </w:rPr>
             </w:r>
             <w:r>
@@ -2239,8 +2259,71 @@
                 <w:rFonts w:cs="Amiri"/>
                 <w:b/>
                 <w:i w:val="0"/>
-                <w:sz w:val="20"/>
-                <w:szCs w:val="20"/>
+                <w:color w:val="FFFFFF"/>
+                <w:sz w:val="18"/>
+                <w:spacing w:val="8"/>
+                <w:szCs w:val="18"/>
+              </w:rPr>
+              <w:t>ABBREVIATION</w:t>
+            </w:r>
+          </w:p>
+        </w:tc>
+        <w:tc>
+          <w:tcPr>
+            <w:tcW w:type="dxa" w:w="4649"/>
+            <w:shd w:val="clear" w:fill="0F3D6E"/>
+          </w:tcPr>
+          <w:p>
+            <w:pPr>
+              <w:bidi/>
+              <w:spacing w:before="40" w:after="40"/>
+              <w:jc w:val="right"/>
+            </w:pPr>
+            <w:r>
+              <w:rPr>
+                <w:rFonts w:cs="Amiri"/>
+                <w:b/>
+                <w:color w:val="FFFFFF"/>
+                <w:spacing w:val="8"/>
+              </w:rPr>
+            </w:r>
+            <w:r>
+              <w:rPr>
+                <w:rFonts w:cs="Amiri"/>
+                <w:b/>
+                <w:i w:val="0"/>
+                <w:color w:val="FFFFFF"/>
+                <w:sz w:val="18"/>
+                <w:spacing w:val="8"/>
+                <w:szCs w:val="18"/>
+              </w:rPr>
+              <w:t>DEFINITION</w:t>
+            </w:r>
+          </w:p>
+        </w:tc>
+      </w:tr>
+      <w:tr>
+        <w:tc>
+          <w:tcPr>
+            <w:tcW w:type="dxa" w:w="1814"/>
+          </w:tcPr>
+          <w:p>
+            <w:pPr>
+              <w:bidi/>
+              <w:jc w:val="center"/>
+            </w:pPr>
+            <w:r>
+              <w:rPr>
+                <w:rFonts w:cs="Amiri"/>
+              </w:rPr>
+            </w:r>
+            <w:r>
+              <w:rPr>
+                <w:rFonts w:cs="Amiri"/>
+                <w:b/>
+                <w:i w:val="0"/>
+                <w:sz w:val="19"/>
+                <w:szCs w:val="19"/>
               </w:rPr>
               <w:t>°C</w:t>
             </w:r>
@@ -2248,7 +2331,7 @@
         </w:tc>
         <w:tc>
           <w:tcPr>
-            <w:tcW w:type="dxa" w:w="4649"/>
+            <w:tcW w:type="dxa" w:w="7540"/>
           </w:tcPr>
           <w:p>
             <w:pPr>
@@ -2265,8 +2348,8 @@
                 <w:rFonts w:cs="Amiri"/>
                 <w:b w:val="0"/>
                 <w:i w:val="0"/>
-                <w:sz w:val="20"/>
-                <w:szCs w:val="20"/>
+                <w:sz w:val="19"/>
+                <w:szCs w:val="19"/>
                 <w:rtl/>
               </w:rPr>
               <w:t>درجة مئوية</w:t>
@@ -2277,12 +2360,13 @@
       <w:tr>
         <w:tc>
           <w:tcPr>
-            <w:tcW w:type="dxa" w:w="4649"/>
-          </w:tcPr>
-          <w:p>
-            <w:pPr>
-              <w:bidi/>
-              <w:jc w:val="right"/>
+            <w:tcW w:type="dxa" w:w="1814"/>
+            <w:shd w:val="clear" w:fill="F4F7FA"/>
+          </w:tcPr>
+          <w:p>
+            <w:pPr>
+              <w:bidi/>
+              <w:jc w:val="center"/>
             </w:pPr>
             <w:r>
               <w:rPr>
@@ -2294,8 +2378,8 @@
                 <w:rFonts w:cs="Amiri"/>
                 <w:b/>
                 <w:i w:val="0"/>
-                <w:sz w:val="20"/>
-                <w:szCs w:val="20"/>
+                <w:sz w:val="19"/>
+                <w:szCs w:val="19"/>
               </w:rPr>
               <w:t>µg/m³</w:t>
             </w:r>
@@ -2303,7 +2387,8 @@
         </w:tc>
         <w:tc>
           <w:tcPr>
-            <w:tcW w:type="dxa" w:w="4649"/>
+            <w:tcW w:type="dxa" w:w="7540"/>
+            <w:shd w:val="clear" w:fill="F4F7FA"/>
           </w:tcPr>
           <w:p>
             <w:pPr>
@@ -2320,8 +2405,8 @@
                 <w:rFonts w:cs="Amiri"/>
                 <w:b w:val="0"/>
                 <w:i w:val="0"/>
-                <w:sz w:val="20"/>
-                <w:szCs w:val="20"/>
+                <w:sz w:val="19"/>
+                <w:szCs w:val="19"/>
                 <w:rtl/>
               </w:rPr>
               <w:t>ميكروغرام لكل متر مكعب عند درجة الحرارة والضغط القياسيين (25°م و101.3 كيلوباسكال)</w:t>
@@ -2332,12 +2417,12 @@
       <w:tr>
         <w:tc>
           <w:tcPr>
-            <w:tcW w:type="dxa" w:w="4649"/>
-          </w:tcPr>
-          <w:p>
-            <w:pPr>
-              <w:bidi/>
-              <w:jc w:val="right"/>
+            <w:tcW w:type="dxa" w:w="1814"/>
+          </w:tcPr>
+          <w:p>
+            <w:pPr>
+              <w:bidi/>
+              <w:jc w:val="center"/>
             </w:pPr>
             <w:r>
               <w:rPr>
@@ -2349,8 +2434,8 @@
                 <w:rFonts w:cs="Amiri"/>
                 <w:b/>
                 <w:i w:val="0"/>
-                <w:sz w:val="20"/>
-                <w:szCs w:val="20"/>
+                <w:sz w:val="19"/>
+                <w:szCs w:val="19"/>
               </w:rPr>
               <w:t>W/m²</w:t>
             </w:r>
@@ -2358,7 +2443,7 @@
         </w:tc>
         <w:tc>
           <w:tcPr>
-            <w:tcW w:type="dxa" w:w="4649"/>
+            <w:tcW w:type="dxa" w:w="7540"/>
           </w:tcPr>
           <w:p>
             <w:pPr>
@@ -2375,8 +2460,8 @@
                 <w:rFonts w:cs="Amiri"/>
                 <w:b w:val="0"/>
                 <w:i w:val="0"/>
-                <w:sz w:val="20"/>
-                <w:szCs w:val="20"/>
+                <w:sz w:val="19"/>
+                <w:szCs w:val="19"/>
                 <w:rtl/>
               </w:rPr>
               <w:t>واط لكل متر مربع</w:t>
@@ -2387,12 +2472,13 @@
       <w:tr>
         <w:tc>
           <w:tcPr>
-            <w:tcW w:type="dxa" w:w="4649"/>
-          </w:tcPr>
-          <w:p>
-            <w:pPr>
-              <w:bidi/>
-              <w:jc w:val="right"/>
+            <w:tcW w:type="dxa" w:w="1814"/>
+            <w:shd w:val="clear" w:fill="F4F7FA"/>
+          </w:tcPr>
+          <w:p>
+            <w:pPr>
+              <w:bidi/>
+              <w:jc w:val="center"/>
             </w:pPr>
             <w:r>
               <w:rPr>
@@ -2404,8 +2490,8 @@
                 <w:rFonts w:cs="Amiri"/>
                 <w:b/>
                 <w:i w:val="0"/>
-                <w:sz w:val="20"/>
-                <w:szCs w:val="20"/>
+                <w:sz w:val="19"/>
+                <w:szCs w:val="19"/>
               </w:rPr>
               <w:t>AAQMS</w:t>
             </w:r>
@@ -2413,7 +2499,8 @@
         </w:tc>
         <w:tc>
           <w:tcPr>
-            <w:tcW w:type="dxa" w:w="4649"/>
+            <w:tcW w:type="dxa" w:w="7540"/>
+            <w:shd w:val="clear" w:fill="F4F7FA"/>
           </w:tcPr>
           <w:p>
             <w:pPr>
@@ -2430,8 +2517,8 @@
                 <w:rFonts w:cs="Amiri"/>
                 <w:b w:val="0"/>
                 <w:i w:val="0"/>
-                <w:sz w:val="20"/>
-                <w:szCs w:val="20"/>
+                <w:sz w:val="19"/>
+                <w:szCs w:val="19"/>
                 <w:rtl/>
               </w:rPr>
               <w:t>محطة رصد جودة الهواء المحيط</w:t>
@@ -2442,12 +2529,12 @@
       <w:tr>
         <w:tc>
           <w:tcPr>
-            <w:tcW w:type="dxa" w:w="4649"/>
-          </w:tcPr>
-          <w:p>
-            <w:pPr>
-              <w:bidi/>
-              <w:jc w:val="right"/>
+            <w:tcW w:type="dxa" w:w="1814"/>
+          </w:tcPr>
+          <w:p>
+            <w:pPr>
+              <w:bidi/>
+              <w:jc w:val="center"/>
             </w:pPr>
             <w:r>
               <w:rPr>
@@ -2459,8 +2546,8 @@
                 <w:rFonts w:cs="Amiri"/>
                 <w:b/>
                 <w:i w:val="0"/>
-                <w:sz w:val="20"/>
-                <w:szCs w:val="20"/>
+                <w:sz w:val="19"/>
+                <w:szCs w:val="19"/>
               </w:rPr>
               <w:t>CO</w:t>
             </w:r>
@@ -2468,7 +2555,7 @@
         </w:tc>
         <w:tc>
           <w:tcPr>
-            <w:tcW w:type="dxa" w:w="4649"/>
+            <w:tcW w:type="dxa" w:w="7540"/>
           </w:tcPr>
           <w:p>
             <w:pPr>
@@ -2485,8 +2572,8 @@
                 <w:rFonts w:cs="Amiri"/>
                 <w:b w:val="0"/>
                 <w:i w:val="0"/>
-                <w:sz w:val="20"/>
-                <w:szCs w:val="20"/>
+                <w:sz w:val="19"/>
+                <w:szCs w:val="19"/>
                 <w:rtl/>
               </w:rPr>
               <w:t>أول أكسيد الكربون</w:t>
@@ -2497,12 +2584,13 @@
       <w:tr>
         <w:tc>
           <w:tcPr>
-            <w:tcW w:type="dxa" w:w="4649"/>
-          </w:tcPr>
-          <w:p>
-            <w:pPr>
-              <w:bidi/>
-              <w:jc w:val="right"/>
+            <w:tcW w:type="dxa" w:w="1814"/>
+            <w:shd w:val="clear" w:fill="F4F7FA"/>
+          </w:tcPr>
+          <w:p>
+            <w:pPr>
+              <w:bidi/>
+              <w:jc w:val="center"/>
             </w:pPr>
             <w:r>
               <w:rPr>
@@ -2514,8 +2602,8 @@
                 <w:rFonts w:cs="Amiri"/>
                 <w:b/>
                 <w:i w:val="0"/>
-                <w:sz w:val="20"/>
-                <w:szCs w:val="20"/>
+                <w:sz w:val="19"/>
+                <w:szCs w:val="19"/>
               </w:rPr>
               <w:t>Deg.</w:t>
             </w:r>
@@ -2523,7 +2611,8 @@
         </w:tc>
         <w:tc>
           <w:tcPr>
-            <w:tcW w:type="dxa" w:w="4649"/>
+            <w:tcW w:type="dxa" w:w="7540"/>
+            <w:shd w:val="clear" w:fill="F4F7FA"/>
           </w:tcPr>
           <w:p>
             <w:pPr>
@@ -2540,8 +2629,8 @@
                 <w:rFonts w:cs="Amiri"/>
                 <w:b w:val="0"/>
                 <w:i w:val="0"/>
-                <w:sz w:val="20"/>
-                <w:szCs w:val="20"/>
+                <w:sz w:val="19"/>
+                <w:szCs w:val="19"/>
                 <w:rtl/>
               </w:rPr>
               <w:t>درجات (الشمال الحقيقي)</w:t>
@@ -2552,12 +2641,12 @@
       <w:tr>
         <w:tc>
           <w:tcPr>
-            <w:tcW w:type="dxa" w:w="4649"/>
-          </w:tcPr>
-          <w:p>
-            <w:pPr>
-              <w:bidi/>
-              <w:jc w:val="right"/>
+            <w:tcW w:type="dxa" w:w="1814"/>
+          </w:tcPr>
+          <w:p>
+            <w:pPr>
+              <w:bidi/>
+              <w:jc w:val="center"/>
             </w:pPr>
             <w:r>
               <w:rPr>
@@ -2569,8 +2658,8 @@
                 <w:rFonts w:cs="Amiri"/>
                 <w:b/>
                 <w:i w:val="0"/>
-                <w:sz w:val="20"/>
-                <w:szCs w:val="20"/>
+                <w:sz w:val="19"/>
+                <w:szCs w:val="19"/>
               </w:rPr>
               <w:t>H₂S</w:t>
             </w:r>
@@ -2578,7 +2667,7 @@
         </w:tc>
         <w:tc>
           <w:tcPr>
-            <w:tcW w:type="dxa" w:w="4649"/>
+            <w:tcW w:type="dxa" w:w="7540"/>
           </w:tcPr>
           <w:p>
             <w:pPr>
@@ -2595,8 +2684,8 @@
                 <w:rFonts w:cs="Amiri"/>
                 <w:b w:val="0"/>
                 <w:i w:val="0"/>
-                <w:sz w:val="20"/>
-                <w:szCs w:val="20"/>
+                <w:sz w:val="19"/>
+                <w:szCs w:val="19"/>
                 <w:rtl/>
               </w:rPr>
               <w:t>كبريتيد الهيدروجين</w:t>
@@ -2607,12 +2696,13 @@
       <w:tr>
         <w:tc>
           <w:tcPr>
-            <w:tcW w:type="dxa" w:w="4649"/>
-          </w:tcPr>
-          <w:p>
-            <w:pPr>
-              <w:bidi/>
-              <w:jc w:val="right"/>
+            <w:tcW w:type="dxa" w:w="1814"/>
+            <w:shd w:val="clear" w:fill="F4F7FA"/>
+          </w:tcPr>
+          <w:p>
+            <w:pPr>
+              <w:bidi/>
+              <w:jc w:val="center"/>
             </w:pPr>
             <w:r>
               <w:rPr>
@@ -2624,8 +2714,8 @@
                 <w:rFonts w:cs="Amiri"/>
                 <w:b/>
                 <w:i w:val="0"/>
-                <w:sz w:val="20"/>
-                <w:szCs w:val="20"/>
+                <w:sz w:val="19"/>
+                <w:szCs w:val="19"/>
               </w:rPr>
               <w:t>m/s</w:t>
             </w:r>
@@ -2633,7 +2723,8 @@
         </w:tc>
         <w:tc>
           <w:tcPr>
-            <w:tcW w:type="dxa" w:w="4649"/>
+            <w:tcW w:type="dxa" w:w="7540"/>
+            <w:shd w:val="clear" w:fill="F4F7FA"/>
           </w:tcPr>
           <w:p>
             <w:pPr>
@@ -2650,8 +2741,8 @@
                 <w:rFonts w:cs="Amiri"/>
                 <w:b w:val="0"/>
                 <w:i w:val="0"/>
-                <w:sz w:val="20"/>
-                <w:szCs w:val="20"/>
+                <w:sz w:val="19"/>
+                <w:szCs w:val="19"/>
                 <w:rtl/>
               </w:rPr>
               <w:t>متر في الثانية</w:t>
@@ -2662,12 +2753,12 @@
       <w:tr>
         <w:tc>
           <w:tcPr>
-            <w:tcW w:type="dxa" w:w="4649"/>
-          </w:tcPr>
-          <w:p>
-            <w:pPr>
-              <w:bidi/>
-              <w:jc w:val="right"/>
+            <w:tcW w:type="dxa" w:w="1814"/>
+          </w:tcPr>
+          <w:p>
+            <w:pPr>
+              <w:bidi/>
+              <w:jc w:val="center"/>
             </w:pPr>
             <w:r>
               <w:rPr>
@@ -2679,8 +2770,8 @@
                 <w:rFonts w:cs="Amiri"/>
                 <w:b/>
                 <w:i w:val="0"/>
-                <w:sz w:val="20"/>
-                <w:szCs w:val="20"/>
+                <w:sz w:val="19"/>
+                <w:szCs w:val="19"/>
               </w:rPr>
               <w:t>NO</w:t>
             </w:r>
@@ -2688,7 +2779,7 @@
         </w:tc>
         <w:tc>
           <w:tcPr>
-            <w:tcW w:type="dxa" w:w="4649"/>
+            <w:tcW w:type="dxa" w:w="7540"/>
           </w:tcPr>
           <w:p>
             <w:pPr>
@@ -2705,8 +2796,8 @@
                 <w:rFonts w:cs="Amiri"/>
                 <w:b w:val="0"/>
                 <w:i w:val="0"/>
-                <w:sz w:val="20"/>
-                <w:szCs w:val="20"/>
+                <w:sz w:val="19"/>
+                <w:szCs w:val="19"/>
                 <w:rtl/>
               </w:rPr>
               <w:t>أكسيد النيتريك</w:t>
@@ -2717,12 +2808,13 @@
       <w:tr>
         <w:tc>
           <w:tcPr>
-            <w:tcW w:type="dxa" w:w="4649"/>
-          </w:tcPr>
-          <w:p>
-            <w:pPr>
-              <w:bidi/>
-              <w:jc w:val="right"/>
+            <w:tcW w:type="dxa" w:w="1814"/>
+            <w:shd w:val="clear" w:fill="F4F7FA"/>
+          </w:tcPr>
+          <w:p>
+            <w:pPr>
+              <w:bidi/>
+              <w:jc w:val="center"/>
             </w:pPr>
             <w:r>
               <w:rPr>
@@ -2734,8 +2826,8 @@
                 <w:rFonts w:cs="Amiri"/>
                 <w:b/>
                 <w:i w:val="0"/>
-                <w:sz w:val="20"/>
-                <w:szCs w:val="20"/>
+                <w:sz w:val="19"/>
+                <w:szCs w:val="19"/>
               </w:rPr>
               <w:t>NO2</w:t>
             </w:r>
@@ -2743,7 +2835,8 @@
         </w:tc>
         <w:tc>
           <w:tcPr>
-            <w:tcW w:type="dxa" w:w="4649"/>
+            <w:tcW w:type="dxa" w:w="7540"/>
+            <w:shd w:val="clear" w:fill="F4F7FA"/>
           </w:tcPr>
           <w:p>
             <w:pPr>
@@ -2760,8 +2853,8 @@
                 <w:rFonts w:cs="Amiri"/>
                 <w:b w:val="0"/>
                 <w:i w:val="0"/>
-                <w:sz w:val="20"/>
-                <w:szCs w:val="20"/>
+                <w:sz w:val="19"/>
+                <w:szCs w:val="19"/>
                 <w:rtl/>
               </w:rPr>
               <w:t>ثاني أكسيد النيتروجين</w:t>
@@ -2772,12 +2865,12 @@
       <w:tr>
         <w:tc>
           <w:tcPr>
-            <w:tcW w:type="dxa" w:w="4649"/>
-          </w:tcPr>
-          <w:p>
-            <w:pPr>
-              <w:bidi/>
-              <w:jc w:val="right"/>
+            <w:tcW w:type="dxa" w:w="1814"/>
+          </w:tcPr>
+          <w:p>
+            <w:pPr>
+              <w:bidi/>
+              <w:jc w:val="center"/>
             </w:pPr>
             <w:r>
               <w:rPr>
@@ -2789,8 +2882,8 @@
                 <w:rFonts w:cs="Amiri"/>
                 <w:b/>
                 <w:i w:val="0"/>
-                <w:sz w:val="20"/>
-                <w:szCs w:val="20"/>
+                <w:sz w:val="19"/>
+                <w:szCs w:val="19"/>
               </w:rPr>
               <w:t>NOx</w:t>
             </w:r>
@@ -2798,7 +2891,7 @@
         </w:tc>
         <w:tc>
           <w:tcPr>
-            <w:tcW w:type="dxa" w:w="4649"/>
+            <w:tcW w:type="dxa" w:w="7540"/>
           </w:tcPr>
           <w:p>
             <w:pPr>
@@ -2815,8 +2908,8 @@
                 <w:rFonts w:cs="Amiri"/>
                 <w:b w:val="0"/>
                 <w:i w:val="0"/>
-                <w:sz w:val="20"/>
-                <w:szCs w:val="20"/>
+                <w:sz w:val="19"/>
+                <w:szCs w:val="19"/>
                 <w:rtl/>
               </w:rPr>
               <w:t>أكاسيد النيتروجين</w:t>
@@ -2827,12 +2920,13 @@
       <w:tr>
         <w:tc>
           <w:tcPr>
-            <w:tcW w:type="dxa" w:w="4649"/>
-          </w:tcPr>
-          <w:p>
-            <w:pPr>
-              <w:bidi/>
-              <w:jc w:val="right"/>
+            <w:tcW w:type="dxa" w:w="1814"/>
+            <w:shd w:val="clear" w:fill="F4F7FA"/>
+          </w:tcPr>
+          <w:p>
+            <w:pPr>
+              <w:bidi/>
+              <w:jc w:val="center"/>
             </w:pPr>
             <w:r>
               <w:rPr>
@@ -2844,8 +2938,8 @@
                 <w:rFonts w:cs="Amiri"/>
                 <w:b/>
                 <w:i w:val="0"/>
-                <w:sz w:val="20"/>
-                <w:szCs w:val="20"/>
+                <w:sz w:val="19"/>
+                <w:szCs w:val="19"/>
               </w:rPr>
               <w:t>O3</w:t>
             </w:r>
@@ -2853,7 +2947,8 @@
         </w:tc>
         <w:tc>
           <w:tcPr>
-            <w:tcW w:type="dxa" w:w="4649"/>
+            <w:tcW w:type="dxa" w:w="7540"/>
+            <w:shd w:val="clear" w:fill="F4F7FA"/>
           </w:tcPr>
           <w:p>
             <w:pPr>
@@ -2870,8 +2965,8 @@
                 <w:rFonts w:cs="Amiri"/>
                 <w:b w:val="0"/>
                 <w:i w:val="0"/>
-                <w:sz w:val="20"/>
-                <w:szCs w:val="20"/>
+                <w:sz w:val="19"/>
+                <w:szCs w:val="19"/>
                 <w:rtl/>
               </w:rPr>
               <w:t>الأوزون</w:t>
@@ -2882,12 +2977,12 @@
       <w:tr>
         <w:tc>
           <w:tcPr>
-            <w:tcW w:type="dxa" w:w="4649"/>
-          </w:tcPr>
-          <w:p>
-            <w:pPr>
-              <w:bidi/>
-              <w:jc w:val="right"/>
+            <w:tcW w:type="dxa" w:w="1814"/>
+          </w:tcPr>
+          <w:p>
+            <w:pPr>
+              <w:bidi/>
+              <w:jc w:val="center"/>
             </w:pPr>
             <w:r>
               <w:rPr>
@@ -2899,8 +2994,8 @@
                 <w:rFonts w:cs="Amiri"/>
                 <w:b/>
                 <w:i w:val="0"/>
-                <w:sz w:val="20"/>
-                <w:szCs w:val="20"/>
+                <w:sz w:val="19"/>
+                <w:szCs w:val="19"/>
               </w:rPr>
               <w:t>hPa</w:t>
             </w:r>
@@ -2908,7 +3003,7 @@
         </w:tc>
         <w:tc>
           <w:tcPr>
-            <w:tcW w:type="dxa" w:w="4649"/>
+            <w:tcW w:type="dxa" w:w="7540"/>
           </w:tcPr>
           <w:p>
             <w:pPr>
@@ -2925,8 +3020,8 @@
                 <w:rFonts w:cs="Amiri"/>
                 <w:b w:val="0"/>
                 <w:i w:val="0"/>
-                <w:sz w:val="20"/>
-                <w:szCs w:val="20"/>
+                <w:sz w:val="19"/>
+                <w:szCs w:val="19"/>
                 <w:rtl/>
               </w:rPr>
               <w:t>هكتوباسكال</w:t>
@@ -2937,12 +3032,13 @@
       <w:tr>
         <w:tc>
           <w:tcPr>
-            <w:tcW w:type="dxa" w:w="4649"/>
-          </w:tcPr>
-          <w:p>
-            <w:pPr>
-              <w:bidi/>
-              <w:jc w:val="right"/>
+            <w:tcW w:type="dxa" w:w="1814"/>
+            <w:shd w:val="clear" w:fill="F4F7FA"/>
+          </w:tcPr>
+          <w:p>
+            <w:pPr>
+              <w:bidi/>
+              <w:jc w:val="center"/>
             </w:pPr>
             <w:r>
               <w:rPr>
@@ -2954,8 +3050,8 @@
                 <w:rFonts w:cs="Amiri"/>
                 <w:b/>
                 <w:i w:val="0"/>
-                <w:sz w:val="20"/>
-                <w:szCs w:val="20"/>
+                <w:sz w:val="19"/>
+                <w:szCs w:val="19"/>
               </w:rPr>
               <w:t>PM10</w:t>
             </w:r>
@@ -2963,7 +3059,8 @@
         </w:tc>
         <w:tc>
           <w:tcPr>
-            <w:tcW w:type="dxa" w:w="4649"/>
+            <w:tcW w:type="dxa" w:w="7540"/>
+            <w:shd w:val="clear" w:fill="F4F7FA"/>
           </w:tcPr>
           <w:p>
             <w:pPr>
@@ -2980,8 +3077,8 @@
                 <w:rFonts w:cs="Amiri"/>
                 <w:b w:val="0"/>
                 <w:i w:val="0"/>
-                <w:sz w:val="20"/>
-                <w:szCs w:val="20"/>
+                <w:sz w:val="19"/>
+                <w:szCs w:val="19"/>
                 <w:rtl/>
               </w:rPr>
               <w:t>جسيمات يقل قطرها الديناميكي الهوائي المكافئ عن 10 ميكرون</w:t>
@@ -2992,12 +3089,12 @@
       <w:tr>
         <w:tc>
           <w:tcPr>
-            <w:tcW w:type="dxa" w:w="4649"/>
-          </w:tcPr>
-          <w:p>
-            <w:pPr>
-              <w:bidi/>
-              <w:jc w:val="right"/>
+            <w:tcW w:type="dxa" w:w="1814"/>
+          </w:tcPr>
+          <w:p>
+            <w:pPr>
+              <w:bidi/>
+              <w:jc w:val="center"/>
             </w:pPr>
             <w:r>
               <w:rPr>
@@ -3009,8 +3106,8 @@
                 <w:rFonts w:cs="Amiri"/>
                 <w:b/>
                 <w:i w:val="0"/>
-                <w:sz w:val="20"/>
-                <w:szCs w:val="20"/>
+                <w:sz w:val="19"/>
+                <w:szCs w:val="19"/>
               </w:rPr>
               <w:t>PM2.5</w:t>
             </w:r>
@@ -3018,7 +3115,7 @@
         </w:tc>
         <w:tc>
           <w:tcPr>
-            <w:tcW w:type="dxa" w:w="4649"/>
+            <w:tcW w:type="dxa" w:w="7540"/>
           </w:tcPr>
           <w:p>
             <w:pPr>
@@ -3035,8 +3132,8 @@
                 <w:rFonts w:cs="Amiri"/>
                 <w:b w:val="0"/>
                 <w:i w:val="0"/>
-                <w:sz w:val="20"/>
-                <w:szCs w:val="20"/>
+                <w:sz w:val="19"/>
+                <w:szCs w:val="19"/>
                 <w:rtl/>
               </w:rPr>
               <w:t>جسيمات يقل قطرها الديناميكي الهوائي المكافئ عن 2.5 ميكرون</w:t>
@@ -3047,12 +3144,13 @@
       <w:tr>
         <w:tc>
           <w:tcPr>
-            <w:tcW w:type="dxa" w:w="4649"/>
-          </w:tcPr>
-          <w:p>
-            <w:pPr>
-              <w:bidi/>
-              <w:jc w:val="right"/>
+            <w:tcW w:type="dxa" w:w="1814"/>
+            <w:shd w:val="clear" w:fill="F4F7FA"/>
+          </w:tcPr>
+          <w:p>
+            <w:pPr>
+              <w:bidi/>
+              <w:jc w:val="center"/>
             </w:pPr>
             <w:r>
               <w:rPr>
@@ -3064,8 +3162,8 @@
                 <w:rFonts w:cs="Amiri"/>
                 <w:b/>
                 <w:i w:val="0"/>
-                <w:sz w:val="20"/>
-                <w:szCs w:val="20"/>
+                <w:sz w:val="19"/>
+                <w:szCs w:val="19"/>
               </w:rPr>
               <w:t>ppb</w:t>
             </w:r>
@@ -3073,7 +3171,8 @@
         </w:tc>
         <w:tc>
           <w:tcPr>
-            <w:tcW w:type="dxa" w:w="4649"/>
+            <w:tcW w:type="dxa" w:w="7540"/>
+            <w:shd w:val="clear" w:fill="F4F7FA"/>
           </w:tcPr>
           <w:p>
             <w:pPr>
@@ -3090,8 +3189,8 @@
                 <w:rFonts w:cs="Amiri"/>
                 <w:b w:val="0"/>
                 <w:i w:val="0"/>
-                <w:sz w:val="20"/>
-                <w:szCs w:val="20"/>
+                <w:sz w:val="19"/>
+                <w:szCs w:val="19"/>
                 <w:rtl/>
               </w:rPr>
               <w:t>جزء في البليون</w:t>
@@ -3102,12 +3201,12 @@
       <w:tr>
         <w:tc>
           <w:tcPr>
-            <w:tcW w:type="dxa" w:w="4649"/>
-          </w:tcPr>
-          <w:p>
-            <w:pPr>
-              <w:bidi/>
-              <w:jc w:val="right"/>
+            <w:tcW w:type="dxa" w:w="1814"/>
+          </w:tcPr>
+          <w:p>
+            <w:pPr>
+              <w:bidi/>
+              <w:jc w:val="center"/>
             </w:pPr>
             <w:r>
               <w:rPr>
@@ -3119,8 +3218,8 @@
                 <w:rFonts w:cs="Amiri"/>
                 <w:b/>
                 <w:i w:val="0"/>
-                <w:sz w:val="20"/>
-                <w:szCs w:val="20"/>
+                <w:sz w:val="19"/>
+                <w:szCs w:val="19"/>
               </w:rPr>
               <w:t>ppm</w:t>
             </w:r>
@@ -3128,7 +3227,7 @@
         </w:tc>
         <w:tc>
           <w:tcPr>
-            <w:tcW w:type="dxa" w:w="4649"/>
+            <w:tcW w:type="dxa" w:w="7540"/>
           </w:tcPr>
           <w:p>
             <w:pPr>
@@ -3145,8 +3244,8 @@
                 <w:rFonts w:cs="Amiri"/>
                 <w:b w:val="0"/>
                 <w:i w:val="0"/>
-                <w:sz w:val="20"/>
-                <w:szCs w:val="20"/>
+                <w:sz w:val="19"/>
+                <w:szCs w:val="19"/>
                 <w:rtl/>
               </w:rPr>
               <w:t>جزء في المليون</w:t>
@@ -3157,12 +3256,13 @@
       <w:tr>
         <w:tc>
           <w:tcPr>
-            <w:tcW w:type="dxa" w:w="4649"/>
-          </w:tcPr>
-          <w:p>
-            <w:pPr>
-              <w:bidi/>
-              <w:jc w:val="right"/>
+            <w:tcW w:type="dxa" w:w="1814"/>
+            <w:shd w:val="clear" w:fill="F4F7FA"/>
+          </w:tcPr>
+          <w:p>
+            <w:pPr>
+              <w:bidi/>
+              <w:jc w:val="center"/>
             </w:pPr>
             <w:r>
               <w:rPr>
@@ -3174,8 +3274,8 @@
                 <w:rFonts w:cs="Amiri"/>
                 <w:b/>
                 <w:i w:val="0"/>
-                <w:sz w:val="20"/>
-                <w:szCs w:val="20"/>
+                <w:sz w:val="19"/>
+                <w:szCs w:val="19"/>
               </w:rPr>
               <w:t>RH</w:t>
             </w:r>
@@ -3183,7 +3283,8 @@
         </w:tc>
         <w:tc>
           <w:tcPr>
-            <w:tcW w:type="dxa" w:w="4649"/>
+            <w:tcW w:type="dxa" w:w="7540"/>
+            <w:shd w:val="clear" w:fill="F4F7FA"/>
           </w:tcPr>
           <w:p>
             <w:pPr>
@@ -3200,8 +3301,8 @@
                 <w:rFonts w:cs="Amiri"/>
                 <w:b w:val="0"/>
                 <w:i w:val="0"/>
-                <w:sz w:val="20"/>
-                <w:szCs w:val="20"/>
+                <w:sz w:val="19"/>
+                <w:szCs w:val="19"/>
                 <w:rtl/>
               </w:rPr>
               <w:t>الرطوبة النسبية</w:t>
@@ -3212,12 +3313,12 @@
       <w:tr>
         <w:tc>
           <w:tcPr>
-            <w:tcW w:type="dxa" w:w="4649"/>
-          </w:tcPr>
-          <w:p>
-            <w:pPr>
-              <w:bidi/>
-              <w:jc w:val="right"/>
+            <w:tcW w:type="dxa" w:w="1814"/>
+          </w:tcPr>
+          <w:p>
+            <w:pPr>
+              <w:bidi/>
+              <w:jc w:val="center"/>
             </w:pPr>
             <w:r>
               <w:rPr>
@@ -3229,8 +3330,8 @@
                 <w:rFonts w:cs="Amiri"/>
                 <w:b/>
                 <w:i w:val="0"/>
-                <w:sz w:val="20"/>
-                <w:szCs w:val="20"/>
+                <w:sz w:val="19"/>
+                <w:szCs w:val="19"/>
               </w:rPr>
               <w:t>SO₂</w:t>
             </w:r>
@@ -3238,7 +3339,7 @@
         </w:tc>
         <w:tc>
           <w:tcPr>
-            <w:tcW w:type="dxa" w:w="4649"/>
+            <w:tcW w:type="dxa" w:w="7540"/>
           </w:tcPr>
           <w:p>
             <w:pPr>
@@ -3255,8 +3356,8 @@
                 <w:rFonts w:cs="Amiri"/>
                 <w:b w:val="0"/>
                 <w:i w:val="0"/>
-                <w:sz w:val="20"/>
-                <w:szCs w:val="20"/>
+                <w:sz w:val="19"/>
+                <w:szCs w:val="19"/>
                 <w:rtl/>
               </w:rPr>
               <w:t>ثاني أكسيد الكبريت</w:t>
@@ -3267,12 +3368,13 @@
       <w:tr>
         <w:tc>
           <w:tcPr>
-            <w:tcW w:type="dxa" w:w="4649"/>
-          </w:tcPr>
-          <w:p>
-            <w:pPr>
-              <w:bidi/>
-              <w:jc w:val="right"/>
+            <w:tcW w:type="dxa" w:w="1814"/>
+            <w:shd w:val="clear" w:fill="F4F7FA"/>
+          </w:tcPr>
+          <w:p>
+            <w:pPr>
+              <w:bidi/>
+              <w:jc w:val="center"/>
             </w:pPr>
             <w:r>
               <w:rPr>
@@ -3284,8 +3386,8 @@
                 <w:rFonts w:cs="Amiri"/>
                 <w:b/>
                 <w:i w:val="0"/>
-                <w:sz w:val="20"/>
-                <w:szCs w:val="20"/>
+                <w:sz w:val="19"/>
+                <w:szCs w:val="19"/>
               </w:rPr>
               <w:t>WD</w:t>
             </w:r>
@@ -3293,7 +3395,8 @@
         </w:tc>
         <w:tc>
           <w:tcPr>
-            <w:tcW w:type="dxa" w:w="4649"/>
+            <w:tcW w:type="dxa" w:w="7540"/>
+            <w:shd w:val="clear" w:fill="F4F7FA"/>
           </w:tcPr>
           <w:p>
             <w:pPr>
@@ -3310,8 +3413,8 @@
                 <w:rFonts w:cs="Amiri"/>
                 <w:b w:val="0"/>
                 <w:i w:val="0"/>
-                <w:sz w:val="20"/>
-                <w:szCs w:val="20"/>
+                <w:sz w:val="19"/>
+                <w:szCs w:val="19"/>
                 <w:rtl/>
               </w:rPr>
               <w:t>اتجاه الرياح</w:t>
@@ -3322,12 +3425,12 @@
       <w:tr>
         <w:tc>
           <w:tcPr>
-            <w:tcW w:type="dxa" w:w="4649"/>
-          </w:tcPr>
-          <w:p>
-            <w:pPr>
-              <w:bidi/>
-              <w:jc w:val="right"/>
+            <w:tcW w:type="dxa" w:w="1814"/>
+          </w:tcPr>
+          <w:p>
+            <w:pPr>
+              <w:bidi/>
+              <w:jc w:val="center"/>
             </w:pPr>
             <w:r>
               <w:rPr>
@@ -3339,8 +3442,8 @@
                 <w:rFonts w:cs="Amiri"/>
                 <w:b/>
                 <w:i w:val="0"/>
-                <w:sz w:val="20"/>
-                <w:szCs w:val="20"/>
+                <w:sz w:val="19"/>
+                <w:szCs w:val="19"/>
               </w:rPr>
               <w:t>WS</w:t>
             </w:r>
@@ -3348,7 +3451,7 @@
         </w:tc>
         <w:tc>
           <w:tcPr>
-            <w:tcW w:type="dxa" w:w="4649"/>
+            <w:tcW w:type="dxa" w:w="7540"/>
           </w:tcPr>
           <w:p>
             <w:pPr>
@@ -3365,8 +3468,8 @@
                 <w:rFonts w:cs="Amiri"/>
                 <w:b w:val="0"/>
                 <w:i w:val="0"/>
-                <w:sz w:val="20"/>
-                <w:szCs w:val="20"/>
+                <w:sz w:val="19"/>
+                <w:szCs w:val="19"/>
                 <w:rtl/>
               </w:rPr>
               <w:t>سرعة الرياح</w:t>
